--- a/Hacking ético/1-Hacking ético conceptos y herramientas para la detección de vulnerabilidades/tarea01.docx
+++ b/Hacking ético/1-Hacking ético conceptos y herramientas para la detección de vulnerabilidades/tarea01.docx
@@ -3739,10 +3739,24 @@
         <w:t>Para la realización de este apartado puedes usar la siguiente tabla como referencia:</w:t>
       </w:r>
     </w:p>
+    <w:p>
+      <w:pPr>
+        <w:shd w:val="clear" w:color="auto" w:fill="FFFFFF"/>
+        <w:spacing w:after="240" w:line="240" w:lineRule="auto"/>
+        <w:ind w:left="720"/>
+        <w:jc w:val="both"/>
+        <w:rPr>
+          <w:rFonts w:ascii="Arial" w:eastAsia="Times New Roman" w:hAnsi="Arial" w:cs="Arial"/>
+          <w:color w:val="000000"/>
+          <w:sz w:val="24"/>
+          <w:szCs w:val="24"/>
+          <w:lang w:eastAsia="es-ES"/>
+        </w:rPr>
+      </w:pPr>
+    </w:p>
     <w:tbl>
       <w:tblPr>
-        <w:tblW w:w="0" w:type="auto"/>
-        <w:tblInd w:w="720" w:type="dxa"/>
+        <w:tblW w:w="5000" w:type="pct"/>
         <w:tblCellMar>
           <w:top w:w="15" w:type="dxa"/>
           <w:left w:w="15" w:type="dxa"/>
@@ -3752,9 +3766,9 @@
         <w:tblLook w:val="04A0" w:firstRow="1" w:lastRow="0" w:firstColumn="1" w:lastColumn="0" w:noHBand="0" w:noVBand="1"/>
       </w:tblPr>
       <w:tblGrid>
-        <w:gridCol w:w="997"/>
-        <w:gridCol w:w="987"/>
-        <w:gridCol w:w="5784"/>
+        <w:gridCol w:w="1090"/>
+        <w:gridCol w:w="1078"/>
+        <w:gridCol w:w="6320"/>
       </w:tblGrid>
       <w:tr>
         <w:trPr>
@@ -3762,7 +3776,7 @@
         </w:trPr>
         <w:tc>
           <w:tcPr>
-            <w:tcW w:w="0" w:type="auto"/>
+            <w:tcW w:w="642" w:type="pct"/>
             <w:tcBorders>
               <w:top w:val="single" w:sz="6" w:space="0" w:color="E3E3E3"/>
               <w:left w:val="single" w:sz="6" w:space="0" w:color="E3E3E3"/>
@@ -3785,8 +3799,8 @@
                 <w:rFonts w:ascii="Arial" w:eastAsia="Times New Roman" w:hAnsi="Arial" w:cs="Arial"/>
                 <w:b/>
                 <w:bCs/>
-                <w:sz w:val="24"/>
-                <w:szCs w:val="24"/>
+                <w:sz w:val="20"/>
+                <w:szCs w:val="20"/>
                 <w:lang w:eastAsia="es-ES"/>
               </w:rPr>
             </w:pPr>
@@ -3795,8 +3809,8 @@
                 <w:rFonts w:ascii="Arial" w:eastAsia="Times New Roman" w:hAnsi="Arial" w:cs="Arial"/>
                 <w:b/>
                 <w:bCs/>
-                <w:sz w:val="24"/>
-                <w:szCs w:val="24"/>
+                <w:sz w:val="20"/>
+                <w:szCs w:val="20"/>
                 <w:lang w:eastAsia="es-ES"/>
               </w:rPr>
               <w:t>Auditoría</w:t>
@@ -3805,7 +3819,7 @@
         </w:tc>
         <w:tc>
           <w:tcPr>
-            <w:tcW w:w="0" w:type="auto"/>
+            <w:tcW w:w="635" w:type="pct"/>
             <w:tcBorders>
               <w:top w:val="single" w:sz="6" w:space="0" w:color="E3E3E3"/>
               <w:left w:val="single" w:sz="6" w:space="0" w:color="E3E3E3"/>
@@ -3828,8 +3842,8 @@
                 <w:rFonts w:ascii="Arial" w:eastAsia="Times New Roman" w:hAnsi="Arial" w:cs="Arial"/>
                 <w:b/>
                 <w:bCs/>
-                <w:sz w:val="24"/>
-                <w:szCs w:val="24"/>
+                <w:sz w:val="20"/>
+                <w:szCs w:val="20"/>
                 <w:lang w:eastAsia="es-ES"/>
               </w:rPr>
             </w:pPr>
@@ -3838,8 +3852,8 @@
                 <w:rFonts w:ascii="Arial" w:eastAsia="Times New Roman" w:hAnsi="Arial" w:cs="Arial"/>
                 <w:b/>
                 <w:bCs/>
-                <w:sz w:val="24"/>
-                <w:szCs w:val="24"/>
+                <w:sz w:val="20"/>
+                <w:szCs w:val="20"/>
                 <w:lang w:eastAsia="es-ES"/>
               </w:rPr>
               <w:t>Duración</w:t>
@@ -3848,7 +3862,7 @@
         </w:tc>
         <w:tc>
           <w:tcPr>
-            <w:tcW w:w="0" w:type="auto"/>
+            <w:tcW w:w="3723" w:type="pct"/>
             <w:tcBorders>
               <w:top w:val="single" w:sz="6" w:space="0" w:color="E3E3E3"/>
               <w:left w:val="single" w:sz="6" w:space="0" w:color="E3E3E3"/>
@@ -3872,8 +3886,8 @@
                 <w:rFonts w:ascii="Arial" w:eastAsia="Times New Roman" w:hAnsi="Arial" w:cs="Arial"/>
                 <w:b/>
                 <w:bCs/>
-                <w:sz w:val="24"/>
-                <w:szCs w:val="24"/>
+                <w:sz w:val="20"/>
+                <w:szCs w:val="20"/>
                 <w:lang w:eastAsia="es-ES"/>
               </w:rPr>
             </w:pPr>
@@ -3882,8 +3896,8 @@
                 <w:rFonts w:ascii="Arial" w:eastAsia="Times New Roman" w:hAnsi="Arial" w:cs="Arial"/>
                 <w:b/>
                 <w:bCs/>
-                <w:sz w:val="24"/>
-                <w:szCs w:val="24"/>
+                <w:sz w:val="20"/>
+                <w:szCs w:val="20"/>
                 <w:lang w:eastAsia="es-ES"/>
               </w:rPr>
               <w:t>Fases</w:t>
@@ -3902,11 +3916,11 @@
               <w:tblLook w:val="04A0" w:firstRow="1" w:lastRow="0" w:firstColumn="1" w:lastColumn="0" w:noHBand="0" w:noVBand="1"/>
             </w:tblPr>
             <w:tblGrid>
-              <w:gridCol w:w="1072"/>
-              <w:gridCol w:w="1212"/>
-              <w:gridCol w:w="1308"/>
-              <w:gridCol w:w="1061"/>
-              <w:gridCol w:w="965"/>
+              <w:gridCol w:w="1183"/>
+              <w:gridCol w:w="1350"/>
+              <w:gridCol w:w="1450"/>
+              <w:gridCol w:w="1095"/>
+              <w:gridCol w:w="1076"/>
             </w:tblGrid>
             <w:tr>
               <w:trPr>
@@ -3938,8 +3952,8 @@
                       <w:rFonts w:ascii="Arial" w:eastAsia="Times New Roman" w:hAnsi="Arial" w:cs="Arial"/>
                       <w:b/>
                       <w:bCs/>
-                      <w:sz w:val="24"/>
-                      <w:szCs w:val="24"/>
+                      <w:sz w:val="20"/>
+                      <w:szCs w:val="20"/>
                       <w:lang w:eastAsia="es-ES"/>
                     </w:rPr>
                   </w:pPr>
@@ -3948,8 +3962,8 @@
                       <w:rFonts w:ascii="Arial" w:eastAsia="Times New Roman" w:hAnsi="Arial" w:cs="Arial"/>
                       <w:b/>
                       <w:bCs/>
-                      <w:sz w:val="24"/>
-                      <w:szCs w:val="24"/>
+                      <w:sz w:val="20"/>
+                      <w:szCs w:val="20"/>
                       <w:lang w:eastAsia="es-ES"/>
                     </w:rPr>
                     <w:t>Toma de requisitos</w:t>
@@ -3981,8 +3995,8 @@
                       <w:rFonts w:ascii="Arial" w:eastAsia="Times New Roman" w:hAnsi="Arial" w:cs="Arial"/>
                       <w:b/>
                       <w:bCs/>
-                      <w:sz w:val="24"/>
-                      <w:szCs w:val="24"/>
+                      <w:sz w:val="20"/>
+                      <w:szCs w:val="20"/>
                       <w:lang w:eastAsia="es-ES"/>
                     </w:rPr>
                   </w:pPr>
@@ -3991,8 +4005,8 @@
                       <w:rFonts w:ascii="Arial" w:eastAsia="Times New Roman" w:hAnsi="Arial" w:cs="Arial"/>
                       <w:b/>
                       <w:bCs/>
-                      <w:sz w:val="24"/>
-                      <w:szCs w:val="24"/>
+                      <w:sz w:val="20"/>
+                      <w:szCs w:val="20"/>
                       <w:lang w:eastAsia="es-ES"/>
                     </w:rPr>
                     <w:t>Realización de pruebas</w:t>
@@ -4024,8 +4038,8 @@
                       <w:rFonts w:ascii="Arial" w:eastAsia="Times New Roman" w:hAnsi="Arial" w:cs="Arial"/>
                       <w:b/>
                       <w:bCs/>
-                      <w:sz w:val="24"/>
-                      <w:szCs w:val="24"/>
+                      <w:sz w:val="20"/>
+                      <w:szCs w:val="20"/>
                       <w:lang w:eastAsia="es-ES"/>
                     </w:rPr>
                   </w:pPr>
@@ -4034,8 +4048,8 @@
                       <w:rFonts w:ascii="Arial" w:eastAsia="Times New Roman" w:hAnsi="Arial" w:cs="Arial"/>
                       <w:b/>
                       <w:bCs/>
-                      <w:sz w:val="24"/>
-                      <w:szCs w:val="24"/>
+                      <w:sz w:val="20"/>
+                      <w:szCs w:val="20"/>
                       <w:lang w:eastAsia="es-ES"/>
                     </w:rPr>
                     <w:t>Seguimiento de pruebas</w:t>
@@ -4067,8 +4081,8 @@
                       <w:rFonts w:ascii="Arial" w:eastAsia="Times New Roman" w:hAnsi="Arial" w:cs="Arial"/>
                       <w:b/>
                       <w:bCs/>
-                      <w:sz w:val="24"/>
-                      <w:szCs w:val="24"/>
+                      <w:sz w:val="20"/>
+                      <w:szCs w:val="20"/>
                       <w:lang w:eastAsia="es-ES"/>
                     </w:rPr>
                   </w:pPr>
@@ -4078,8 +4092,8 @@
                       <w:rFonts w:ascii="Arial" w:eastAsia="Times New Roman" w:hAnsi="Arial" w:cs="Arial"/>
                       <w:b/>
                       <w:bCs/>
-                      <w:sz w:val="24"/>
-                      <w:szCs w:val="24"/>
+                      <w:sz w:val="20"/>
+                      <w:szCs w:val="20"/>
                       <w:lang w:eastAsia="es-ES"/>
                     </w:rPr>
                     <w:t>Reporting</w:t>
@@ -4112,8 +4126,8 @@
                       <w:rFonts w:ascii="Arial" w:eastAsia="Times New Roman" w:hAnsi="Arial" w:cs="Arial"/>
                       <w:b/>
                       <w:bCs/>
-                      <w:sz w:val="24"/>
-                      <w:szCs w:val="24"/>
+                      <w:sz w:val="20"/>
+                      <w:szCs w:val="20"/>
                       <w:lang w:eastAsia="es-ES"/>
                     </w:rPr>
                   </w:pPr>
@@ -4122,11 +4136,724 @@
                       <w:rFonts w:ascii="Arial" w:eastAsia="Times New Roman" w:hAnsi="Arial" w:cs="Arial"/>
                       <w:b/>
                       <w:bCs/>
-                      <w:sz w:val="24"/>
-                      <w:szCs w:val="24"/>
+                      <w:sz w:val="20"/>
+                      <w:szCs w:val="20"/>
                       <w:lang w:eastAsia="es-ES"/>
                     </w:rPr>
                     <w:t>Cierre de auditoría</w:t>
+                  </w:r>
+                </w:p>
+              </w:tc>
+            </w:tr>
+            <w:tr>
+              <w:trPr>
+                <w:tblHeader/>
+                <w:jc w:val="center"/>
+              </w:trPr>
+              <w:tc>
+                <w:tcPr>
+                  <w:tcW w:w="0" w:type="auto"/>
+                  <w:tcBorders>
+                    <w:top w:val="single" w:sz="6" w:space="0" w:color="E3E3E3"/>
+                    <w:left w:val="single" w:sz="6" w:space="0" w:color="E3E3E3"/>
+                    <w:bottom w:val="single" w:sz="6" w:space="0" w:color="E3E3E3"/>
+                    <w:right w:val="single" w:sz="6" w:space="0" w:color="E3E3E3"/>
+                  </w:tcBorders>
+                  <w:tcMar>
+                    <w:top w:w="75" w:type="dxa"/>
+                    <w:left w:w="75" w:type="dxa"/>
+                    <w:bottom w:w="75" w:type="dxa"/>
+                    <w:right w:w="75" w:type="dxa"/>
+                  </w:tcMar>
+                  <w:vAlign w:val="center"/>
+                </w:tcPr>
+                <w:p>
+                  <w:pPr>
+                    <w:spacing w:after="0" w:line="240" w:lineRule="auto"/>
+                    <w:rPr>
+                      <w:rFonts w:ascii="Arial" w:eastAsia="Times New Roman" w:hAnsi="Arial" w:cs="Arial"/>
+                      <w:b/>
+                      <w:bCs/>
+                      <w:sz w:val="20"/>
+                      <w:szCs w:val="20"/>
+                      <w:lang w:eastAsia="es-ES"/>
+                    </w:rPr>
+                  </w:pPr>
+                </w:p>
+              </w:tc>
+              <w:tc>
+                <w:tcPr>
+                  <w:tcW w:w="0" w:type="auto"/>
+                  <w:tcBorders>
+                    <w:top w:val="single" w:sz="6" w:space="0" w:color="E3E3E3"/>
+                    <w:left w:val="single" w:sz="6" w:space="0" w:color="E3E3E3"/>
+                    <w:bottom w:val="single" w:sz="6" w:space="0" w:color="E3E3E3"/>
+                    <w:right w:val="single" w:sz="6" w:space="0" w:color="E3E3E3"/>
+                  </w:tcBorders>
+                  <w:tcMar>
+                    <w:top w:w="75" w:type="dxa"/>
+                    <w:left w:w="75" w:type="dxa"/>
+                    <w:bottom w:w="75" w:type="dxa"/>
+                    <w:right w:w="75" w:type="dxa"/>
+                  </w:tcMar>
+                  <w:vAlign w:val="center"/>
+                </w:tcPr>
+                <w:p>
+                  <w:pPr>
+                    <w:spacing w:after="0" w:line="240" w:lineRule="auto"/>
+                    <w:rPr>
+                      <w:rFonts w:ascii="Arial" w:eastAsia="Times New Roman" w:hAnsi="Arial" w:cs="Arial"/>
+                      <w:b/>
+                      <w:bCs/>
+                      <w:sz w:val="20"/>
+                      <w:szCs w:val="20"/>
+                      <w:lang w:eastAsia="es-ES"/>
+                    </w:rPr>
+                  </w:pPr>
+                </w:p>
+              </w:tc>
+              <w:tc>
+                <w:tcPr>
+                  <w:tcW w:w="0" w:type="auto"/>
+                  <w:tcBorders>
+                    <w:top w:val="single" w:sz="6" w:space="0" w:color="E3E3E3"/>
+                    <w:left w:val="single" w:sz="6" w:space="0" w:color="E3E3E3"/>
+                    <w:bottom w:val="single" w:sz="6" w:space="0" w:color="E3E3E3"/>
+                    <w:right w:val="single" w:sz="6" w:space="0" w:color="E3E3E3"/>
+                  </w:tcBorders>
+                  <w:tcMar>
+                    <w:top w:w="75" w:type="dxa"/>
+                    <w:left w:w="75" w:type="dxa"/>
+                    <w:bottom w:w="75" w:type="dxa"/>
+                    <w:right w:w="75" w:type="dxa"/>
+                  </w:tcMar>
+                  <w:vAlign w:val="center"/>
+                </w:tcPr>
+                <w:p>
+                  <w:pPr>
+                    <w:spacing w:after="0" w:line="240" w:lineRule="auto"/>
+                    <w:rPr>
+                      <w:rFonts w:ascii="Arial" w:eastAsia="Times New Roman" w:hAnsi="Arial" w:cs="Arial"/>
+                      <w:b/>
+                      <w:bCs/>
+                      <w:sz w:val="20"/>
+                      <w:szCs w:val="20"/>
+                      <w:lang w:eastAsia="es-ES"/>
+                    </w:rPr>
+                  </w:pPr>
+                </w:p>
+              </w:tc>
+              <w:tc>
+                <w:tcPr>
+                  <w:tcW w:w="0" w:type="auto"/>
+                  <w:tcBorders>
+                    <w:top w:val="single" w:sz="6" w:space="0" w:color="E3E3E3"/>
+                    <w:left w:val="single" w:sz="6" w:space="0" w:color="E3E3E3"/>
+                    <w:bottom w:val="single" w:sz="6" w:space="0" w:color="E3E3E3"/>
+                    <w:right w:val="single" w:sz="6" w:space="0" w:color="E3E3E3"/>
+                  </w:tcBorders>
+                  <w:tcMar>
+                    <w:top w:w="75" w:type="dxa"/>
+                    <w:left w:w="75" w:type="dxa"/>
+                    <w:bottom w:w="75" w:type="dxa"/>
+                    <w:right w:w="75" w:type="dxa"/>
+                  </w:tcMar>
+                  <w:vAlign w:val="center"/>
+                </w:tcPr>
+                <w:p>
+                  <w:pPr>
+                    <w:spacing w:after="0" w:line="240" w:lineRule="auto"/>
+                    <w:rPr>
+                      <w:rFonts w:ascii="Arial" w:eastAsia="Times New Roman" w:hAnsi="Arial" w:cs="Arial"/>
+                      <w:b/>
+                      <w:bCs/>
+                      <w:sz w:val="20"/>
+                      <w:szCs w:val="20"/>
+                      <w:lang w:eastAsia="es-ES"/>
+                    </w:rPr>
+                  </w:pPr>
+                </w:p>
+              </w:tc>
+              <w:tc>
+                <w:tcPr>
+                  <w:tcW w:w="0" w:type="auto"/>
+                  <w:tcBorders>
+                    <w:top w:val="single" w:sz="6" w:space="0" w:color="E3E3E3"/>
+                    <w:left w:val="single" w:sz="6" w:space="0" w:color="E3E3E3"/>
+                    <w:bottom w:val="single" w:sz="6" w:space="0" w:color="E3E3E3"/>
+                    <w:right w:val="single" w:sz="6" w:space="0" w:color="E3E3E3"/>
+                  </w:tcBorders>
+                  <w:tcMar>
+                    <w:top w:w="75" w:type="dxa"/>
+                    <w:left w:w="75" w:type="dxa"/>
+                    <w:bottom w:w="75" w:type="dxa"/>
+                    <w:right w:w="75" w:type="dxa"/>
+                  </w:tcMar>
+                  <w:vAlign w:val="center"/>
+                </w:tcPr>
+                <w:p>
+                  <w:pPr>
+                    <w:spacing w:after="0" w:line="240" w:lineRule="auto"/>
+                    <w:rPr>
+                      <w:rFonts w:ascii="Arial" w:eastAsia="Times New Roman" w:hAnsi="Arial" w:cs="Arial"/>
+                      <w:b/>
+                      <w:bCs/>
+                      <w:sz w:val="20"/>
+                      <w:szCs w:val="20"/>
+                      <w:lang w:eastAsia="es-ES"/>
+                    </w:rPr>
+                  </w:pPr>
+                </w:p>
+              </w:tc>
+            </w:tr>
+          </w:tbl>
+          <w:p>
+            <w:pPr>
+              <w:spacing w:after="0" w:line="240" w:lineRule="auto"/>
+              <w:jc w:val="center"/>
+              <w:rPr>
+                <w:rFonts w:ascii="Arial" w:eastAsia="Times New Roman" w:hAnsi="Arial" w:cs="Arial"/>
+                <w:b/>
+                <w:bCs/>
+                <w:sz w:val="20"/>
+                <w:szCs w:val="20"/>
+                <w:lang w:eastAsia="es-ES"/>
+              </w:rPr>
+            </w:pPr>
+          </w:p>
+        </w:tc>
+      </w:tr>
+      <w:tr>
+        <w:trPr>
+          <w:tblHeader/>
+        </w:trPr>
+        <w:tc>
+          <w:tcPr>
+            <w:tcW w:w="642" w:type="pct"/>
+            <w:tcBorders>
+              <w:top w:val="single" w:sz="6" w:space="0" w:color="E3E3E3"/>
+              <w:left w:val="single" w:sz="6" w:space="0" w:color="E3E3E3"/>
+              <w:bottom w:val="single" w:sz="6" w:space="0" w:color="E3E3E3"/>
+              <w:right w:val="single" w:sz="6" w:space="0" w:color="E3E3E3"/>
+            </w:tcBorders>
+            <w:tcMar>
+              <w:top w:w="75" w:type="dxa"/>
+              <w:left w:w="75" w:type="dxa"/>
+              <w:bottom w:w="75" w:type="dxa"/>
+              <w:right w:w="75" w:type="dxa"/>
+            </w:tcMar>
+            <w:vAlign w:val="center"/>
+          </w:tcPr>
+          <w:p>
+            <w:pPr>
+              <w:spacing w:after="0" w:line="240" w:lineRule="auto"/>
+              <w:rPr>
+                <w:rFonts w:ascii="Arial" w:eastAsia="Times New Roman" w:hAnsi="Arial" w:cs="Arial"/>
+                <w:sz w:val="20"/>
+                <w:szCs w:val="20"/>
+                <w:lang w:eastAsia="es-ES"/>
+              </w:rPr>
+            </w:pPr>
+            <w:r>
+              <w:rPr>
+                <w:rFonts w:ascii="Arial" w:eastAsia="Times New Roman" w:hAnsi="Arial" w:cs="Arial"/>
+                <w:sz w:val="20"/>
+                <w:szCs w:val="20"/>
+                <w:lang w:eastAsia="es-ES"/>
+              </w:rPr>
+              <w:t>Auditoría de ataques externos</w:t>
+            </w:r>
+          </w:p>
+        </w:tc>
+        <w:tc>
+          <w:tcPr>
+            <w:tcW w:w="635" w:type="pct"/>
+            <w:tcBorders>
+              <w:top w:val="single" w:sz="6" w:space="0" w:color="E3E3E3"/>
+              <w:left w:val="single" w:sz="6" w:space="0" w:color="E3E3E3"/>
+              <w:bottom w:val="single" w:sz="6" w:space="0" w:color="E3E3E3"/>
+              <w:right w:val="single" w:sz="6" w:space="0" w:color="E3E3E3"/>
+            </w:tcBorders>
+            <w:tcMar>
+              <w:top w:w="75" w:type="dxa"/>
+              <w:left w:w="75" w:type="dxa"/>
+              <w:bottom w:w="75" w:type="dxa"/>
+              <w:right w:w="75" w:type="dxa"/>
+            </w:tcMar>
+            <w:vAlign w:val="center"/>
+          </w:tcPr>
+          <w:p>
+            <w:pPr>
+              <w:spacing w:after="0" w:line="240" w:lineRule="auto"/>
+              <w:rPr>
+                <w:rFonts w:ascii="Arial" w:eastAsia="Times New Roman" w:hAnsi="Arial" w:cs="Arial"/>
+                <w:sz w:val="20"/>
+                <w:szCs w:val="20"/>
+                <w:lang w:eastAsia="es-ES"/>
+              </w:rPr>
+            </w:pPr>
+            <w:r>
+              <w:rPr>
+                <w:rFonts w:ascii="Arial" w:eastAsia="Times New Roman" w:hAnsi="Arial" w:cs="Arial"/>
+                <w:sz w:val="20"/>
+                <w:szCs w:val="20"/>
+                <w:lang w:eastAsia="es-ES"/>
+              </w:rPr>
+              <w:t>4 semanas</w:t>
+            </w:r>
+          </w:p>
+        </w:tc>
+        <w:tc>
+          <w:tcPr>
+            <w:tcW w:w="3723" w:type="pct"/>
+            <w:tcBorders>
+              <w:top w:val="single" w:sz="6" w:space="0" w:color="E3E3E3"/>
+              <w:left w:val="single" w:sz="6" w:space="0" w:color="E3E3E3"/>
+              <w:bottom w:val="single" w:sz="6" w:space="0" w:color="E3E3E3"/>
+              <w:right w:val="single" w:sz="6" w:space="0" w:color="E3E3E3"/>
+            </w:tcBorders>
+            <w:tcMar>
+              <w:top w:w="75" w:type="dxa"/>
+              <w:left w:w="75" w:type="dxa"/>
+              <w:bottom w:w="75" w:type="dxa"/>
+              <w:right w:w="75" w:type="dxa"/>
+            </w:tcMar>
+            <w:vAlign w:val="center"/>
+          </w:tcPr>
+          <w:tbl>
+            <w:tblPr>
+              <w:tblW w:w="0" w:type="auto"/>
+              <w:jc w:val="center"/>
+              <w:tblCellMar>
+                <w:top w:w="15" w:type="dxa"/>
+                <w:left w:w="15" w:type="dxa"/>
+                <w:bottom w:w="15" w:type="dxa"/>
+                <w:right w:w="15" w:type="dxa"/>
+              </w:tblCellMar>
+              <w:tblLook w:val="04A0" w:firstRow="1" w:lastRow="0" w:firstColumn="1" w:lastColumn="0" w:noHBand="0" w:noVBand="1"/>
+            </w:tblPr>
+            <w:tblGrid>
+              <w:gridCol w:w="1183"/>
+              <w:gridCol w:w="1350"/>
+              <w:gridCol w:w="1450"/>
+              <w:gridCol w:w="1095"/>
+              <w:gridCol w:w="1076"/>
+            </w:tblGrid>
+            <w:tr>
+              <w:trPr>
+                <w:tblHeader/>
+                <w:jc w:val="center"/>
+              </w:trPr>
+              <w:tc>
+                <w:tcPr>
+                  <w:tcW w:w="0" w:type="auto"/>
+                  <w:tcBorders>
+                    <w:top w:val="single" w:sz="6" w:space="0" w:color="E3E3E3"/>
+                    <w:left w:val="single" w:sz="6" w:space="0" w:color="E3E3E3"/>
+                    <w:bottom w:val="single" w:sz="6" w:space="0" w:color="E3E3E3"/>
+                    <w:right w:val="single" w:sz="6" w:space="0" w:color="E3E3E3"/>
+                  </w:tcBorders>
+                  <w:tcMar>
+                    <w:top w:w="75" w:type="dxa"/>
+                    <w:left w:w="75" w:type="dxa"/>
+                    <w:bottom w:w="75" w:type="dxa"/>
+                    <w:right w:w="75" w:type="dxa"/>
+                  </w:tcMar>
+                  <w:vAlign w:val="center"/>
+                  <w:hideMark/>
+                </w:tcPr>
+                <w:p>
+                  <w:pPr>
+                    <w:spacing w:after="0" w:line="240" w:lineRule="auto"/>
+                    <w:rPr>
+                      <w:rFonts w:ascii="Arial" w:eastAsia="Times New Roman" w:hAnsi="Arial" w:cs="Arial"/>
+                      <w:b/>
+                      <w:bCs/>
+                      <w:sz w:val="20"/>
+                      <w:szCs w:val="20"/>
+                      <w:lang w:eastAsia="es-ES"/>
+                    </w:rPr>
+                  </w:pPr>
+                  <w:r>
+                    <w:rPr>
+                      <w:rFonts w:ascii="Arial" w:eastAsia="Times New Roman" w:hAnsi="Arial" w:cs="Arial"/>
+                      <w:b/>
+                      <w:bCs/>
+                      <w:sz w:val="20"/>
+                      <w:szCs w:val="20"/>
+                      <w:lang w:eastAsia="es-ES"/>
+                    </w:rPr>
+                    <w:t>Toma de requisitos</w:t>
+                  </w:r>
+                </w:p>
+              </w:tc>
+              <w:tc>
+                <w:tcPr>
+                  <w:tcW w:w="0" w:type="auto"/>
+                  <w:tcBorders>
+                    <w:top w:val="single" w:sz="6" w:space="0" w:color="E3E3E3"/>
+                    <w:left w:val="single" w:sz="6" w:space="0" w:color="E3E3E3"/>
+                    <w:bottom w:val="single" w:sz="6" w:space="0" w:color="E3E3E3"/>
+                    <w:right w:val="single" w:sz="6" w:space="0" w:color="E3E3E3"/>
+                  </w:tcBorders>
+                  <w:tcMar>
+                    <w:top w:w="75" w:type="dxa"/>
+                    <w:left w:w="75" w:type="dxa"/>
+                    <w:bottom w:w="75" w:type="dxa"/>
+                    <w:right w:w="75" w:type="dxa"/>
+                  </w:tcMar>
+                  <w:vAlign w:val="center"/>
+                  <w:hideMark/>
+                </w:tcPr>
+                <w:p>
+                  <w:pPr>
+                    <w:spacing w:after="0" w:line="240" w:lineRule="auto"/>
+                    <w:rPr>
+                      <w:rFonts w:ascii="Arial" w:eastAsia="Times New Roman" w:hAnsi="Arial" w:cs="Arial"/>
+                      <w:b/>
+                      <w:bCs/>
+                      <w:sz w:val="20"/>
+                      <w:szCs w:val="20"/>
+                      <w:lang w:eastAsia="es-ES"/>
+                    </w:rPr>
+                  </w:pPr>
+                  <w:r>
+                    <w:rPr>
+                      <w:rFonts w:ascii="Arial" w:eastAsia="Times New Roman" w:hAnsi="Arial" w:cs="Arial"/>
+                      <w:b/>
+                      <w:bCs/>
+                      <w:sz w:val="20"/>
+                      <w:szCs w:val="20"/>
+                      <w:lang w:eastAsia="es-ES"/>
+                    </w:rPr>
+                    <w:t>Realización de pruebas</w:t>
+                  </w:r>
+                </w:p>
+              </w:tc>
+              <w:tc>
+                <w:tcPr>
+                  <w:tcW w:w="0" w:type="auto"/>
+                  <w:tcBorders>
+                    <w:top w:val="single" w:sz="6" w:space="0" w:color="E3E3E3"/>
+                    <w:left w:val="single" w:sz="6" w:space="0" w:color="E3E3E3"/>
+                    <w:bottom w:val="single" w:sz="6" w:space="0" w:color="E3E3E3"/>
+                    <w:right w:val="single" w:sz="6" w:space="0" w:color="E3E3E3"/>
+                  </w:tcBorders>
+                  <w:tcMar>
+                    <w:top w:w="75" w:type="dxa"/>
+                    <w:left w:w="75" w:type="dxa"/>
+                    <w:bottom w:w="75" w:type="dxa"/>
+                    <w:right w:w="75" w:type="dxa"/>
+                  </w:tcMar>
+                  <w:vAlign w:val="center"/>
+                  <w:hideMark/>
+                </w:tcPr>
+                <w:p>
+                  <w:pPr>
+                    <w:spacing w:after="0" w:line="240" w:lineRule="auto"/>
+                    <w:rPr>
+                      <w:rFonts w:ascii="Arial" w:eastAsia="Times New Roman" w:hAnsi="Arial" w:cs="Arial"/>
+                      <w:b/>
+                      <w:bCs/>
+                      <w:sz w:val="20"/>
+                      <w:szCs w:val="20"/>
+                      <w:lang w:eastAsia="es-ES"/>
+                    </w:rPr>
+                  </w:pPr>
+                  <w:r>
+                    <w:rPr>
+                      <w:rFonts w:ascii="Arial" w:eastAsia="Times New Roman" w:hAnsi="Arial" w:cs="Arial"/>
+                      <w:b/>
+                      <w:bCs/>
+                      <w:sz w:val="20"/>
+                      <w:szCs w:val="20"/>
+                      <w:lang w:eastAsia="es-ES"/>
+                    </w:rPr>
+                    <w:t>Seguimiento de pruebas</w:t>
+                  </w:r>
+                </w:p>
+              </w:tc>
+              <w:tc>
+                <w:tcPr>
+                  <w:tcW w:w="0" w:type="auto"/>
+                  <w:tcBorders>
+                    <w:top w:val="single" w:sz="6" w:space="0" w:color="E3E3E3"/>
+                    <w:left w:val="single" w:sz="6" w:space="0" w:color="E3E3E3"/>
+                    <w:bottom w:val="single" w:sz="6" w:space="0" w:color="E3E3E3"/>
+                    <w:right w:val="single" w:sz="6" w:space="0" w:color="E3E3E3"/>
+                  </w:tcBorders>
+                  <w:tcMar>
+                    <w:top w:w="75" w:type="dxa"/>
+                    <w:left w:w="75" w:type="dxa"/>
+                    <w:bottom w:w="75" w:type="dxa"/>
+                    <w:right w:w="75" w:type="dxa"/>
+                  </w:tcMar>
+                  <w:vAlign w:val="center"/>
+                  <w:hideMark/>
+                </w:tcPr>
+                <w:p>
+                  <w:pPr>
+                    <w:spacing w:after="0" w:line="240" w:lineRule="auto"/>
+                    <w:rPr>
+                      <w:rFonts w:ascii="Arial" w:eastAsia="Times New Roman" w:hAnsi="Arial" w:cs="Arial"/>
+                      <w:b/>
+                      <w:bCs/>
+                      <w:sz w:val="20"/>
+                      <w:szCs w:val="20"/>
+                      <w:lang w:eastAsia="es-ES"/>
+                    </w:rPr>
+                  </w:pPr>
+                  <w:proofErr w:type="spellStart"/>
+                  <w:r>
+                    <w:rPr>
+                      <w:rFonts w:ascii="Arial" w:eastAsia="Times New Roman" w:hAnsi="Arial" w:cs="Arial"/>
+                      <w:b/>
+                      <w:bCs/>
+                      <w:sz w:val="20"/>
+                      <w:szCs w:val="20"/>
+                      <w:lang w:eastAsia="es-ES"/>
+                    </w:rPr>
+                    <w:t>Reporting</w:t>
+                  </w:r>
+                  <w:proofErr w:type="spellEnd"/>
+                </w:p>
+              </w:tc>
+              <w:tc>
+                <w:tcPr>
+                  <w:tcW w:w="0" w:type="auto"/>
+                  <w:tcBorders>
+                    <w:top w:val="single" w:sz="6" w:space="0" w:color="E3E3E3"/>
+                    <w:left w:val="single" w:sz="6" w:space="0" w:color="E3E3E3"/>
+                    <w:bottom w:val="single" w:sz="6" w:space="0" w:color="E3E3E3"/>
+                    <w:right w:val="single" w:sz="6" w:space="0" w:color="E3E3E3"/>
+                  </w:tcBorders>
+                  <w:tcMar>
+                    <w:top w:w="75" w:type="dxa"/>
+                    <w:left w:w="75" w:type="dxa"/>
+                    <w:bottom w:w="75" w:type="dxa"/>
+                    <w:right w:w="75" w:type="dxa"/>
+                  </w:tcMar>
+                  <w:vAlign w:val="center"/>
+                  <w:hideMark/>
+                </w:tcPr>
+                <w:p>
+                  <w:pPr>
+                    <w:spacing w:after="0" w:line="240" w:lineRule="auto"/>
+                    <w:rPr>
+                      <w:rFonts w:ascii="Arial" w:eastAsia="Times New Roman" w:hAnsi="Arial" w:cs="Arial"/>
+                      <w:b/>
+                      <w:bCs/>
+                      <w:sz w:val="20"/>
+                      <w:szCs w:val="20"/>
+                      <w:lang w:eastAsia="es-ES"/>
+                    </w:rPr>
+                  </w:pPr>
+                  <w:r>
+                    <w:rPr>
+                      <w:rFonts w:ascii="Arial" w:eastAsia="Times New Roman" w:hAnsi="Arial" w:cs="Arial"/>
+                      <w:b/>
+                      <w:bCs/>
+                      <w:sz w:val="20"/>
+                      <w:szCs w:val="20"/>
+                      <w:lang w:eastAsia="es-ES"/>
+                    </w:rPr>
+                    <w:t>Cierre de auditoría</w:t>
+                  </w:r>
+                </w:p>
+              </w:tc>
+            </w:tr>
+            <w:tr>
+              <w:trPr>
+                <w:tblHeader/>
+                <w:jc w:val="center"/>
+              </w:trPr>
+              <w:tc>
+                <w:tcPr>
+                  <w:tcW w:w="0" w:type="auto"/>
+                  <w:tcBorders>
+                    <w:top w:val="single" w:sz="6" w:space="0" w:color="E3E3E3"/>
+                    <w:left w:val="single" w:sz="6" w:space="0" w:color="E3E3E3"/>
+                    <w:bottom w:val="single" w:sz="6" w:space="0" w:color="E3E3E3"/>
+                    <w:right w:val="single" w:sz="6" w:space="0" w:color="E3E3E3"/>
+                  </w:tcBorders>
+                  <w:tcMar>
+                    <w:top w:w="75" w:type="dxa"/>
+                    <w:left w:w="75" w:type="dxa"/>
+                    <w:bottom w:w="75" w:type="dxa"/>
+                    <w:right w:w="75" w:type="dxa"/>
+                  </w:tcMar>
+                  <w:vAlign w:val="center"/>
+                </w:tcPr>
+                <w:p>
+                  <w:pPr>
+                    <w:spacing w:after="0" w:line="240" w:lineRule="auto"/>
+                    <w:rPr>
+                      <w:rFonts w:ascii="Arial" w:eastAsia="Times New Roman" w:hAnsi="Arial" w:cs="Arial"/>
+                      <w:sz w:val="20"/>
+                      <w:szCs w:val="20"/>
+                      <w:lang w:eastAsia="es-ES"/>
+                    </w:rPr>
+                  </w:pPr>
+                  <w:r>
+                    <w:rPr>
+                      <w:rFonts w:ascii="Arial" w:eastAsia="Times New Roman" w:hAnsi="Arial" w:cs="Arial"/>
+                      <w:sz w:val="20"/>
+                      <w:szCs w:val="20"/>
+                      <w:lang w:eastAsia="es-ES"/>
+                    </w:rPr>
+                    <w:t>1 semana</w:t>
+                  </w:r>
+                </w:p>
+              </w:tc>
+              <w:tc>
+                <w:tcPr>
+                  <w:tcW w:w="0" w:type="auto"/>
+                  <w:tcBorders>
+                    <w:top w:val="single" w:sz="6" w:space="0" w:color="E3E3E3"/>
+                    <w:left w:val="single" w:sz="6" w:space="0" w:color="E3E3E3"/>
+                    <w:bottom w:val="single" w:sz="6" w:space="0" w:color="E3E3E3"/>
+                    <w:right w:val="single" w:sz="6" w:space="0" w:color="E3E3E3"/>
+                  </w:tcBorders>
+                  <w:tcMar>
+                    <w:top w:w="75" w:type="dxa"/>
+                    <w:left w:w="75" w:type="dxa"/>
+                    <w:bottom w:w="75" w:type="dxa"/>
+                    <w:right w:w="75" w:type="dxa"/>
+                  </w:tcMar>
+                  <w:vAlign w:val="center"/>
+                </w:tcPr>
+                <w:p>
+                  <w:pPr>
+                    <w:spacing w:after="0" w:line="240" w:lineRule="auto"/>
+                    <w:rPr>
+                      <w:rFonts w:ascii="Arial" w:eastAsia="Times New Roman" w:hAnsi="Arial" w:cs="Arial"/>
+                      <w:sz w:val="20"/>
+                      <w:szCs w:val="20"/>
+                      <w:lang w:eastAsia="es-ES"/>
+                    </w:rPr>
+                  </w:pPr>
+                  <w:r>
+                    <w:rPr>
+                      <w:rFonts w:ascii="Arial" w:eastAsia="Times New Roman" w:hAnsi="Arial" w:cs="Arial"/>
+                      <w:sz w:val="20"/>
+                      <w:szCs w:val="20"/>
+                      <w:lang w:eastAsia="es-ES"/>
+                    </w:rPr>
+                    <w:t>2 semanas</w:t>
+                  </w:r>
+                </w:p>
+              </w:tc>
+              <w:tc>
+                <w:tcPr>
+                  <w:tcW w:w="0" w:type="auto"/>
+                  <w:tcBorders>
+                    <w:top w:val="single" w:sz="6" w:space="0" w:color="E3E3E3"/>
+                    <w:left w:val="single" w:sz="6" w:space="0" w:color="E3E3E3"/>
+                    <w:bottom w:val="single" w:sz="6" w:space="0" w:color="E3E3E3"/>
+                    <w:right w:val="single" w:sz="6" w:space="0" w:color="E3E3E3"/>
+                  </w:tcBorders>
+                  <w:tcMar>
+                    <w:top w:w="75" w:type="dxa"/>
+                    <w:left w:w="75" w:type="dxa"/>
+                    <w:bottom w:w="75" w:type="dxa"/>
+                    <w:right w:w="75" w:type="dxa"/>
+                  </w:tcMar>
+                  <w:vAlign w:val="center"/>
+                </w:tcPr>
+                <w:p>
+                  <w:pPr>
+                    <w:spacing w:after="0" w:line="240" w:lineRule="auto"/>
+                    <w:rPr>
+                      <w:rFonts w:ascii="Arial" w:eastAsia="Times New Roman" w:hAnsi="Arial" w:cs="Arial"/>
+                      <w:sz w:val="20"/>
+                      <w:szCs w:val="20"/>
+                      <w:lang w:eastAsia="es-ES"/>
+                    </w:rPr>
+                  </w:pPr>
+                  <w:r>
+                    <w:rPr>
+                      <w:rFonts w:ascii="Arial" w:eastAsia="Times New Roman" w:hAnsi="Arial" w:cs="Arial"/>
+                      <w:sz w:val="20"/>
+                      <w:szCs w:val="20"/>
+                      <w:lang w:eastAsia="es-ES"/>
+                    </w:rPr>
+                    <w:t>Reuniones semanales</w:t>
+                  </w:r>
+                </w:p>
+              </w:tc>
+              <w:tc>
+                <w:tcPr>
+                  <w:tcW w:w="0" w:type="auto"/>
+                  <w:tcBorders>
+                    <w:top w:val="single" w:sz="6" w:space="0" w:color="E3E3E3"/>
+                    <w:left w:val="single" w:sz="6" w:space="0" w:color="E3E3E3"/>
+                    <w:bottom w:val="single" w:sz="6" w:space="0" w:color="E3E3E3"/>
+                    <w:right w:val="single" w:sz="6" w:space="0" w:color="E3E3E3"/>
+                  </w:tcBorders>
+                  <w:tcMar>
+                    <w:top w:w="75" w:type="dxa"/>
+                    <w:left w:w="75" w:type="dxa"/>
+                    <w:bottom w:w="75" w:type="dxa"/>
+                    <w:right w:w="75" w:type="dxa"/>
+                  </w:tcMar>
+                  <w:vAlign w:val="center"/>
+                </w:tcPr>
+                <w:p>
+                  <w:pPr>
+                    <w:spacing w:after="0" w:line="240" w:lineRule="auto"/>
+                    <w:rPr>
+                      <w:rFonts w:ascii="Arial" w:eastAsia="Times New Roman" w:hAnsi="Arial" w:cs="Arial"/>
+                      <w:sz w:val="20"/>
+                      <w:szCs w:val="20"/>
+                      <w:lang w:eastAsia="es-ES"/>
+                    </w:rPr>
+                  </w:pPr>
+                  <w:r>
+                    <w:rPr>
+                      <w:rFonts w:ascii="Arial" w:eastAsia="Times New Roman" w:hAnsi="Arial" w:cs="Arial"/>
+                      <w:sz w:val="20"/>
+                      <w:szCs w:val="20"/>
+                      <w:lang w:eastAsia="es-ES"/>
+                    </w:rPr>
+                    <w:t>1 semana</w:t>
+                  </w:r>
+                </w:p>
+              </w:tc>
+              <w:tc>
+                <w:tcPr>
+                  <w:tcW w:w="0" w:type="auto"/>
+                  <w:tcBorders>
+                    <w:top w:val="single" w:sz="6" w:space="0" w:color="E3E3E3"/>
+                    <w:left w:val="single" w:sz="6" w:space="0" w:color="E3E3E3"/>
+                    <w:bottom w:val="single" w:sz="6" w:space="0" w:color="E3E3E3"/>
+                    <w:right w:val="single" w:sz="6" w:space="0" w:color="E3E3E3"/>
+                  </w:tcBorders>
+                  <w:tcMar>
+                    <w:top w:w="75" w:type="dxa"/>
+                    <w:left w:w="75" w:type="dxa"/>
+                    <w:bottom w:w="75" w:type="dxa"/>
+                    <w:right w:w="75" w:type="dxa"/>
+                  </w:tcMar>
+                  <w:vAlign w:val="center"/>
+                </w:tcPr>
+                <w:p>
+                  <w:pPr>
+                    <w:spacing w:after="0" w:line="240" w:lineRule="auto"/>
+                    <w:rPr>
+                      <w:rFonts w:ascii="Arial" w:eastAsia="Times New Roman" w:hAnsi="Arial" w:cs="Arial"/>
+                      <w:sz w:val="20"/>
+                      <w:szCs w:val="20"/>
+                      <w:lang w:eastAsia="es-ES"/>
+                    </w:rPr>
+                  </w:pPr>
+                  <w:r>
+                    <w:rPr>
+                      <w:rFonts w:ascii="Arial" w:eastAsia="Times New Roman" w:hAnsi="Arial" w:cs="Arial"/>
+                      <w:sz w:val="20"/>
+                      <w:szCs w:val="20"/>
+                      <w:lang w:eastAsia="es-ES"/>
+                    </w:rPr>
+                    <w:t>1 día</w:t>
                   </w:r>
                 </w:p>
               </w:tc>
@@ -4140,8 +4867,1158 @@
                 <w:rFonts w:ascii="Arial" w:eastAsia="Times New Roman" w:hAnsi="Arial" w:cs="Arial"/>
                 <w:b/>
                 <w:bCs/>
-                <w:sz w:val="24"/>
-                <w:szCs w:val="24"/>
+                <w:sz w:val="20"/>
+                <w:szCs w:val="20"/>
+                <w:lang w:eastAsia="es-ES"/>
+              </w:rPr>
+            </w:pPr>
+          </w:p>
+        </w:tc>
+      </w:tr>
+      <w:tr>
+        <w:trPr>
+          <w:tblHeader/>
+        </w:trPr>
+        <w:tc>
+          <w:tcPr>
+            <w:tcW w:w="642" w:type="pct"/>
+            <w:tcBorders>
+              <w:top w:val="single" w:sz="6" w:space="0" w:color="E3E3E3"/>
+              <w:left w:val="single" w:sz="6" w:space="0" w:color="E3E3E3"/>
+              <w:bottom w:val="single" w:sz="6" w:space="0" w:color="E3E3E3"/>
+              <w:right w:val="single" w:sz="6" w:space="0" w:color="E3E3E3"/>
+            </w:tcBorders>
+            <w:tcMar>
+              <w:top w:w="75" w:type="dxa"/>
+              <w:left w:w="75" w:type="dxa"/>
+              <w:bottom w:w="75" w:type="dxa"/>
+              <w:right w:w="75" w:type="dxa"/>
+            </w:tcMar>
+            <w:vAlign w:val="center"/>
+          </w:tcPr>
+          <w:p>
+            <w:pPr>
+              <w:spacing w:after="0" w:line="240" w:lineRule="auto"/>
+              <w:rPr>
+                <w:rFonts w:ascii="Arial" w:eastAsia="Times New Roman" w:hAnsi="Arial" w:cs="Arial"/>
+                <w:b/>
+                <w:bCs/>
+                <w:sz w:val="20"/>
+                <w:szCs w:val="20"/>
+                <w:lang w:eastAsia="es-ES"/>
+              </w:rPr>
+            </w:pPr>
+            <w:r>
+              <w:rPr>
+                <w:rFonts w:ascii="Arial" w:eastAsia="Times New Roman" w:hAnsi="Arial" w:cs="Arial"/>
+                <w:sz w:val="20"/>
+                <w:szCs w:val="20"/>
+                <w:lang w:eastAsia="es-ES"/>
+              </w:rPr>
+              <w:t>Auditoria de activos críticos</w:t>
+            </w:r>
+          </w:p>
+        </w:tc>
+        <w:tc>
+          <w:tcPr>
+            <w:tcW w:w="635" w:type="pct"/>
+            <w:tcBorders>
+              <w:top w:val="single" w:sz="6" w:space="0" w:color="E3E3E3"/>
+              <w:left w:val="single" w:sz="6" w:space="0" w:color="E3E3E3"/>
+              <w:bottom w:val="single" w:sz="6" w:space="0" w:color="E3E3E3"/>
+              <w:right w:val="single" w:sz="6" w:space="0" w:color="E3E3E3"/>
+            </w:tcBorders>
+            <w:tcMar>
+              <w:top w:w="75" w:type="dxa"/>
+              <w:left w:w="75" w:type="dxa"/>
+              <w:bottom w:w="75" w:type="dxa"/>
+              <w:right w:w="75" w:type="dxa"/>
+            </w:tcMar>
+            <w:vAlign w:val="center"/>
+          </w:tcPr>
+          <w:p>
+            <w:pPr>
+              <w:spacing w:after="0" w:line="240" w:lineRule="auto"/>
+              <w:rPr>
+                <w:rFonts w:ascii="Arial" w:eastAsia="Times New Roman" w:hAnsi="Arial" w:cs="Arial"/>
+                <w:sz w:val="20"/>
+                <w:szCs w:val="20"/>
+                <w:lang w:eastAsia="es-ES"/>
+              </w:rPr>
+            </w:pPr>
+            <w:r>
+              <w:rPr>
+                <w:rFonts w:ascii="Arial" w:eastAsia="Times New Roman" w:hAnsi="Arial" w:cs="Arial"/>
+                <w:sz w:val="20"/>
+                <w:szCs w:val="20"/>
+                <w:lang w:eastAsia="es-ES"/>
+              </w:rPr>
+              <w:t>5 semanas</w:t>
+            </w:r>
+          </w:p>
+        </w:tc>
+        <w:tc>
+          <w:tcPr>
+            <w:tcW w:w="3723" w:type="pct"/>
+            <w:tcBorders>
+              <w:top w:val="single" w:sz="6" w:space="0" w:color="E3E3E3"/>
+              <w:left w:val="single" w:sz="6" w:space="0" w:color="E3E3E3"/>
+              <w:bottom w:val="single" w:sz="6" w:space="0" w:color="E3E3E3"/>
+              <w:right w:val="single" w:sz="6" w:space="0" w:color="E3E3E3"/>
+            </w:tcBorders>
+            <w:tcMar>
+              <w:top w:w="75" w:type="dxa"/>
+              <w:left w:w="75" w:type="dxa"/>
+              <w:bottom w:w="75" w:type="dxa"/>
+              <w:right w:w="75" w:type="dxa"/>
+            </w:tcMar>
+            <w:vAlign w:val="center"/>
+          </w:tcPr>
+          <w:tbl>
+            <w:tblPr>
+              <w:tblW w:w="0" w:type="auto"/>
+              <w:jc w:val="center"/>
+              <w:tblCellMar>
+                <w:top w:w="15" w:type="dxa"/>
+                <w:left w:w="15" w:type="dxa"/>
+                <w:bottom w:w="15" w:type="dxa"/>
+                <w:right w:w="15" w:type="dxa"/>
+              </w:tblCellMar>
+              <w:tblLook w:val="04A0" w:firstRow="1" w:lastRow="0" w:firstColumn="1" w:lastColumn="0" w:noHBand="0" w:noVBand="1"/>
+            </w:tblPr>
+            <w:tblGrid>
+              <w:gridCol w:w="1181"/>
+              <w:gridCol w:w="1346"/>
+              <w:gridCol w:w="1459"/>
+              <w:gridCol w:w="1095"/>
+              <w:gridCol w:w="1073"/>
+            </w:tblGrid>
+            <w:tr>
+              <w:trPr>
+                <w:tblHeader/>
+                <w:jc w:val="center"/>
+              </w:trPr>
+              <w:tc>
+                <w:tcPr>
+                  <w:tcW w:w="0" w:type="auto"/>
+                  <w:tcBorders>
+                    <w:top w:val="single" w:sz="6" w:space="0" w:color="E3E3E3"/>
+                    <w:left w:val="single" w:sz="6" w:space="0" w:color="E3E3E3"/>
+                    <w:bottom w:val="single" w:sz="6" w:space="0" w:color="E3E3E3"/>
+                    <w:right w:val="single" w:sz="6" w:space="0" w:color="E3E3E3"/>
+                  </w:tcBorders>
+                  <w:tcMar>
+                    <w:top w:w="75" w:type="dxa"/>
+                    <w:left w:w="75" w:type="dxa"/>
+                    <w:bottom w:w="75" w:type="dxa"/>
+                    <w:right w:w="75" w:type="dxa"/>
+                  </w:tcMar>
+                  <w:vAlign w:val="center"/>
+                  <w:hideMark/>
+                </w:tcPr>
+                <w:p>
+                  <w:pPr>
+                    <w:spacing w:after="0" w:line="240" w:lineRule="auto"/>
+                    <w:rPr>
+                      <w:rFonts w:ascii="Arial" w:eastAsia="Times New Roman" w:hAnsi="Arial" w:cs="Arial"/>
+                      <w:b/>
+                      <w:bCs/>
+                      <w:sz w:val="20"/>
+                      <w:szCs w:val="20"/>
+                      <w:lang w:eastAsia="es-ES"/>
+                    </w:rPr>
+                  </w:pPr>
+                  <w:r>
+                    <w:rPr>
+                      <w:rFonts w:ascii="Arial" w:eastAsia="Times New Roman" w:hAnsi="Arial" w:cs="Arial"/>
+                      <w:b/>
+                      <w:bCs/>
+                      <w:sz w:val="20"/>
+                      <w:szCs w:val="20"/>
+                      <w:lang w:eastAsia="es-ES"/>
+                    </w:rPr>
+                    <w:t>Toma de requisitos</w:t>
+                  </w:r>
+                </w:p>
+              </w:tc>
+              <w:tc>
+                <w:tcPr>
+                  <w:tcW w:w="0" w:type="auto"/>
+                  <w:tcBorders>
+                    <w:top w:val="single" w:sz="6" w:space="0" w:color="E3E3E3"/>
+                    <w:left w:val="single" w:sz="6" w:space="0" w:color="E3E3E3"/>
+                    <w:bottom w:val="single" w:sz="6" w:space="0" w:color="E3E3E3"/>
+                    <w:right w:val="single" w:sz="6" w:space="0" w:color="E3E3E3"/>
+                  </w:tcBorders>
+                  <w:tcMar>
+                    <w:top w:w="75" w:type="dxa"/>
+                    <w:left w:w="75" w:type="dxa"/>
+                    <w:bottom w:w="75" w:type="dxa"/>
+                    <w:right w:w="75" w:type="dxa"/>
+                  </w:tcMar>
+                  <w:vAlign w:val="center"/>
+                  <w:hideMark/>
+                </w:tcPr>
+                <w:p>
+                  <w:pPr>
+                    <w:spacing w:after="0" w:line="240" w:lineRule="auto"/>
+                    <w:rPr>
+                      <w:rFonts w:ascii="Arial" w:eastAsia="Times New Roman" w:hAnsi="Arial" w:cs="Arial"/>
+                      <w:b/>
+                      <w:bCs/>
+                      <w:sz w:val="20"/>
+                      <w:szCs w:val="20"/>
+                      <w:lang w:eastAsia="es-ES"/>
+                    </w:rPr>
+                  </w:pPr>
+                  <w:r>
+                    <w:rPr>
+                      <w:rFonts w:ascii="Arial" w:eastAsia="Times New Roman" w:hAnsi="Arial" w:cs="Arial"/>
+                      <w:b/>
+                      <w:bCs/>
+                      <w:sz w:val="20"/>
+                      <w:szCs w:val="20"/>
+                      <w:lang w:eastAsia="es-ES"/>
+                    </w:rPr>
+                    <w:t>Realización de pruebas</w:t>
+                  </w:r>
+                </w:p>
+              </w:tc>
+              <w:tc>
+                <w:tcPr>
+                  <w:tcW w:w="0" w:type="auto"/>
+                  <w:tcBorders>
+                    <w:top w:val="single" w:sz="6" w:space="0" w:color="E3E3E3"/>
+                    <w:left w:val="single" w:sz="6" w:space="0" w:color="E3E3E3"/>
+                    <w:bottom w:val="single" w:sz="6" w:space="0" w:color="E3E3E3"/>
+                    <w:right w:val="single" w:sz="6" w:space="0" w:color="E3E3E3"/>
+                  </w:tcBorders>
+                  <w:tcMar>
+                    <w:top w:w="75" w:type="dxa"/>
+                    <w:left w:w="75" w:type="dxa"/>
+                    <w:bottom w:w="75" w:type="dxa"/>
+                    <w:right w:w="75" w:type="dxa"/>
+                  </w:tcMar>
+                  <w:vAlign w:val="center"/>
+                  <w:hideMark/>
+                </w:tcPr>
+                <w:p>
+                  <w:pPr>
+                    <w:spacing w:after="0" w:line="240" w:lineRule="auto"/>
+                    <w:rPr>
+                      <w:rFonts w:ascii="Arial" w:eastAsia="Times New Roman" w:hAnsi="Arial" w:cs="Arial"/>
+                      <w:b/>
+                      <w:bCs/>
+                      <w:sz w:val="20"/>
+                      <w:szCs w:val="20"/>
+                      <w:lang w:eastAsia="es-ES"/>
+                    </w:rPr>
+                  </w:pPr>
+                  <w:r>
+                    <w:rPr>
+                      <w:rFonts w:ascii="Arial" w:eastAsia="Times New Roman" w:hAnsi="Arial" w:cs="Arial"/>
+                      <w:b/>
+                      <w:bCs/>
+                      <w:sz w:val="20"/>
+                      <w:szCs w:val="20"/>
+                      <w:lang w:eastAsia="es-ES"/>
+                    </w:rPr>
+                    <w:t>Seguimiento de pruebas</w:t>
+                  </w:r>
+                </w:p>
+              </w:tc>
+              <w:tc>
+                <w:tcPr>
+                  <w:tcW w:w="0" w:type="auto"/>
+                  <w:tcBorders>
+                    <w:top w:val="single" w:sz="6" w:space="0" w:color="E3E3E3"/>
+                    <w:left w:val="single" w:sz="6" w:space="0" w:color="E3E3E3"/>
+                    <w:bottom w:val="single" w:sz="6" w:space="0" w:color="E3E3E3"/>
+                    <w:right w:val="single" w:sz="6" w:space="0" w:color="E3E3E3"/>
+                  </w:tcBorders>
+                  <w:tcMar>
+                    <w:top w:w="75" w:type="dxa"/>
+                    <w:left w:w="75" w:type="dxa"/>
+                    <w:bottom w:w="75" w:type="dxa"/>
+                    <w:right w:w="75" w:type="dxa"/>
+                  </w:tcMar>
+                  <w:vAlign w:val="center"/>
+                  <w:hideMark/>
+                </w:tcPr>
+                <w:p>
+                  <w:pPr>
+                    <w:spacing w:after="0" w:line="240" w:lineRule="auto"/>
+                    <w:rPr>
+                      <w:rFonts w:ascii="Arial" w:eastAsia="Times New Roman" w:hAnsi="Arial" w:cs="Arial"/>
+                      <w:b/>
+                      <w:bCs/>
+                      <w:sz w:val="20"/>
+                      <w:szCs w:val="20"/>
+                      <w:lang w:eastAsia="es-ES"/>
+                    </w:rPr>
+                  </w:pPr>
+                  <w:proofErr w:type="spellStart"/>
+                  <w:r>
+                    <w:rPr>
+                      <w:rFonts w:ascii="Arial" w:eastAsia="Times New Roman" w:hAnsi="Arial" w:cs="Arial"/>
+                      <w:b/>
+                      <w:bCs/>
+                      <w:sz w:val="20"/>
+                      <w:szCs w:val="20"/>
+                      <w:lang w:eastAsia="es-ES"/>
+                    </w:rPr>
+                    <w:t>Reporting</w:t>
+                  </w:r>
+                  <w:proofErr w:type="spellEnd"/>
+                </w:p>
+              </w:tc>
+              <w:tc>
+                <w:tcPr>
+                  <w:tcW w:w="0" w:type="auto"/>
+                  <w:tcBorders>
+                    <w:top w:val="single" w:sz="6" w:space="0" w:color="E3E3E3"/>
+                    <w:left w:val="single" w:sz="6" w:space="0" w:color="E3E3E3"/>
+                    <w:bottom w:val="single" w:sz="6" w:space="0" w:color="E3E3E3"/>
+                    <w:right w:val="single" w:sz="6" w:space="0" w:color="E3E3E3"/>
+                  </w:tcBorders>
+                  <w:tcMar>
+                    <w:top w:w="75" w:type="dxa"/>
+                    <w:left w:w="75" w:type="dxa"/>
+                    <w:bottom w:w="75" w:type="dxa"/>
+                    <w:right w:w="75" w:type="dxa"/>
+                  </w:tcMar>
+                  <w:vAlign w:val="center"/>
+                  <w:hideMark/>
+                </w:tcPr>
+                <w:p>
+                  <w:pPr>
+                    <w:spacing w:after="0" w:line="240" w:lineRule="auto"/>
+                    <w:rPr>
+                      <w:rFonts w:ascii="Arial" w:eastAsia="Times New Roman" w:hAnsi="Arial" w:cs="Arial"/>
+                      <w:b/>
+                      <w:bCs/>
+                      <w:sz w:val="20"/>
+                      <w:szCs w:val="20"/>
+                      <w:lang w:eastAsia="es-ES"/>
+                    </w:rPr>
+                  </w:pPr>
+                  <w:r>
+                    <w:rPr>
+                      <w:rFonts w:ascii="Arial" w:eastAsia="Times New Roman" w:hAnsi="Arial" w:cs="Arial"/>
+                      <w:b/>
+                      <w:bCs/>
+                      <w:sz w:val="20"/>
+                      <w:szCs w:val="20"/>
+                      <w:lang w:eastAsia="es-ES"/>
+                    </w:rPr>
+                    <w:t>Cierre de auditoría</w:t>
+                  </w:r>
+                </w:p>
+              </w:tc>
+            </w:tr>
+            <w:tr>
+              <w:trPr>
+                <w:tblHeader/>
+                <w:jc w:val="center"/>
+              </w:trPr>
+              <w:tc>
+                <w:tcPr>
+                  <w:tcW w:w="0" w:type="auto"/>
+                  <w:tcBorders>
+                    <w:top w:val="single" w:sz="6" w:space="0" w:color="E3E3E3"/>
+                    <w:left w:val="single" w:sz="6" w:space="0" w:color="E3E3E3"/>
+                    <w:bottom w:val="single" w:sz="6" w:space="0" w:color="E3E3E3"/>
+                    <w:right w:val="single" w:sz="6" w:space="0" w:color="E3E3E3"/>
+                  </w:tcBorders>
+                  <w:tcMar>
+                    <w:top w:w="75" w:type="dxa"/>
+                    <w:left w:w="75" w:type="dxa"/>
+                    <w:bottom w:w="75" w:type="dxa"/>
+                    <w:right w:w="75" w:type="dxa"/>
+                  </w:tcMar>
+                  <w:vAlign w:val="center"/>
+                </w:tcPr>
+                <w:p>
+                  <w:pPr>
+                    <w:spacing w:after="0" w:line="240" w:lineRule="auto"/>
+                    <w:rPr>
+                      <w:rFonts w:ascii="Arial" w:eastAsia="Times New Roman" w:hAnsi="Arial" w:cs="Arial"/>
+                      <w:sz w:val="20"/>
+                      <w:szCs w:val="20"/>
+                      <w:lang w:eastAsia="es-ES"/>
+                    </w:rPr>
+                  </w:pPr>
+                  <w:r>
+                    <w:rPr>
+                      <w:rFonts w:ascii="Arial" w:eastAsia="Times New Roman" w:hAnsi="Arial" w:cs="Arial"/>
+                      <w:sz w:val="20"/>
+                      <w:szCs w:val="20"/>
+                      <w:lang w:eastAsia="es-ES"/>
+                    </w:rPr>
+                    <w:t>1 semana</w:t>
+                  </w:r>
+                </w:p>
+              </w:tc>
+              <w:tc>
+                <w:tcPr>
+                  <w:tcW w:w="0" w:type="auto"/>
+                  <w:tcBorders>
+                    <w:top w:val="single" w:sz="6" w:space="0" w:color="E3E3E3"/>
+                    <w:left w:val="single" w:sz="6" w:space="0" w:color="E3E3E3"/>
+                    <w:bottom w:val="single" w:sz="6" w:space="0" w:color="E3E3E3"/>
+                    <w:right w:val="single" w:sz="6" w:space="0" w:color="E3E3E3"/>
+                  </w:tcBorders>
+                  <w:tcMar>
+                    <w:top w:w="75" w:type="dxa"/>
+                    <w:left w:w="75" w:type="dxa"/>
+                    <w:bottom w:w="75" w:type="dxa"/>
+                    <w:right w:w="75" w:type="dxa"/>
+                  </w:tcMar>
+                  <w:vAlign w:val="center"/>
+                </w:tcPr>
+                <w:p>
+                  <w:pPr>
+                    <w:spacing w:after="0" w:line="240" w:lineRule="auto"/>
+                    <w:rPr>
+                      <w:rFonts w:ascii="Arial" w:eastAsia="Times New Roman" w:hAnsi="Arial" w:cs="Arial"/>
+                      <w:sz w:val="20"/>
+                      <w:szCs w:val="20"/>
+                      <w:lang w:eastAsia="es-ES"/>
+                    </w:rPr>
+                  </w:pPr>
+                  <w:r>
+                    <w:rPr>
+                      <w:rFonts w:ascii="Arial" w:eastAsia="Times New Roman" w:hAnsi="Arial" w:cs="Arial"/>
+                      <w:sz w:val="20"/>
+                      <w:szCs w:val="20"/>
+                      <w:lang w:eastAsia="es-ES"/>
+                    </w:rPr>
+                    <w:t>3</w:t>
+                  </w:r>
+                  <w:r>
+                    <w:rPr>
+                      <w:rFonts w:ascii="Arial" w:eastAsia="Times New Roman" w:hAnsi="Arial" w:cs="Arial"/>
+                      <w:sz w:val="20"/>
+                      <w:szCs w:val="20"/>
+                      <w:lang w:eastAsia="es-ES"/>
+                    </w:rPr>
+                    <w:t xml:space="preserve"> semanas</w:t>
+                  </w:r>
+                </w:p>
+              </w:tc>
+              <w:tc>
+                <w:tcPr>
+                  <w:tcW w:w="0" w:type="auto"/>
+                  <w:tcBorders>
+                    <w:top w:val="single" w:sz="6" w:space="0" w:color="E3E3E3"/>
+                    <w:left w:val="single" w:sz="6" w:space="0" w:color="E3E3E3"/>
+                    <w:bottom w:val="single" w:sz="6" w:space="0" w:color="E3E3E3"/>
+                    <w:right w:val="single" w:sz="6" w:space="0" w:color="E3E3E3"/>
+                  </w:tcBorders>
+                  <w:tcMar>
+                    <w:top w:w="75" w:type="dxa"/>
+                    <w:left w:w="75" w:type="dxa"/>
+                    <w:bottom w:w="75" w:type="dxa"/>
+                    <w:right w:w="75" w:type="dxa"/>
+                  </w:tcMar>
+                  <w:vAlign w:val="center"/>
+                </w:tcPr>
+                <w:p>
+                  <w:pPr>
+                    <w:spacing w:after="0" w:line="240" w:lineRule="auto"/>
+                    <w:rPr>
+                      <w:rFonts w:ascii="Arial" w:eastAsia="Times New Roman" w:hAnsi="Arial" w:cs="Arial"/>
+                      <w:sz w:val="20"/>
+                      <w:szCs w:val="20"/>
+                      <w:lang w:eastAsia="es-ES"/>
+                    </w:rPr>
+                  </w:pPr>
+                  <w:r>
+                    <w:rPr>
+                      <w:rFonts w:ascii="Arial" w:eastAsia="Times New Roman" w:hAnsi="Arial" w:cs="Arial"/>
+                      <w:sz w:val="20"/>
+                      <w:szCs w:val="20"/>
+                      <w:lang w:eastAsia="es-ES"/>
+                    </w:rPr>
+                    <w:t xml:space="preserve">Reuniones </w:t>
+                  </w:r>
+                  <w:r>
+                    <w:rPr>
+                      <w:rFonts w:ascii="Arial" w:eastAsia="Times New Roman" w:hAnsi="Arial" w:cs="Arial"/>
+                      <w:sz w:val="20"/>
+                      <w:szCs w:val="20"/>
+                      <w:lang w:eastAsia="es-ES"/>
+                    </w:rPr>
+                    <w:t>cada 2 semanas</w:t>
+                  </w:r>
+                </w:p>
+              </w:tc>
+              <w:tc>
+                <w:tcPr>
+                  <w:tcW w:w="0" w:type="auto"/>
+                  <w:tcBorders>
+                    <w:top w:val="single" w:sz="6" w:space="0" w:color="E3E3E3"/>
+                    <w:left w:val="single" w:sz="6" w:space="0" w:color="E3E3E3"/>
+                    <w:bottom w:val="single" w:sz="6" w:space="0" w:color="E3E3E3"/>
+                    <w:right w:val="single" w:sz="6" w:space="0" w:color="E3E3E3"/>
+                  </w:tcBorders>
+                  <w:tcMar>
+                    <w:top w:w="75" w:type="dxa"/>
+                    <w:left w:w="75" w:type="dxa"/>
+                    <w:bottom w:w="75" w:type="dxa"/>
+                    <w:right w:w="75" w:type="dxa"/>
+                  </w:tcMar>
+                  <w:vAlign w:val="center"/>
+                </w:tcPr>
+                <w:p>
+                  <w:pPr>
+                    <w:spacing w:after="0" w:line="240" w:lineRule="auto"/>
+                    <w:rPr>
+                      <w:rFonts w:ascii="Arial" w:eastAsia="Times New Roman" w:hAnsi="Arial" w:cs="Arial"/>
+                      <w:sz w:val="20"/>
+                      <w:szCs w:val="20"/>
+                      <w:lang w:eastAsia="es-ES"/>
+                    </w:rPr>
+                  </w:pPr>
+                  <w:r>
+                    <w:rPr>
+                      <w:rFonts w:ascii="Arial" w:eastAsia="Times New Roman" w:hAnsi="Arial" w:cs="Arial"/>
+                      <w:sz w:val="20"/>
+                      <w:szCs w:val="20"/>
+                      <w:lang w:eastAsia="es-ES"/>
+                    </w:rPr>
+                    <w:t>1 semana</w:t>
+                  </w:r>
+                </w:p>
+              </w:tc>
+              <w:tc>
+                <w:tcPr>
+                  <w:tcW w:w="0" w:type="auto"/>
+                  <w:tcBorders>
+                    <w:top w:val="single" w:sz="6" w:space="0" w:color="E3E3E3"/>
+                    <w:left w:val="single" w:sz="6" w:space="0" w:color="E3E3E3"/>
+                    <w:bottom w:val="single" w:sz="6" w:space="0" w:color="E3E3E3"/>
+                    <w:right w:val="single" w:sz="6" w:space="0" w:color="E3E3E3"/>
+                  </w:tcBorders>
+                  <w:tcMar>
+                    <w:top w:w="75" w:type="dxa"/>
+                    <w:left w:w="75" w:type="dxa"/>
+                    <w:bottom w:w="75" w:type="dxa"/>
+                    <w:right w:w="75" w:type="dxa"/>
+                  </w:tcMar>
+                  <w:vAlign w:val="center"/>
+                </w:tcPr>
+                <w:p>
+                  <w:pPr>
+                    <w:spacing w:after="0" w:line="240" w:lineRule="auto"/>
+                    <w:rPr>
+                      <w:rFonts w:ascii="Arial" w:eastAsia="Times New Roman" w:hAnsi="Arial" w:cs="Arial"/>
+                      <w:sz w:val="20"/>
+                      <w:szCs w:val="20"/>
+                      <w:lang w:eastAsia="es-ES"/>
+                    </w:rPr>
+                  </w:pPr>
+                  <w:r>
+                    <w:rPr>
+                      <w:rFonts w:ascii="Arial" w:eastAsia="Times New Roman" w:hAnsi="Arial" w:cs="Arial"/>
+                      <w:sz w:val="20"/>
+                      <w:szCs w:val="20"/>
+                      <w:lang w:eastAsia="es-ES"/>
+                    </w:rPr>
+                    <w:t>1 día</w:t>
+                  </w:r>
+                </w:p>
+              </w:tc>
+            </w:tr>
+          </w:tbl>
+          <w:p>
+            <w:pPr>
+              <w:spacing w:after="0" w:line="240" w:lineRule="auto"/>
+              <w:jc w:val="center"/>
+              <w:rPr>
+                <w:rFonts w:ascii="Arial" w:eastAsia="Times New Roman" w:hAnsi="Arial" w:cs="Arial"/>
+                <w:b/>
+                <w:bCs/>
+                <w:sz w:val="20"/>
+                <w:szCs w:val="20"/>
+                <w:lang w:eastAsia="es-ES"/>
+              </w:rPr>
+            </w:pPr>
+          </w:p>
+        </w:tc>
+      </w:tr>
+      <w:tr>
+        <w:trPr>
+          <w:tblHeader/>
+        </w:trPr>
+        <w:tc>
+          <w:tcPr>
+            <w:tcW w:w="642" w:type="pct"/>
+            <w:tcBorders>
+              <w:top w:val="single" w:sz="6" w:space="0" w:color="E3E3E3"/>
+              <w:left w:val="single" w:sz="6" w:space="0" w:color="E3E3E3"/>
+              <w:bottom w:val="single" w:sz="6" w:space="0" w:color="E3E3E3"/>
+              <w:right w:val="single" w:sz="6" w:space="0" w:color="E3E3E3"/>
+            </w:tcBorders>
+            <w:tcMar>
+              <w:top w:w="75" w:type="dxa"/>
+              <w:left w:w="75" w:type="dxa"/>
+              <w:bottom w:w="75" w:type="dxa"/>
+              <w:right w:w="75" w:type="dxa"/>
+            </w:tcMar>
+            <w:vAlign w:val="center"/>
+          </w:tcPr>
+          <w:p>
+            <w:pPr>
+              <w:spacing w:after="0" w:line="240" w:lineRule="auto"/>
+              <w:rPr>
+                <w:rFonts w:ascii="Arial" w:eastAsia="Times New Roman" w:hAnsi="Arial" w:cs="Arial"/>
+                <w:sz w:val="20"/>
+                <w:szCs w:val="20"/>
+                <w:lang w:eastAsia="es-ES"/>
+              </w:rPr>
+            </w:pPr>
+            <w:r>
+              <w:rPr>
+                <w:rFonts w:ascii="Arial" w:eastAsia="Times New Roman" w:hAnsi="Arial" w:cs="Arial"/>
+                <w:sz w:val="20"/>
+                <w:szCs w:val="20"/>
+                <w:lang w:eastAsia="es-ES"/>
+              </w:rPr>
+              <w:t>Prueba de red Interna</w:t>
+            </w:r>
+          </w:p>
+        </w:tc>
+        <w:tc>
+          <w:tcPr>
+            <w:tcW w:w="635" w:type="pct"/>
+            <w:tcBorders>
+              <w:top w:val="single" w:sz="6" w:space="0" w:color="E3E3E3"/>
+              <w:left w:val="single" w:sz="6" w:space="0" w:color="E3E3E3"/>
+              <w:bottom w:val="single" w:sz="6" w:space="0" w:color="E3E3E3"/>
+              <w:right w:val="single" w:sz="6" w:space="0" w:color="E3E3E3"/>
+            </w:tcBorders>
+            <w:tcMar>
+              <w:top w:w="75" w:type="dxa"/>
+              <w:left w:w="75" w:type="dxa"/>
+              <w:bottom w:w="75" w:type="dxa"/>
+              <w:right w:w="75" w:type="dxa"/>
+            </w:tcMar>
+            <w:vAlign w:val="center"/>
+          </w:tcPr>
+          <w:p>
+            <w:pPr>
+              <w:spacing w:after="0" w:line="240" w:lineRule="auto"/>
+              <w:rPr>
+                <w:rFonts w:ascii="Arial" w:eastAsia="Times New Roman" w:hAnsi="Arial" w:cs="Arial"/>
+                <w:sz w:val="20"/>
+                <w:szCs w:val="20"/>
+                <w:lang w:eastAsia="es-ES"/>
+              </w:rPr>
+            </w:pPr>
+            <w:r>
+              <w:rPr>
+                <w:rFonts w:ascii="Arial" w:eastAsia="Times New Roman" w:hAnsi="Arial" w:cs="Arial"/>
+                <w:sz w:val="20"/>
+                <w:szCs w:val="20"/>
+                <w:lang w:eastAsia="es-ES"/>
+              </w:rPr>
+              <w:t>6 semanas</w:t>
+            </w:r>
+          </w:p>
+        </w:tc>
+        <w:tc>
+          <w:tcPr>
+            <w:tcW w:w="3723" w:type="pct"/>
+            <w:tcBorders>
+              <w:top w:val="single" w:sz="6" w:space="0" w:color="E3E3E3"/>
+              <w:left w:val="single" w:sz="6" w:space="0" w:color="E3E3E3"/>
+              <w:bottom w:val="single" w:sz="6" w:space="0" w:color="E3E3E3"/>
+              <w:right w:val="single" w:sz="6" w:space="0" w:color="E3E3E3"/>
+            </w:tcBorders>
+            <w:tcMar>
+              <w:top w:w="75" w:type="dxa"/>
+              <w:left w:w="75" w:type="dxa"/>
+              <w:bottom w:w="75" w:type="dxa"/>
+              <w:right w:w="75" w:type="dxa"/>
+            </w:tcMar>
+            <w:vAlign w:val="center"/>
+          </w:tcPr>
+          <w:tbl>
+            <w:tblPr>
+              <w:tblW w:w="0" w:type="auto"/>
+              <w:jc w:val="center"/>
+              <w:tblCellMar>
+                <w:top w:w="15" w:type="dxa"/>
+                <w:left w:w="15" w:type="dxa"/>
+                <w:bottom w:w="15" w:type="dxa"/>
+                <w:right w:w="15" w:type="dxa"/>
+              </w:tblCellMar>
+              <w:tblLook w:val="04A0" w:firstRow="1" w:lastRow="0" w:firstColumn="1" w:lastColumn="0" w:noHBand="0" w:noVBand="1"/>
+            </w:tblPr>
+            <w:tblGrid>
+              <w:gridCol w:w="1183"/>
+              <w:gridCol w:w="1350"/>
+              <w:gridCol w:w="1450"/>
+              <w:gridCol w:w="1095"/>
+              <w:gridCol w:w="1076"/>
+            </w:tblGrid>
+            <w:tr>
+              <w:trPr>
+                <w:tblHeader/>
+                <w:jc w:val="center"/>
+              </w:trPr>
+              <w:tc>
+                <w:tcPr>
+                  <w:tcW w:w="0" w:type="auto"/>
+                  <w:tcBorders>
+                    <w:top w:val="single" w:sz="6" w:space="0" w:color="E3E3E3"/>
+                    <w:left w:val="single" w:sz="6" w:space="0" w:color="E3E3E3"/>
+                    <w:bottom w:val="single" w:sz="6" w:space="0" w:color="E3E3E3"/>
+                    <w:right w:val="single" w:sz="6" w:space="0" w:color="E3E3E3"/>
+                  </w:tcBorders>
+                  <w:tcMar>
+                    <w:top w:w="75" w:type="dxa"/>
+                    <w:left w:w="75" w:type="dxa"/>
+                    <w:bottom w:w="75" w:type="dxa"/>
+                    <w:right w:w="75" w:type="dxa"/>
+                  </w:tcMar>
+                  <w:vAlign w:val="center"/>
+                  <w:hideMark/>
+                </w:tcPr>
+                <w:p>
+                  <w:pPr>
+                    <w:spacing w:after="0" w:line="240" w:lineRule="auto"/>
+                    <w:rPr>
+                      <w:rFonts w:ascii="Arial" w:eastAsia="Times New Roman" w:hAnsi="Arial" w:cs="Arial"/>
+                      <w:b/>
+                      <w:bCs/>
+                      <w:sz w:val="20"/>
+                      <w:szCs w:val="20"/>
+                      <w:lang w:eastAsia="es-ES"/>
+                    </w:rPr>
+                  </w:pPr>
+                  <w:r>
+                    <w:rPr>
+                      <w:rFonts w:ascii="Arial" w:eastAsia="Times New Roman" w:hAnsi="Arial" w:cs="Arial"/>
+                      <w:b/>
+                      <w:bCs/>
+                      <w:sz w:val="20"/>
+                      <w:szCs w:val="20"/>
+                      <w:lang w:eastAsia="es-ES"/>
+                    </w:rPr>
+                    <w:t>Toma de requisitos</w:t>
+                  </w:r>
+                </w:p>
+              </w:tc>
+              <w:tc>
+                <w:tcPr>
+                  <w:tcW w:w="0" w:type="auto"/>
+                  <w:tcBorders>
+                    <w:top w:val="single" w:sz="6" w:space="0" w:color="E3E3E3"/>
+                    <w:left w:val="single" w:sz="6" w:space="0" w:color="E3E3E3"/>
+                    <w:bottom w:val="single" w:sz="6" w:space="0" w:color="E3E3E3"/>
+                    <w:right w:val="single" w:sz="6" w:space="0" w:color="E3E3E3"/>
+                  </w:tcBorders>
+                  <w:tcMar>
+                    <w:top w:w="75" w:type="dxa"/>
+                    <w:left w:w="75" w:type="dxa"/>
+                    <w:bottom w:w="75" w:type="dxa"/>
+                    <w:right w:w="75" w:type="dxa"/>
+                  </w:tcMar>
+                  <w:vAlign w:val="center"/>
+                  <w:hideMark/>
+                </w:tcPr>
+                <w:p>
+                  <w:pPr>
+                    <w:spacing w:after="0" w:line="240" w:lineRule="auto"/>
+                    <w:rPr>
+                      <w:rFonts w:ascii="Arial" w:eastAsia="Times New Roman" w:hAnsi="Arial" w:cs="Arial"/>
+                      <w:b/>
+                      <w:bCs/>
+                      <w:sz w:val="20"/>
+                      <w:szCs w:val="20"/>
+                      <w:lang w:eastAsia="es-ES"/>
+                    </w:rPr>
+                  </w:pPr>
+                  <w:r>
+                    <w:rPr>
+                      <w:rFonts w:ascii="Arial" w:eastAsia="Times New Roman" w:hAnsi="Arial" w:cs="Arial"/>
+                      <w:b/>
+                      <w:bCs/>
+                      <w:sz w:val="20"/>
+                      <w:szCs w:val="20"/>
+                      <w:lang w:eastAsia="es-ES"/>
+                    </w:rPr>
+                    <w:t>Realización de pruebas</w:t>
+                  </w:r>
+                </w:p>
+              </w:tc>
+              <w:tc>
+                <w:tcPr>
+                  <w:tcW w:w="0" w:type="auto"/>
+                  <w:tcBorders>
+                    <w:top w:val="single" w:sz="6" w:space="0" w:color="E3E3E3"/>
+                    <w:left w:val="single" w:sz="6" w:space="0" w:color="E3E3E3"/>
+                    <w:bottom w:val="single" w:sz="6" w:space="0" w:color="E3E3E3"/>
+                    <w:right w:val="single" w:sz="6" w:space="0" w:color="E3E3E3"/>
+                  </w:tcBorders>
+                  <w:tcMar>
+                    <w:top w:w="75" w:type="dxa"/>
+                    <w:left w:w="75" w:type="dxa"/>
+                    <w:bottom w:w="75" w:type="dxa"/>
+                    <w:right w:w="75" w:type="dxa"/>
+                  </w:tcMar>
+                  <w:vAlign w:val="center"/>
+                  <w:hideMark/>
+                </w:tcPr>
+                <w:p>
+                  <w:pPr>
+                    <w:spacing w:after="0" w:line="240" w:lineRule="auto"/>
+                    <w:rPr>
+                      <w:rFonts w:ascii="Arial" w:eastAsia="Times New Roman" w:hAnsi="Arial" w:cs="Arial"/>
+                      <w:b/>
+                      <w:bCs/>
+                      <w:sz w:val="20"/>
+                      <w:szCs w:val="20"/>
+                      <w:lang w:eastAsia="es-ES"/>
+                    </w:rPr>
+                  </w:pPr>
+                  <w:r>
+                    <w:rPr>
+                      <w:rFonts w:ascii="Arial" w:eastAsia="Times New Roman" w:hAnsi="Arial" w:cs="Arial"/>
+                      <w:b/>
+                      <w:bCs/>
+                      <w:sz w:val="20"/>
+                      <w:szCs w:val="20"/>
+                      <w:lang w:eastAsia="es-ES"/>
+                    </w:rPr>
+                    <w:t>Seguimiento de pruebas</w:t>
+                  </w:r>
+                </w:p>
+              </w:tc>
+              <w:tc>
+                <w:tcPr>
+                  <w:tcW w:w="0" w:type="auto"/>
+                  <w:tcBorders>
+                    <w:top w:val="single" w:sz="6" w:space="0" w:color="E3E3E3"/>
+                    <w:left w:val="single" w:sz="6" w:space="0" w:color="E3E3E3"/>
+                    <w:bottom w:val="single" w:sz="6" w:space="0" w:color="E3E3E3"/>
+                    <w:right w:val="single" w:sz="6" w:space="0" w:color="E3E3E3"/>
+                  </w:tcBorders>
+                  <w:tcMar>
+                    <w:top w:w="75" w:type="dxa"/>
+                    <w:left w:w="75" w:type="dxa"/>
+                    <w:bottom w:w="75" w:type="dxa"/>
+                    <w:right w:w="75" w:type="dxa"/>
+                  </w:tcMar>
+                  <w:vAlign w:val="center"/>
+                  <w:hideMark/>
+                </w:tcPr>
+                <w:p>
+                  <w:pPr>
+                    <w:spacing w:after="0" w:line="240" w:lineRule="auto"/>
+                    <w:rPr>
+                      <w:rFonts w:ascii="Arial" w:eastAsia="Times New Roman" w:hAnsi="Arial" w:cs="Arial"/>
+                      <w:b/>
+                      <w:bCs/>
+                      <w:sz w:val="20"/>
+                      <w:szCs w:val="20"/>
+                      <w:lang w:eastAsia="es-ES"/>
+                    </w:rPr>
+                  </w:pPr>
+                  <w:proofErr w:type="spellStart"/>
+                  <w:r>
+                    <w:rPr>
+                      <w:rFonts w:ascii="Arial" w:eastAsia="Times New Roman" w:hAnsi="Arial" w:cs="Arial"/>
+                      <w:b/>
+                      <w:bCs/>
+                      <w:sz w:val="20"/>
+                      <w:szCs w:val="20"/>
+                      <w:lang w:eastAsia="es-ES"/>
+                    </w:rPr>
+                    <w:t>Reporting</w:t>
+                  </w:r>
+                  <w:proofErr w:type="spellEnd"/>
+                </w:p>
+              </w:tc>
+              <w:tc>
+                <w:tcPr>
+                  <w:tcW w:w="0" w:type="auto"/>
+                  <w:tcBorders>
+                    <w:top w:val="single" w:sz="6" w:space="0" w:color="E3E3E3"/>
+                    <w:left w:val="single" w:sz="6" w:space="0" w:color="E3E3E3"/>
+                    <w:bottom w:val="single" w:sz="6" w:space="0" w:color="E3E3E3"/>
+                    <w:right w:val="single" w:sz="6" w:space="0" w:color="E3E3E3"/>
+                  </w:tcBorders>
+                  <w:tcMar>
+                    <w:top w:w="75" w:type="dxa"/>
+                    <w:left w:w="75" w:type="dxa"/>
+                    <w:bottom w:w="75" w:type="dxa"/>
+                    <w:right w:w="75" w:type="dxa"/>
+                  </w:tcMar>
+                  <w:vAlign w:val="center"/>
+                  <w:hideMark/>
+                </w:tcPr>
+                <w:p>
+                  <w:pPr>
+                    <w:spacing w:after="0" w:line="240" w:lineRule="auto"/>
+                    <w:rPr>
+                      <w:rFonts w:ascii="Arial" w:eastAsia="Times New Roman" w:hAnsi="Arial" w:cs="Arial"/>
+                      <w:b/>
+                      <w:bCs/>
+                      <w:sz w:val="20"/>
+                      <w:szCs w:val="20"/>
+                      <w:lang w:eastAsia="es-ES"/>
+                    </w:rPr>
+                  </w:pPr>
+                  <w:r>
+                    <w:rPr>
+                      <w:rFonts w:ascii="Arial" w:eastAsia="Times New Roman" w:hAnsi="Arial" w:cs="Arial"/>
+                      <w:b/>
+                      <w:bCs/>
+                      <w:sz w:val="20"/>
+                      <w:szCs w:val="20"/>
+                      <w:lang w:eastAsia="es-ES"/>
+                    </w:rPr>
+                    <w:t>Cierre de auditoría</w:t>
+                  </w:r>
+                </w:p>
+              </w:tc>
+            </w:tr>
+            <w:tr>
+              <w:trPr>
+                <w:tblHeader/>
+                <w:jc w:val="center"/>
+              </w:trPr>
+              <w:tc>
+                <w:tcPr>
+                  <w:tcW w:w="0" w:type="auto"/>
+                  <w:tcBorders>
+                    <w:top w:val="single" w:sz="6" w:space="0" w:color="E3E3E3"/>
+                    <w:left w:val="single" w:sz="6" w:space="0" w:color="E3E3E3"/>
+                    <w:bottom w:val="single" w:sz="6" w:space="0" w:color="E3E3E3"/>
+                    <w:right w:val="single" w:sz="6" w:space="0" w:color="E3E3E3"/>
+                  </w:tcBorders>
+                  <w:tcMar>
+                    <w:top w:w="75" w:type="dxa"/>
+                    <w:left w:w="75" w:type="dxa"/>
+                    <w:bottom w:w="75" w:type="dxa"/>
+                    <w:right w:w="75" w:type="dxa"/>
+                  </w:tcMar>
+                  <w:vAlign w:val="center"/>
+                </w:tcPr>
+                <w:p>
+                  <w:pPr>
+                    <w:spacing w:after="0" w:line="240" w:lineRule="auto"/>
+                    <w:rPr>
+                      <w:rFonts w:ascii="Arial" w:eastAsia="Times New Roman" w:hAnsi="Arial" w:cs="Arial"/>
+                      <w:sz w:val="20"/>
+                      <w:szCs w:val="20"/>
+                      <w:lang w:eastAsia="es-ES"/>
+                    </w:rPr>
+                  </w:pPr>
+                  <w:r>
+                    <w:rPr>
+                      <w:rFonts w:ascii="Arial" w:eastAsia="Times New Roman" w:hAnsi="Arial" w:cs="Arial"/>
+                      <w:sz w:val="20"/>
+                      <w:szCs w:val="20"/>
+                      <w:lang w:eastAsia="es-ES"/>
+                    </w:rPr>
+                    <w:t>2</w:t>
+                  </w:r>
+                  <w:r>
+                    <w:rPr>
+                      <w:rFonts w:ascii="Arial" w:eastAsia="Times New Roman" w:hAnsi="Arial" w:cs="Arial"/>
+                      <w:sz w:val="20"/>
+                      <w:szCs w:val="20"/>
+                      <w:lang w:eastAsia="es-ES"/>
+                    </w:rPr>
+                    <w:t xml:space="preserve"> semana</w:t>
+                  </w:r>
+                </w:p>
+              </w:tc>
+              <w:tc>
+                <w:tcPr>
+                  <w:tcW w:w="0" w:type="auto"/>
+                  <w:tcBorders>
+                    <w:top w:val="single" w:sz="6" w:space="0" w:color="E3E3E3"/>
+                    <w:left w:val="single" w:sz="6" w:space="0" w:color="E3E3E3"/>
+                    <w:bottom w:val="single" w:sz="6" w:space="0" w:color="E3E3E3"/>
+                    <w:right w:val="single" w:sz="6" w:space="0" w:color="E3E3E3"/>
+                  </w:tcBorders>
+                  <w:tcMar>
+                    <w:top w:w="75" w:type="dxa"/>
+                    <w:left w:w="75" w:type="dxa"/>
+                    <w:bottom w:w="75" w:type="dxa"/>
+                    <w:right w:w="75" w:type="dxa"/>
+                  </w:tcMar>
+                  <w:vAlign w:val="center"/>
+                </w:tcPr>
+                <w:p>
+                  <w:pPr>
+                    <w:spacing w:after="0" w:line="240" w:lineRule="auto"/>
+                    <w:rPr>
+                      <w:rFonts w:ascii="Arial" w:eastAsia="Times New Roman" w:hAnsi="Arial" w:cs="Arial"/>
+                      <w:sz w:val="20"/>
+                      <w:szCs w:val="20"/>
+                      <w:lang w:eastAsia="es-ES"/>
+                    </w:rPr>
+                  </w:pPr>
+                  <w:r>
+                    <w:rPr>
+                      <w:rFonts w:ascii="Arial" w:eastAsia="Times New Roman" w:hAnsi="Arial" w:cs="Arial"/>
+                      <w:sz w:val="20"/>
+                      <w:szCs w:val="20"/>
+                      <w:lang w:eastAsia="es-ES"/>
+                    </w:rPr>
+                    <w:t>3</w:t>
+                  </w:r>
+                  <w:r>
+                    <w:rPr>
+                      <w:rFonts w:ascii="Arial" w:eastAsia="Times New Roman" w:hAnsi="Arial" w:cs="Arial"/>
+                      <w:sz w:val="20"/>
+                      <w:szCs w:val="20"/>
+                      <w:lang w:eastAsia="es-ES"/>
+                    </w:rPr>
+                    <w:t xml:space="preserve"> semanas</w:t>
+                  </w:r>
+                </w:p>
+              </w:tc>
+              <w:tc>
+                <w:tcPr>
+                  <w:tcW w:w="0" w:type="auto"/>
+                  <w:tcBorders>
+                    <w:top w:val="single" w:sz="6" w:space="0" w:color="E3E3E3"/>
+                    <w:left w:val="single" w:sz="6" w:space="0" w:color="E3E3E3"/>
+                    <w:bottom w:val="single" w:sz="6" w:space="0" w:color="E3E3E3"/>
+                    <w:right w:val="single" w:sz="6" w:space="0" w:color="E3E3E3"/>
+                  </w:tcBorders>
+                  <w:tcMar>
+                    <w:top w:w="75" w:type="dxa"/>
+                    <w:left w:w="75" w:type="dxa"/>
+                    <w:bottom w:w="75" w:type="dxa"/>
+                    <w:right w:w="75" w:type="dxa"/>
+                  </w:tcMar>
+                  <w:vAlign w:val="center"/>
+                </w:tcPr>
+                <w:p>
+                  <w:pPr>
+                    <w:spacing w:after="0" w:line="240" w:lineRule="auto"/>
+                    <w:rPr>
+                      <w:rFonts w:ascii="Arial" w:eastAsia="Times New Roman" w:hAnsi="Arial" w:cs="Arial"/>
+                      <w:sz w:val="20"/>
+                      <w:szCs w:val="20"/>
+                      <w:lang w:eastAsia="es-ES"/>
+                    </w:rPr>
+                  </w:pPr>
+                  <w:r>
+                    <w:rPr>
+                      <w:rFonts w:ascii="Arial" w:eastAsia="Times New Roman" w:hAnsi="Arial" w:cs="Arial"/>
+                      <w:sz w:val="20"/>
+                      <w:szCs w:val="20"/>
+                      <w:lang w:eastAsia="es-ES"/>
+                    </w:rPr>
+                    <w:t xml:space="preserve">Reuniones </w:t>
+                  </w:r>
+                  <w:r>
+                    <w:rPr>
+                      <w:rFonts w:ascii="Arial" w:eastAsia="Times New Roman" w:hAnsi="Arial" w:cs="Arial"/>
+                      <w:sz w:val="20"/>
+                      <w:szCs w:val="20"/>
+                      <w:lang w:eastAsia="es-ES"/>
+                    </w:rPr>
+                    <w:t>semanales</w:t>
+                  </w:r>
+                </w:p>
+              </w:tc>
+              <w:tc>
+                <w:tcPr>
+                  <w:tcW w:w="0" w:type="auto"/>
+                  <w:tcBorders>
+                    <w:top w:val="single" w:sz="6" w:space="0" w:color="E3E3E3"/>
+                    <w:left w:val="single" w:sz="6" w:space="0" w:color="E3E3E3"/>
+                    <w:bottom w:val="single" w:sz="6" w:space="0" w:color="E3E3E3"/>
+                    <w:right w:val="single" w:sz="6" w:space="0" w:color="E3E3E3"/>
+                  </w:tcBorders>
+                  <w:tcMar>
+                    <w:top w:w="75" w:type="dxa"/>
+                    <w:left w:w="75" w:type="dxa"/>
+                    <w:bottom w:w="75" w:type="dxa"/>
+                    <w:right w:w="75" w:type="dxa"/>
+                  </w:tcMar>
+                  <w:vAlign w:val="center"/>
+                </w:tcPr>
+                <w:p>
+                  <w:pPr>
+                    <w:spacing w:after="0" w:line="240" w:lineRule="auto"/>
+                    <w:rPr>
+                      <w:rFonts w:ascii="Arial" w:eastAsia="Times New Roman" w:hAnsi="Arial" w:cs="Arial"/>
+                      <w:sz w:val="20"/>
+                      <w:szCs w:val="20"/>
+                      <w:lang w:eastAsia="es-ES"/>
+                    </w:rPr>
+                  </w:pPr>
+                  <w:r>
+                    <w:rPr>
+                      <w:rFonts w:ascii="Arial" w:eastAsia="Times New Roman" w:hAnsi="Arial" w:cs="Arial"/>
+                      <w:sz w:val="20"/>
+                      <w:szCs w:val="20"/>
+                      <w:lang w:eastAsia="es-ES"/>
+                    </w:rPr>
+                    <w:t>1 semana</w:t>
+                  </w:r>
+                </w:p>
+              </w:tc>
+              <w:tc>
+                <w:tcPr>
+                  <w:tcW w:w="0" w:type="auto"/>
+                  <w:tcBorders>
+                    <w:top w:val="single" w:sz="6" w:space="0" w:color="E3E3E3"/>
+                    <w:left w:val="single" w:sz="6" w:space="0" w:color="E3E3E3"/>
+                    <w:bottom w:val="single" w:sz="6" w:space="0" w:color="E3E3E3"/>
+                    <w:right w:val="single" w:sz="6" w:space="0" w:color="E3E3E3"/>
+                  </w:tcBorders>
+                  <w:tcMar>
+                    <w:top w:w="75" w:type="dxa"/>
+                    <w:left w:w="75" w:type="dxa"/>
+                    <w:bottom w:w="75" w:type="dxa"/>
+                    <w:right w:w="75" w:type="dxa"/>
+                  </w:tcMar>
+                  <w:vAlign w:val="center"/>
+                </w:tcPr>
+                <w:p>
+                  <w:pPr>
+                    <w:spacing w:after="0" w:line="240" w:lineRule="auto"/>
+                    <w:rPr>
+                      <w:rFonts w:ascii="Arial" w:eastAsia="Times New Roman" w:hAnsi="Arial" w:cs="Arial"/>
+                      <w:sz w:val="20"/>
+                      <w:szCs w:val="20"/>
+                      <w:lang w:eastAsia="es-ES"/>
+                    </w:rPr>
+                  </w:pPr>
+                  <w:r>
+                    <w:rPr>
+                      <w:rFonts w:ascii="Arial" w:eastAsia="Times New Roman" w:hAnsi="Arial" w:cs="Arial"/>
+                      <w:sz w:val="20"/>
+                      <w:szCs w:val="20"/>
+                      <w:lang w:eastAsia="es-ES"/>
+                    </w:rPr>
+                    <w:t>1 día</w:t>
+                  </w:r>
+                </w:p>
+              </w:tc>
+            </w:tr>
+          </w:tbl>
+          <w:p>
+            <w:pPr>
+              <w:spacing w:after="0" w:line="240" w:lineRule="auto"/>
+              <w:rPr>
+                <w:rFonts w:ascii="Arial" w:eastAsia="Times New Roman" w:hAnsi="Arial" w:cs="Arial"/>
+                <w:b/>
+                <w:bCs/>
+                <w:sz w:val="20"/>
+                <w:szCs w:val="20"/>
                 <w:lang w:eastAsia="es-ES"/>
               </w:rPr>
             </w:pPr>
@@ -4172,15 +6049,6 @@
         <w:jc w:val="both"/>
         <w:rPr>
           <w:rFonts w:ascii="Arial" w:eastAsia="Times New Roman" w:hAnsi="Arial" w:cs="Arial"/>
-          <w:color w:val="000000"/>
-          <w:sz w:val="24"/>
-          <w:szCs w:val="24"/>
-          <w:lang w:eastAsia="es-ES"/>
-        </w:rPr>
-      </w:pPr>
-      <w:r>
-        <w:rPr>
-          <w:rFonts w:ascii="Arial" w:eastAsia="Times New Roman" w:hAnsi="Arial" w:cs="Arial"/>
           <w:b/>
           <w:bCs/>
           <w:color w:val="000000"/>
@@ -4188,33 +6056,1096 @@
           <w:szCs w:val="24"/>
           <w:lang w:eastAsia="es-ES"/>
         </w:rPr>
-        <w:t>NOTA:</w:t>
-      </w:r>
-      <w:r>
-        <w:rPr>
-          <w:rFonts w:ascii="Arial" w:eastAsia="Times New Roman" w:hAnsi="Arial" w:cs="Arial"/>
-          <w:color w:val="000000"/>
-          <w:sz w:val="24"/>
-          <w:szCs w:val="24"/>
-          <w:lang w:eastAsia="es-ES"/>
-        </w:rPr>
-        <w:t> Se debe indicar la temporalización de cada una de las fases de la auditoria.</w:t>
-      </w:r>
+      </w:pPr>
+      <w:hyperlink r:id="rId9" w:history="1">
+        <w:r>
+          <w:rPr>
+            <w:rStyle w:val="Hipervnculo"/>
+            <w:rFonts w:ascii="Arial" w:eastAsia="Times New Roman" w:hAnsi="Arial" w:cs="Arial"/>
+            <w:b/>
+            <w:bCs/>
+            <w:sz w:val="24"/>
+            <w:szCs w:val="24"/>
+            <w:lang w:eastAsia="es-ES"/>
+          </w:rPr>
+          <w:t>https://colab.research.google.com/drive/1aKu6YO5MtCvZAiBAH_01w9QJlzHYWR0E?usp=sharing</w:t>
+        </w:r>
+      </w:hyperlink>
     </w:p>
     <w:p>
       <w:pPr>
-        <w:pStyle w:val="Ttulo2"/>
-        <w:rPr>
+        <w:shd w:val="clear" w:color="auto" w:fill="FFFFFF"/>
+        <w:spacing w:after="240" w:line="240" w:lineRule="auto"/>
+        <w:ind w:left="720"/>
+        <w:jc w:val="both"/>
+        <w:rPr>
+          <w:rFonts w:ascii="Arial" w:eastAsia="Times New Roman" w:hAnsi="Arial" w:cs="Arial"/>
           <w:b/>
           <w:bCs/>
-        </w:rPr>
-      </w:pPr>
-      <w:bookmarkStart w:id="10" w:name="_Toc213885514"/>
-      <w:r>
-        <w:rPr>
+          <w:color w:val="000000"/>
+          <w:sz w:val="24"/>
+          <w:szCs w:val="24"/>
+          <w:lang w:eastAsia="es-ES"/>
+        </w:rPr>
+      </w:pPr>
+    </w:p>
+    <w:p>
+      <w:pPr>
+        <w:shd w:val="clear" w:color="auto" w:fill="FFFFFF"/>
+        <w:spacing w:after="240" w:line="240" w:lineRule="auto"/>
+        <w:ind w:left="720"/>
+        <w:jc w:val="both"/>
+        <w:rPr>
+          <w:rFonts w:ascii="Arial" w:eastAsia="Times New Roman" w:hAnsi="Arial" w:cs="Arial"/>
           <w:b/>
           <w:bCs/>
-        </w:rPr>
+          <w:color w:val="000000"/>
+          <w:sz w:val="24"/>
+          <w:szCs w:val="24"/>
+          <w:lang w:eastAsia="es-ES"/>
+        </w:rPr>
+      </w:pPr>
+    </w:p>
+    <w:p>
+      <w:pPr>
+        <w:shd w:val="clear" w:color="auto" w:fill="FFFFFF"/>
+        <w:spacing w:after="240" w:line="240" w:lineRule="auto"/>
+        <w:ind w:left="720"/>
+        <w:jc w:val="both"/>
+        <w:rPr>
+          <w:rFonts w:ascii="Arial" w:eastAsia="Times New Roman" w:hAnsi="Arial" w:cs="Arial"/>
+          <w:b/>
+          <w:bCs/>
+          <w:color w:val="000000"/>
+          <w:sz w:val="24"/>
+          <w:szCs w:val="24"/>
+          <w:lang w:eastAsia="es-ES"/>
+        </w:rPr>
+      </w:pPr>
+    </w:p>
+    <w:p>
+      <w:pPr>
+        <w:shd w:val="clear" w:color="auto" w:fill="FFFFFF"/>
+        <w:spacing w:after="240" w:line="240" w:lineRule="auto"/>
+        <w:ind w:left="720"/>
+        <w:jc w:val="both"/>
+        <w:rPr>
+          <w:rFonts w:ascii="Arial" w:eastAsia="Times New Roman" w:hAnsi="Arial" w:cs="Arial"/>
+          <w:b/>
+          <w:bCs/>
+          <w:color w:val="000000"/>
+          <w:sz w:val="24"/>
+          <w:szCs w:val="24"/>
+          <w:lang w:eastAsia="es-ES"/>
+        </w:rPr>
+      </w:pPr>
+      <w:r>
+        <w:rPr>
+          <w:rFonts w:ascii="Arial" w:eastAsia="Times New Roman" w:hAnsi="Arial" w:cs="Arial"/>
+          <w:b/>
+          <w:bCs/>
+          <w:noProof/>
+          <w:color w:val="000000"/>
+          <w:sz w:val="24"/>
+          <w:szCs w:val="24"/>
+          <w:lang w:eastAsia="es-ES"/>
+        </w:rPr>
+        <w:lastRenderedPageBreak/>
+        <w:drawing>
+          <wp:inline distT="0" distB="0" distL="0" distR="0" wp14:anchorId="5DBFDA5B" wp14:editId="4734AFC0">
+            <wp:extent cx="5391150" cy="2295525"/>
+            <wp:effectExtent l="0" t="0" r="0" b="9525"/>
+            <wp:docPr id="4" name="Imagen 4"/>
+            <wp:cNvGraphicFramePr>
+              <a:graphicFrameLocks xmlns:a="http://schemas.openxmlformats.org/drawingml/2006/main" noChangeAspect="1"/>
+            </wp:cNvGraphicFramePr>
+            <a:graphic xmlns:a="http://schemas.openxmlformats.org/drawingml/2006/main">
+              <a:graphicData uri="http://schemas.openxmlformats.org/drawingml/2006/picture">
+                <pic:pic xmlns:pic="http://schemas.openxmlformats.org/drawingml/2006/picture">
+                  <pic:nvPicPr>
+                    <pic:cNvPr id="0" name="Picture 1"/>
+                    <pic:cNvPicPr>
+                      <a:picLocks noChangeAspect="1" noChangeArrowheads="1"/>
+                    </pic:cNvPicPr>
+                  </pic:nvPicPr>
+                  <pic:blipFill>
+                    <a:blip r:embed="rId10" cstate="print">
+                      <a:extLst>
+                        <a:ext uri="{28A0092B-C50C-407E-A947-70E740481C1C}">
+                          <a14:useLocalDpi xmlns:a14="http://schemas.microsoft.com/office/drawing/2010/main" val="0"/>
+                        </a:ext>
+                      </a:extLst>
+                    </a:blip>
+                    <a:srcRect/>
+                    <a:stretch>
+                      <a:fillRect/>
+                    </a:stretch>
+                  </pic:blipFill>
+                  <pic:spPr bwMode="auto">
+                    <a:xfrm>
+                      <a:off x="0" y="0"/>
+                      <a:ext cx="5391150" cy="2295525"/>
+                    </a:xfrm>
+                    <a:prstGeom prst="rect">
+                      <a:avLst/>
+                    </a:prstGeom>
+                    <a:noFill/>
+                    <a:ln>
+                      <a:noFill/>
+                    </a:ln>
+                  </pic:spPr>
+                </pic:pic>
+              </a:graphicData>
+            </a:graphic>
+          </wp:inline>
+        </w:drawing>
+      </w:r>
+    </w:p>
+    <w:p>
+      <w:pPr>
+        <w:shd w:val="clear" w:color="auto" w:fill="FFFFFF"/>
+        <w:spacing w:after="240" w:line="240" w:lineRule="auto"/>
+        <w:ind w:left="720"/>
+        <w:jc w:val="both"/>
+        <w:rPr>
+          <w:rFonts w:ascii="Arial" w:eastAsia="Times New Roman" w:hAnsi="Arial" w:cs="Arial"/>
+          <w:color w:val="000000"/>
+          <w:sz w:val="24"/>
+          <w:szCs w:val="24"/>
+          <w:lang w:eastAsia="es-ES"/>
+        </w:rPr>
+      </w:pPr>
+      <w:r>
+        <w:rPr>
+          <w:rFonts w:ascii="Arial" w:eastAsia="Times New Roman" w:hAnsi="Arial" w:cs="Arial"/>
+          <w:b/>
+          <w:bCs/>
+          <w:color w:val="000000"/>
+          <w:sz w:val="24"/>
+          <w:szCs w:val="24"/>
+          <w:lang w:eastAsia="es-ES"/>
+        </w:rPr>
+        <w:t>NOTA:</w:t>
+      </w:r>
+      <w:r>
+        <w:rPr>
+          <w:rFonts w:ascii="Arial" w:eastAsia="Times New Roman" w:hAnsi="Arial" w:cs="Arial"/>
+          <w:color w:val="000000"/>
+          <w:sz w:val="24"/>
+          <w:szCs w:val="24"/>
+          <w:lang w:eastAsia="es-ES"/>
+        </w:rPr>
+        <w:t> Se debe indicar la temporalización de cada una de las fases de la auditoria.</w:t>
+      </w:r>
+    </w:p>
+    <w:p>
+      <w:pPr>
+        <w:shd w:val="clear" w:color="auto" w:fill="FFFFFF"/>
+        <w:spacing w:after="240" w:line="240" w:lineRule="auto"/>
+        <w:ind w:left="720"/>
+        <w:jc w:val="both"/>
+        <w:rPr>
+          <w:rFonts w:ascii="Arial" w:eastAsia="Times New Roman" w:hAnsi="Arial" w:cs="Arial"/>
+          <w:color w:val="000000"/>
+          <w:sz w:val="24"/>
+          <w:szCs w:val="24"/>
+          <w:lang w:eastAsia="es-ES"/>
+        </w:rPr>
+      </w:pPr>
+    </w:p>
+    <w:p>
+      <w:pPr>
+        <w:shd w:val="clear" w:color="auto" w:fill="FFFFFF"/>
+        <w:spacing w:after="240" w:line="240" w:lineRule="auto"/>
+        <w:ind w:left="720"/>
+        <w:jc w:val="both"/>
+        <w:rPr>
+          <w:rFonts w:ascii="Arial" w:eastAsia="Times New Roman" w:hAnsi="Arial" w:cs="Arial"/>
+          <w:color w:val="000000"/>
+          <w:sz w:val="24"/>
+          <w:szCs w:val="24"/>
+          <w:lang w:eastAsia="es-ES"/>
+        </w:rPr>
+      </w:pPr>
+      <w:r>
+        <w:rPr>
+          <w:rFonts w:ascii="Arial" w:eastAsia="Times New Roman" w:hAnsi="Arial" w:cs="Arial"/>
+          <w:color w:val="000000"/>
+          <w:sz w:val="24"/>
+          <w:szCs w:val="24"/>
+          <w:lang w:eastAsia="es-ES"/>
+        </w:rPr>
+        <w:t>Haciendo un pequeño resumen:</w:t>
+      </w:r>
+    </w:p>
+    <w:p>
+      <w:pPr>
+        <w:shd w:val="clear" w:color="auto" w:fill="FFFFFF"/>
+        <w:spacing w:after="240" w:line="240" w:lineRule="auto"/>
+        <w:ind w:left="720"/>
+        <w:jc w:val="both"/>
+        <w:rPr>
+          <w:rFonts w:ascii="Arial" w:eastAsia="Times New Roman" w:hAnsi="Arial" w:cs="Arial"/>
+          <w:b/>
+          <w:bCs/>
+          <w:color w:val="000000"/>
+          <w:sz w:val="24"/>
+          <w:szCs w:val="24"/>
+          <w:lang w:eastAsia="es-ES"/>
+        </w:rPr>
+      </w:pPr>
+      <w:r>
+        <w:rPr>
+          <w:rFonts w:ascii="Arial" w:eastAsia="Times New Roman" w:hAnsi="Arial" w:cs="Arial"/>
+          <w:b/>
+          <w:bCs/>
+          <w:color w:val="000000"/>
+          <w:sz w:val="24"/>
+          <w:szCs w:val="24"/>
+          <w:lang w:eastAsia="es-ES"/>
+        </w:rPr>
+        <w:t>Auditoria de ataques externos</w:t>
+      </w:r>
+    </w:p>
+    <w:p>
+      <w:pPr>
+        <w:pStyle w:val="Prrafodelista"/>
+        <w:numPr>
+          <w:ilvl w:val="0"/>
+          <w:numId w:val="7"/>
+        </w:numPr>
+        <w:shd w:val="clear" w:color="auto" w:fill="FFFFFF"/>
+        <w:spacing w:after="240" w:line="240" w:lineRule="auto"/>
+        <w:rPr>
+          <w:rFonts w:ascii="Arial" w:eastAsia="Times New Roman" w:hAnsi="Arial" w:cs="Arial"/>
+          <w:color w:val="000000"/>
+          <w:sz w:val="24"/>
+          <w:szCs w:val="24"/>
+          <w:lang w:eastAsia="es-ES"/>
+        </w:rPr>
+      </w:pPr>
+      <w:r>
+        <w:rPr>
+          <w:rFonts w:ascii="Arial" w:eastAsia="Times New Roman" w:hAnsi="Arial" w:cs="Arial"/>
+          <w:b/>
+          <w:bCs/>
+          <w:color w:val="000000"/>
+          <w:sz w:val="24"/>
+          <w:szCs w:val="24"/>
+          <w:lang w:eastAsia="es-ES"/>
+        </w:rPr>
+        <w:t>Primera semana:</w:t>
+      </w:r>
+      <w:r>
+        <w:rPr>
+          <w:rFonts w:ascii="Arial" w:eastAsia="Times New Roman" w:hAnsi="Arial" w:cs="Arial"/>
+          <w:color w:val="000000"/>
+          <w:sz w:val="24"/>
+          <w:szCs w:val="24"/>
+          <w:lang w:eastAsia="es-ES"/>
+        </w:rPr>
+        <w:t xml:space="preserve"> Firmar acuerdos, recopilar información, establecer reglas…</w:t>
+      </w:r>
+    </w:p>
+    <w:p>
+      <w:pPr>
+        <w:pStyle w:val="Prrafodelista"/>
+        <w:numPr>
+          <w:ilvl w:val="0"/>
+          <w:numId w:val="7"/>
+        </w:numPr>
+        <w:shd w:val="clear" w:color="auto" w:fill="FFFFFF"/>
+        <w:spacing w:after="240" w:line="240" w:lineRule="auto"/>
+        <w:rPr>
+          <w:rFonts w:ascii="Arial" w:eastAsia="Times New Roman" w:hAnsi="Arial" w:cs="Arial"/>
+          <w:color w:val="000000"/>
+          <w:sz w:val="24"/>
+          <w:szCs w:val="24"/>
+          <w:lang w:eastAsia="es-ES"/>
+        </w:rPr>
+      </w:pPr>
+      <w:r>
+        <w:rPr>
+          <w:rFonts w:ascii="Arial" w:eastAsia="Times New Roman" w:hAnsi="Arial" w:cs="Arial"/>
+          <w:b/>
+          <w:bCs/>
+          <w:color w:val="000000"/>
+          <w:sz w:val="24"/>
+          <w:szCs w:val="24"/>
+          <w:lang w:eastAsia="es-ES"/>
+        </w:rPr>
+        <w:t>Semanas 2 y 3:</w:t>
+      </w:r>
+      <w:r>
+        <w:rPr>
+          <w:rFonts w:ascii="Arial" w:eastAsia="Times New Roman" w:hAnsi="Arial" w:cs="Arial"/>
+          <w:color w:val="000000"/>
+          <w:sz w:val="24"/>
+          <w:szCs w:val="24"/>
+          <w:lang w:eastAsia="es-ES"/>
+        </w:rPr>
+        <w:t xml:space="preserve"> Escaneo automático de vulnerabilidades, pruebas de explotación, </w:t>
+      </w:r>
+      <w:r>
+        <w:rPr>
+          <w:rFonts w:ascii="Arial" w:eastAsia="Times New Roman" w:hAnsi="Arial" w:cs="Arial"/>
+          <w:color w:val="000000"/>
+          <w:sz w:val="24"/>
+          <w:szCs w:val="24"/>
+          <w:lang w:eastAsia="es-ES"/>
+        </w:rPr>
+        <w:t>escaneo de configuraciones…</w:t>
+      </w:r>
+    </w:p>
+    <w:p>
+      <w:pPr>
+        <w:pStyle w:val="Prrafodelista"/>
+        <w:numPr>
+          <w:ilvl w:val="0"/>
+          <w:numId w:val="7"/>
+        </w:numPr>
+        <w:shd w:val="clear" w:color="auto" w:fill="FFFFFF"/>
+        <w:spacing w:after="240" w:line="240" w:lineRule="auto"/>
+        <w:rPr>
+          <w:rFonts w:ascii="Arial" w:eastAsia="Times New Roman" w:hAnsi="Arial" w:cs="Arial"/>
+          <w:color w:val="000000"/>
+          <w:sz w:val="24"/>
+          <w:szCs w:val="24"/>
+          <w:lang w:eastAsia="es-ES"/>
+        </w:rPr>
+      </w:pPr>
+      <w:r>
+        <w:rPr>
+          <w:rFonts w:ascii="Arial" w:eastAsia="Times New Roman" w:hAnsi="Arial" w:cs="Arial"/>
+          <w:b/>
+          <w:bCs/>
+          <w:color w:val="000000"/>
+          <w:sz w:val="24"/>
+          <w:szCs w:val="24"/>
+          <w:lang w:eastAsia="es-ES"/>
+        </w:rPr>
+        <w:t>Semana 4:</w:t>
+      </w:r>
+      <w:r>
+        <w:rPr>
+          <w:rFonts w:ascii="Arial" w:eastAsia="Times New Roman" w:hAnsi="Arial" w:cs="Arial"/>
+          <w:color w:val="000000"/>
+          <w:sz w:val="24"/>
+          <w:szCs w:val="24"/>
+          <w:lang w:eastAsia="es-ES"/>
+        </w:rPr>
+        <w:t xml:space="preserve"> Documentar y elaborar recomendaciones.</w:t>
+      </w:r>
+    </w:p>
+    <w:p>
+      <w:pPr>
+        <w:shd w:val="clear" w:color="auto" w:fill="FFFFFF"/>
+        <w:spacing w:after="240" w:line="240" w:lineRule="auto"/>
+        <w:ind w:left="720"/>
+        <w:jc w:val="both"/>
+        <w:rPr>
+          <w:rFonts w:ascii="Arial" w:eastAsia="Times New Roman" w:hAnsi="Arial" w:cs="Arial"/>
+          <w:b/>
+          <w:bCs/>
+          <w:color w:val="000000"/>
+          <w:sz w:val="24"/>
+          <w:szCs w:val="24"/>
+          <w:lang w:eastAsia="es-ES"/>
+        </w:rPr>
+      </w:pPr>
+      <w:r>
+        <w:rPr>
+          <w:rFonts w:ascii="Arial" w:eastAsia="Times New Roman" w:hAnsi="Arial" w:cs="Arial"/>
+          <w:b/>
+          <w:bCs/>
+          <w:color w:val="000000"/>
+          <w:sz w:val="24"/>
+          <w:szCs w:val="24"/>
+          <w:lang w:eastAsia="es-ES"/>
+        </w:rPr>
+        <w:t xml:space="preserve">Auditoria de </w:t>
+      </w:r>
+      <w:r>
+        <w:rPr>
+          <w:rFonts w:ascii="Arial" w:eastAsia="Times New Roman" w:hAnsi="Arial" w:cs="Arial"/>
+          <w:b/>
+          <w:bCs/>
+          <w:color w:val="000000"/>
+          <w:sz w:val="24"/>
+          <w:szCs w:val="24"/>
+          <w:lang w:eastAsia="es-ES"/>
+        </w:rPr>
+        <w:t>activos críticos</w:t>
+      </w:r>
+    </w:p>
+    <w:p>
+      <w:pPr>
+        <w:pStyle w:val="Prrafodelista"/>
+        <w:numPr>
+          <w:ilvl w:val="0"/>
+          <w:numId w:val="7"/>
+        </w:numPr>
+        <w:shd w:val="clear" w:color="auto" w:fill="FFFFFF"/>
+        <w:spacing w:after="240" w:line="240" w:lineRule="auto"/>
+        <w:rPr>
+          <w:rFonts w:ascii="Arial" w:eastAsia="Times New Roman" w:hAnsi="Arial" w:cs="Arial"/>
+          <w:color w:val="000000"/>
+          <w:sz w:val="24"/>
+          <w:szCs w:val="24"/>
+          <w:lang w:eastAsia="es-ES"/>
+        </w:rPr>
+      </w:pPr>
+      <w:r>
+        <w:rPr>
+          <w:rFonts w:ascii="Arial" w:eastAsia="Times New Roman" w:hAnsi="Arial" w:cs="Arial"/>
+          <w:b/>
+          <w:bCs/>
+          <w:color w:val="000000"/>
+          <w:sz w:val="24"/>
+          <w:szCs w:val="24"/>
+          <w:lang w:eastAsia="es-ES"/>
+        </w:rPr>
+        <w:t>Semana 3</w:t>
+      </w:r>
+      <w:r>
+        <w:rPr>
+          <w:rFonts w:ascii="Arial" w:eastAsia="Times New Roman" w:hAnsi="Arial" w:cs="Arial"/>
+          <w:b/>
+          <w:bCs/>
+          <w:color w:val="000000"/>
+          <w:sz w:val="24"/>
+          <w:szCs w:val="24"/>
+          <w:lang w:eastAsia="es-ES"/>
+        </w:rPr>
+        <w:t>:</w:t>
+      </w:r>
+      <w:r>
+        <w:rPr>
+          <w:rFonts w:ascii="Arial" w:eastAsia="Times New Roman" w:hAnsi="Arial" w:cs="Arial"/>
+          <w:color w:val="000000"/>
+          <w:sz w:val="24"/>
+          <w:szCs w:val="24"/>
+          <w:lang w:eastAsia="es-ES"/>
+        </w:rPr>
+        <w:t xml:space="preserve"> </w:t>
+      </w:r>
+      <w:r>
+        <w:rPr>
+          <w:rFonts w:ascii="Arial" w:eastAsia="Times New Roman" w:hAnsi="Arial" w:cs="Arial"/>
+          <w:color w:val="000000"/>
+          <w:sz w:val="24"/>
+          <w:szCs w:val="24"/>
+          <w:lang w:eastAsia="es-ES"/>
+        </w:rPr>
+        <w:t>Identificar aplicaciones, definir casos de uso…</w:t>
+      </w:r>
+    </w:p>
+    <w:p>
+      <w:pPr>
+        <w:pStyle w:val="Prrafodelista"/>
+        <w:numPr>
+          <w:ilvl w:val="0"/>
+          <w:numId w:val="7"/>
+        </w:numPr>
+        <w:shd w:val="clear" w:color="auto" w:fill="FFFFFF"/>
+        <w:spacing w:after="240" w:line="240" w:lineRule="auto"/>
+        <w:rPr>
+          <w:rFonts w:ascii="Arial" w:eastAsia="Times New Roman" w:hAnsi="Arial" w:cs="Arial"/>
+          <w:color w:val="000000"/>
+          <w:sz w:val="24"/>
+          <w:szCs w:val="24"/>
+          <w:lang w:eastAsia="es-ES"/>
+        </w:rPr>
+      </w:pPr>
+      <w:r>
+        <w:rPr>
+          <w:rFonts w:ascii="Arial" w:eastAsia="Times New Roman" w:hAnsi="Arial" w:cs="Arial"/>
+          <w:b/>
+          <w:bCs/>
+          <w:color w:val="000000"/>
+          <w:sz w:val="24"/>
+          <w:szCs w:val="24"/>
+          <w:lang w:eastAsia="es-ES"/>
+        </w:rPr>
+        <w:t xml:space="preserve">Semanas </w:t>
+      </w:r>
+      <w:r>
+        <w:rPr>
+          <w:rFonts w:ascii="Arial" w:eastAsia="Times New Roman" w:hAnsi="Arial" w:cs="Arial"/>
+          <w:b/>
+          <w:bCs/>
+          <w:color w:val="000000"/>
+          <w:sz w:val="24"/>
+          <w:szCs w:val="24"/>
+          <w:lang w:eastAsia="es-ES"/>
+        </w:rPr>
+        <w:t>4, 5 y 6</w:t>
+      </w:r>
+      <w:r>
+        <w:rPr>
+          <w:rFonts w:ascii="Arial" w:eastAsia="Times New Roman" w:hAnsi="Arial" w:cs="Arial"/>
+          <w:b/>
+          <w:bCs/>
+          <w:color w:val="000000"/>
+          <w:sz w:val="24"/>
+          <w:szCs w:val="24"/>
+          <w:lang w:eastAsia="es-ES"/>
+        </w:rPr>
+        <w:t>:</w:t>
+      </w:r>
+      <w:r>
+        <w:rPr>
+          <w:rFonts w:ascii="Arial" w:eastAsia="Times New Roman" w:hAnsi="Arial" w:cs="Arial"/>
+          <w:color w:val="000000"/>
+          <w:sz w:val="24"/>
+          <w:szCs w:val="24"/>
+          <w:lang w:eastAsia="es-ES"/>
+        </w:rPr>
+        <w:t xml:space="preserve"> </w:t>
+      </w:r>
+      <w:r>
+        <w:rPr>
+          <w:rFonts w:ascii="Arial" w:eastAsia="Times New Roman" w:hAnsi="Arial" w:cs="Arial"/>
+          <w:color w:val="000000"/>
+          <w:sz w:val="24"/>
+          <w:szCs w:val="24"/>
+          <w:lang w:eastAsia="es-ES"/>
+        </w:rPr>
+        <w:t>Pruebas de autenticación, análisis de configuraciones de email, pruebas automáticas y manuales…</w:t>
+      </w:r>
+    </w:p>
+    <w:p>
+      <w:pPr>
+        <w:pStyle w:val="Prrafodelista"/>
+        <w:numPr>
+          <w:ilvl w:val="0"/>
+          <w:numId w:val="7"/>
+        </w:numPr>
+        <w:shd w:val="clear" w:color="auto" w:fill="FFFFFF"/>
+        <w:spacing w:after="240" w:line="240" w:lineRule="auto"/>
+        <w:rPr>
+          <w:rFonts w:ascii="Arial" w:eastAsia="Times New Roman" w:hAnsi="Arial" w:cs="Arial"/>
+          <w:color w:val="000000"/>
+          <w:sz w:val="24"/>
+          <w:szCs w:val="24"/>
+          <w:lang w:eastAsia="es-ES"/>
+        </w:rPr>
+      </w:pPr>
+      <w:r>
+        <w:rPr>
+          <w:rFonts w:ascii="Arial" w:eastAsia="Times New Roman" w:hAnsi="Arial" w:cs="Arial"/>
+          <w:b/>
+          <w:bCs/>
+          <w:color w:val="000000"/>
+          <w:sz w:val="24"/>
+          <w:szCs w:val="24"/>
+          <w:lang w:eastAsia="es-ES"/>
+        </w:rPr>
+        <w:t xml:space="preserve">Semana </w:t>
+      </w:r>
+      <w:r>
+        <w:rPr>
+          <w:rFonts w:ascii="Arial" w:eastAsia="Times New Roman" w:hAnsi="Arial" w:cs="Arial"/>
+          <w:b/>
+          <w:bCs/>
+          <w:color w:val="000000"/>
+          <w:sz w:val="24"/>
+          <w:szCs w:val="24"/>
+          <w:lang w:eastAsia="es-ES"/>
+        </w:rPr>
+        <w:t>7</w:t>
+      </w:r>
+      <w:r>
+        <w:rPr>
+          <w:rFonts w:ascii="Arial" w:eastAsia="Times New Roman" w:hAnsi="Arial" w:cs="Arial"/>
+          <w:b/>
+          <w:bCs/>
+          <w:color w:val="000000"/>
+          <w:sz w:val="24"/>
+          <w:szCs w:val="24"/>
+          <w:lang w:eastAsia="es-ES"/>
+        </w:rPr>
+        <w:t>:</w:t>
+      </w:r>
+      <w:r>
+        <w:rPr>
+          <w:rFonts w:ascii="Arial" w:eastAsia="Times New Roman" w:hAnsi="Arial" w:cs="Arial"/>
+          <w:color w:val="000000"/>
+          <w:sz w:val="24"/>
+          <w:szCs w:val="24"/>
+          <w:lang w:eastAsia="es-ES"/>
+        </w:rPr>
+        <w:t xml:space="preserve"> Documentar</w:t>
+      </w:r>
+      <w:r>
+        <w:rPr>
+          <w:rFonts w:ascii="Arial" w:eastAsia="Times New Roman" w:hAnsi="Arial" w:cs="Arial"/>
+          <w:color w:val="000000"/>
+          <w:sz w:val="24"/>
+          <w:szCs w:val="24"/>
+          <w:lang w:eastAsia="es-ES"/>
+        </w:rPr>
+        <w:t xml:space="preserve"> y</w:t>
+      </w:r>
+      <w:r>
+        <w:rPr>
+          <w:rFonts w:ascii="Arial" w:eastAsia="Times New Roman" w:hAnsi="Arial" w:cs="Arial"/>
+          <w:color w:val="000000"/>
+          <w:sz w:val="24"/>
+          <w:szCs w:val="24"/>
+          <w:lang w:eastAsia="es-ES"/>
+        </w:rPr>
+        <w:t xml:space="preserve"> elaborar recomendaciones.</w:t>
+      </w:r>
+    </w:p>
+    <w:p>
+      <w:pPr>
+        <w:shd w:val="clear" w:color="auto" w:fill="FFFFFF"/>
+        <w:spacing w:after="240" w:line="240" w:lineRule="auto"/>
+        <w:ind w:left="720"/>
+        <w:jc w:val="both"/>
+        <w:rPr>
+          <w:rFonts w:ascii="Arial" w:eastAsia="Times New Roman" w:hAnsi="Arial" w:cs="Arial"/>
+          <w:b/>
+          <w:bCs/>
+          <w:color w:val="000000"/>
+          <w:sz w:val="24"/>
+          <w:szCs w:val="24"/>
+          <w:lang w:eastAsia="es-ES"/>
+        </w:rPr>
+      </w:pPr>
+      <w:r>
+        <w:rPr>
+          <w:rFonts w:ascii="Arial" w:eastAsia="Times New Roman" w:hAnsi="Arial" w:cs="Arial"/>
+          <w:b/>
+          <w:bCs/>
+          <w:color w:val="000000"/>
+          <w:sz w:val="24"/>
+          <w:szCs w:val="24"/>
+          <w:lang w:eastAsia="es-ES"/>
+        </w:rPr>
+        <w:t>Prueba de red interna</w:t>
+      </w:r>
+    </w:p>
+    <w:p>
+      <w:pPr>
+        <w:pStyle w:val="Prrafodelista"/>
+        <w:numPr>
+          <w:ilvl w:val="0"/>
+          <w:numId w:val="7"/>
+        </w:numPr>
+        <w:shd w:val="clear" w:color="auto" w:fill="FFFFFF"/>
+        <w:spacing w:after="240" w:line="240" w:lineRule="auto"/>
+        <w:rPr>
+          <w:rFonts w:ascii="Arial" w:eastAsia="Times New Roman" w:hAnsi="Arial" w:cs="Arial"/>
+          <w:color w:val="000000"/>
+          <w:sz w:val="24"/>
+          <w:szCs w:val="24"/>
+          <w:lang w:eastAsia="es-ES"/>
+        </w:rPr>
+      </w:pPr>
+      <w:r>
+        <w:rPr>
+          <w:rFonts w:ascii="Arial" w:eastAsia="Times New Roman" w:hAnsi="Arial" w:cs="Arial"/>
+          <w:b/>
+          <w:bCs/>
+          <w:color w:val="000000"/>
+          <w:sz w:val="24"/>
+          <w:szCs w:val="24"/>
+          <w:lang w:eastAsia="es-ES"/>
+        </w:rPr>
+        <w:t xml:space="preserve">Semana </w:t>
+      </w:r>
+      <w:r>
+        <w:rPr>
+          <w:rFonts w:ascii="Arial" w:eastAsia="Times New Roman" w:hAnsi="Arial" w:cs="Arial"/>
+          <w:b/>
+          <w:bCs/>
+          <w:color w:val="000000"/>
+          <w:sz w:val="24"/>
+          <w:szCs w:val="24"/>
+          <w:lang w:eastAsia="es-ES"/>
+        </w:rPr>
+        <w:t>5 y 6</w:t>
+      </w:r>
+      <w:r>
+        <w:rPr>
+          <w:rFonts w:ascii="Arial" w:eastAsia="Times New Roman" w:hAnsi="Arial" w:cs="Arial"/>
+          <w:b/>
+          <w:bCs/>
+          <w:color w:val="000000"/>
+          <w:sz w:val="24"/>
+          <w:szCs w:val="24"/>
+          <w:lang w:eastAsia="es-ES"/>
+        </w:rPr>
+        <w:t>:</w:t>
+      </w:r>
+      <w:r>
+        <w:rPr>
+          <w:rFonts w:ascii="Arial" w:eastAsia="Times New Roman" w:hAnsi="Arial" w:cs="Arial"/>
+          <w:color w:val="000000"/>
+          <w:sz w:val="24"/>
+          <w:szCs w:val="24"/>
+          <w:lang w:eastAsia="es-ES"/>
+        </w:rPr>
+        <w:t xml:space="preserve"> </w:t>
+      </w:r>
+      <w:r>
+        <w:rPr>
+          <w:rFonts w:ascii="Arial" w:eastAsia="Times New Roman" w:hAnsi="Arial" w:cs="Arial"/>
+          <w:color w:val="000000"/>
+          <w:sz w:val="24"/>
+          <w:szCs w:val="24"/>
+          <w:lang w:eastAsia="es-ES"/>
+        </w:rPr>
+        <w:t>Mapeo de la red interna, obtención de credenciales…</w:t>
+      </w:r>
+    </w:p>
+    <w:p>
+      <w:pPr>
+        <w:pStyle w:val="Prrafodelista"/>
+        <w:numPr>
+          <w:ilvl w:val="0"/>
+          <w:numId w:val="7"/>
+        </w:numPr>
+        <w:shd w:val="clear" w:color="auto" w:fill="FFFFFF"/>
+        <w:spacing w:after="240" w:line="240" w:lineRule="auto"/>
+        <w:rPr>
+          <w:rFonts w:ascii="Arial" w:eastAsia="Times New Roman" w:hAnsi="Arial" w:cs="Arial"/>
+          <w:color w:val="000000"/>
+          <w:sz w:val="24"/>
+          <w:szCs w:val="24"/>
+          <w:lang w:eastAsia="es-ES"/>
+        </w:rPr>
+      </w:pPr>
+      <w:r>
+        <w:rPr>
+          <w:rFonts w:ascii="Arial" w:eastAsia="Times New Roman" w:hAnsi="Arial" w:cs="Arial"/>
+          <w:b/>
+          <w:bCs/>
+          <w:color w:val="000000"/>
+          <w:sz w:val="24"/>
+          <w:szCs w:val="24"/>
+          <w:lang w:eastAsia="es-ES"/>
+        </w:rPr>
+        <w:t xml:space="preserve">Semanas </w:t>
+      </w:r>
+      <w:r>
+        <w:rPr>
+          <w:rFonts w:ascii="Arial" w:eastAsia="Times New Roman" w:hAnsi="Arial" w:cs="Arial"/>
+          <w:b/>
+          <w:bCs/>
+          <w:color w:val="000000"/>
+          <w:sz w:val="24"/>
+          <w:szCs w:val="24"/>
+          <w:lang w:eastAsia="es-ES"/>
+        </w:rPr>
+        <w:t>7, 8 y 9</w:t>
+      </w:r>
+      <w:r>
+        <w:rPr>
+          <w:rFonts w:ascii="Arial" w:eastAsia="Times New Roman" w:hAnsi="Arial" w:cs="Arial"/>
+          <w:b/>
+          <w:bCs/>
+          <w:color w:val="000000"/>
+          <w:sz w:val="24"/>
+          <w:szCs w:val="24"/>
+          <w:lang w:eastAsia="es-ES"/>
+        </w:rPr>
+        <w:t>:</w:t>
+      </w:r>
+      <w:r>
+        <w:rPr>
+          <w:rFonts w:ascii="Arial" w:eastAsia="Times New Roman" w:hAnsi="Arial" w:cs="Arial"/>
+          <w:color w:val="000000"/>
+          <w:sz w:val="24"/>
+          <w:szCs w:val="24"/>
+          <w:lang w:eastAsia="es-ES"/>
+        </w:rPr>
+        <w:t xml:space="preserve"> </w:t>
+      </w:r>
+      <w:r>
+        <w:rPr>
+          <w:rFonts w:ascii="Arial" w:eastAsia="Times New Roman" w:hAnsi="Arial" w:cs="Arial"/>
+          <w:color w:val="000000"/>
+          <w:sz w:val="24"/>
+          <w:szCs w:val="24"/>
+          <w:lang w:eastAsia="es-ES"/>
+        </w:rPr>
+        <w:t>Escaneo de vulnerabilidades internas, análisis de configuración y políticas de acceso.</w:t>
+      </w:r>
+    </w:p>
+    <w:p>
+      <w:pPr>
+        <w:pStyle w:val="Prrafodelista"/>
+        <w:numPr>
+          <w:ilvl w:val="0"/>
+          <w:numId w:val="7"/>
+        </w:numPr>
+        <w:shd w:val="clear" w:color="auto" w:fill="FFFFFF"/>
+        <w:spacing w:after="240" w:line="240" w:lineRule="auto"/>
+        <w:rPr>
+          <w:rFonts w:ascii="Arial" w:eastAsia="Times New Roman" w:hAnsi="Arial" w:cs="Arial"/>
+          <w:color w:val="000000"/>
+          <w:sz w:val="24"/>
+          <w:szCs w:val="24"/>
+          <w:lang w:eastAsia="es-ES"/>
+        </w:rPr>
+      </w:pPr>
+      <w:r>
+        <w:rPr>
+          <w:rFonts w:ascii="Arial" w:eastAsia="Times New Roman" w:hAnsi="Arial" w:cs="Arial"/>
+          <w:b/>
+          <w:bCs/>
+          <w:color w:val="000000"/>
+          <w:sz w:val="24"/>
+          <w:szCs w:val="24"/>
+          <w:lang w:eastAsia="es-ES"/>
+        </w:rPr>
+        <w:t xml:space="preserve">Semana </w:t>
+      </w:r>
+      <w:r>
+        <w:rPr>
+          <w:rFonts w:ascii="Arial" w:eastAsia="Times New Roman" w:hAnsi="Arial" w:cs="Arial"/>
+          <w:b/>
+          <w:bCs/>
+          <w:color w:val="000000"/>
+          <w:sz w:val="24"/>
+          <w:szCs w:val="24"/>
+          <w:lang w:eastAsia="es-ES"/>
+        </w:rPr>
+        <w:t>10</w:t>
+      </w:r>
+      <w:r>
+        <w:rPr>
+          <w:rFonts w:ascii="Arial" w:eastAsia="Times New Roman" w:hAnsi="Arial" w:cs="Arial"/>
+          <w:b/>
+          <w:bCs/>
+          <w:color w:val="000000"/>
+          <w:sz w:val="24"/>
+          <w:szCs w:val="24"/>
+          <w:lang w:eastAsia="es-ES"/>
+        </w:rPr>
+        <w:t>:</w:t>
+      </w:r>
+      <w:r>
+        <w:rPr>
+          <w:rFonts w:ascii="Arial" w:eastAsia="Times New Roman" w:hAnsi="Arial" w:cs="Arial"/>
+          <w:color w:val="000000"/>
+          <w:sz w:val="24"/>
+          <w:szCs w:val="24"/>
+          <w:lang w:eastAsia="es-ES"/>
+        </w:rPr>
+        <w:t xml:space="preserve"> Documentar y elaborar recomendaciones.</w:t>
+      </w:r>
+    </w:p>
+    <w:p>
+      <w:pPr>
+        <w:shd w:val="clear" w:color="auto" w:fill="FFFFFF"/>
+        <w:spacing w:after="240" w:line="240" w:lineRule="auto"/>
+        <w:ind w:left="720"/>
+        <w:jc w:val="both"/>
+        <w:rPr>
+          <w:rFonts w:ascii="Arial" w:eastAsia="Times New Roman" w:hAnsi="Arial" w:cs="Arial"/>
+          <w:b/>
+          <w:bCs/>
+          <w:color w:val="000000"/>
+          <w:sz w:val="24"/>
+          <w:szCs w:val="24"/>
+          <w:lang w:eastAsia="es-ES"/>
+        </w:rPr>
+      </w:pPr>
+      <w:r>
+        <w:rPr>
+          <w:rFonts w:ascii="Arial" w:eastAsia="Times New Roman" w:hAnsi="Arial" w:cs="Arial"/>
+          <w:b/>
+          <w:bCs/>
+          <w:color w:val="000000"/>
+          <w:sz w:val="24"/>
+          <w:szCs w:val="24"/>
+          <w:lang w:eastAsia="es-ES"/>
+        </w:rPr>
+        <w:t>Consolidación y Reporte final</w:t>
+      </w:r>
+    </w:p>
+    <w:p>
+      <w:pPr>
+        <w:pStyle w:val="Prrafodelista"/>
+        <w:numPr>
+          <w:ilvl w:val="0"/>
+          <w:numId w:val="7"/>
+        </w:numPr>
+        <w:shd w:val="clear" w:color="auto" w:fill="FFFFFF"/>
+        <w:spacing w:after="240" w:line="240" w:lineRule="auto"/>
+        <w:rPr>
+          <w:rFonts w:ascii="Arial" w:eastAsia="Times New Roman" w:hAnsi="Arial" w:cs="Arial"/>
+          <w:color w:val="000000"/>
+          <w:sz w:val="24"/>
+          <w:szCs w:val="24"/>
+          <w:lang w:eastAsia="es-ES"/>
+        </w:rPr>
+      </w:pPr>
+      <w:r>
+        <w:rPr>
+          <w:rFonts w:ascii="Arial" w:eastAsia="Times New Roman" w:hAnsi="Arial" w:cs="Arial"/>
+          <w:b/>
+          <w:bCs/>
+          <w:color w:val="000000"/>
+          <w:sz w:val="24"/>
+          <w:szCs w:val="24"/>
+          <w:lang w:eastAsia="es-ES"/>
+        </w:rPr>
+        <w:t xml:space="preserve">Semana </w:t>
+      </w:r>
+      <w:r>
+        <w:rPr>
+          <w:rFonts w:ascii="Arial" w:eastAsia="Times New Roman" w:hAnsi="Arial" w:cs="Arial"/>
+          <w:b/>
+          <w:bCs/>
+          <w:color w:val="000000"/>
+          <w:sz w:val="24"/>
+          <w:szCs w:val="24"/>
+          <w:lang w:eastAsia="es-ES"/>
+        </w:rPr>
+        <w:t>11</w:t>
+      </w:r>
+      <w:r>
+        <w:rPr>
+          <w:rFonts w:ascii="Arial" w:eastAsia="Times New Roman" w:hAnsi="Arial" w:cs="Arial"/>
+          <w:b/>
+          <w:bCs/>
+          <w:color w:val="000000"/>
+          <w:sz w:val="24"/>
+          <w:szCs w:val="24"/>
+          <w:lang w:eastAsia="es-ES"/>
+        </w:rPr>
+        <w:t>:</w:t>
+      </w:r>
+      <w:r>
+        <w:rPr>
+          <w:rFonts w:ascii="Arial" w:eastAsia="Times New Roman" w:hAnsi="Arial" w:cs="Arial"/>
+          <w:color w:val="000000"/>
+          <w:sz w:val="24"/>
+          <w:szCs w:val="24"/>
+          <w:lang w:eastAsia="es-ES"/>
+        </w:rPr>
+        <w:t xml:space="preserve"> </w:t>
+      </w:r>
+      <w:r>
+        <w:rPr>
+          <w:rFonts w:ascii="Arial" w:eastAsia="Times New Roman" w:hAnsi="Arial" w:cs="Arial"/>
+          <w:color w:val="000000"/>
+          <w:sz w:val="24"/>
+          <w:szCs w:val="24"/>
+          <w:lang w:eastAsia="es-ES"/>
+        </w:rPr>
+        <w:t>Conclusión, consolidar todos los datos obtenidos.</w:t>
+      </w:r>
+    </w:p>
+    <w:p>
+      <w:pPr>
+        <w:pStyle w:val="Prrafodelista"/>
+        <w:numPr>
+          <w:ilvl w:val="0"/>
+          <w:numId w:val="7"/>
+        </w:numPr>
+        <w:shd w:val="clear" w:color="auto" w:fill="FFFFFF"/>
+        <w:spacing w:after="240" w:line="240" w:lineRule="auto"/>
+        <w:rPr>
+          <w:rFonts w:ascii="Arial" w:eastAsia="Times New Roman" w:hAnsi="Arial" w:cs="Arial"/>
+          <w:color w:val="000000"/>
+          <w:sz w:val="24"/>
+          <w:szCs w:val="24"/>
+          <w:lang w:eastAsia="es-ES"/>
+        </w:rPr>
+      </w:pPr>
+      <w:r>
+        <w:rPr>
+          <w:rFonts w:ascii="Arial" w:eastAsia="Times New Roman" w:hAnsi="Arial" w:cs="Arial"/>
+          <w:b/>
+          <w:bCs/>
+          <w:color w:val="000000"/>
+          <w:sz w:val="24"/>
+          <w:szCs w:val="24"/>
+          <w:lang w:eastAsia="es-ES"/>
+        </w:rPr>
+        <w:t xml:space="preserve">Semanas </w:t>
+      </w:r>
+      <w:r>
+        <w:rPr>
+          <w:rFonts w:ascii="Arial" w:eastAsia="Times New Roman" w:hAnsi="Arial" w:cs="Arial"/>
+          <w:b/>
+          <w:bCs/>
+          <w:color w:val="000000"/>
+          <w:sz w:val="24"/>
+          <w:szCs w:val="24"/>
+          <w:lang w:eastAsia="es-ES"/>
+        </w:rPr>
+        <w:t>12</w:t>
+      </w:r>
+      <w:r>
+        <w:rPr>
+          <w:rFonts w:ascii="Arial" w:eastAsia="Times New Roman" w:hAnsi="Arial" w:cs="Arial"/>
+          <w:b/>
+          <w:bCs/>
+          <w:color w:val="000000"/>
+          <w:sz w:val="24"/>
+          <w:szCs w:val="24"/>
+          <w:lang w:eastAsia="es-ES"/>
+        </w:rPr>
+        <w:t>:</w:t>
+      </w:r>
+      <w:r>
+        <w:rPr>
+          <w:rFonts w:ascii="Arial" w:eastAsia="Times New Roman" w:hAnsi="Arial" w:cs="Arial"/>
+          <w:color w:val="000000"/>
+          <w:sz w:val="24"/>
+          <w:szCs w:val="24"/>
+          <w:lang w:eastAsia="es-ES"/>
+        </w:rPr>
+        <w:t xml:space="preserve"> </w:t>
+      </w:r>
+      <w:r>
+        <w:rPr>
+          <w:rFonts w:ascii="Arial" w:eastAsia="Times New Roman" w:hAnsi="Arial" w:cs="Arial"/>
+          <w:color w:val="000000"/>
+          <w:sz w:val="24"/>
+          <w:szCs w:val="24"/>
+          <w:lang w:eastAsia="es-ES"/>
+        </w:rPr>
+        <w:t>Reporte final, y documentación a presentar.</w:t>
+      </w:r>
+    </w:p>
+    <w:p>
+      <w:pPr>
+        <w:shd w:val="clear" w:color="auto" w:fill="FFFFFF"/>
+        <w:spacing w:after="240" w:line="240" w:lineRule="auto"/>
+        <w:ind w:left="720"/>
+        <w:jc w:val="both"/>
+        <w:rPr>
+          <w:rFonts w:ascii="Arial" w:eastAsia="Times New Roman" w:hAnsi="Arial" w:cs="Arial"/>
+          <w:color w:val="000000"/>
+          <w:sz w:val="24"/>
+          <w:szCs w:val="24"/>
+          <w:lang w:eastAsia="es-ES"/>
+        </w:rPr>
+      </w:pPr>
+    </w:p>
+    <w:p>
+      <w:pPr>
+        <w:pStyle w:val="Ttulo2"/>
+        <w:rPr>
+          <w:b/>
+          <w:bCs/>
+        </w:rPr>
+      </w:pPr>
+      <w:bookmarkStart w:id="10" w:name="_Toc213885514"/>
+      <w:r>
+        <w:rPr>
+          <w:b/>
+          <w:bCs/>
+        </w:rPr>
+        <w:lastRenderedPageBreak/>
         <w:t>Apartado 3: Presentación y valoración de vulnerabilidades.</w:t>
       </w:r>
       <w:bookmarkEnd w:id="10"/>
@@ -4479,18 +7410,7 @@
           <w:szCs w:val="24"/>
           <w:lang w:eastAsia="es-ES"/>
         </w:rPr>
-        <w:t xml:space="preserve">Una vulnerabilidad de inyección SQL en la que se pueden consultar datos de otras Bases de Datos como la Base de Datos de Contabilidad. El servidor web está expuesto en internet, pero se </w:t>
-      </w:r>
-      <w:r>
-        <w:rPr>
-          <w:rFonts w:ascii="Arial" w:eastAsia="Times New Roman" w:hAnsi="Arial" w:cs="Arial"/>
-          <w:color w:val="000000"/>
-          <w:sz w:val="24"/>
-          <w:szCs w:val="24"/>
-          <w:lang w:eastAsia="es-ES"/>
-        </w:rPr>
-        <w:lastRenderedPageBreak/>
-        <w:t>requiere de un usuario para el acceso a la funcionalidad vulnerable. No es una vulnerabilidad conocida, el auditor la localizó en tiempo de auditoría.</w:t>
+        <w:t>Una vulnerabilidad de inyección SQL en la que se pueden consultar datos de otras Bases de Datos como la Base de Datos de Contabilidad. El servidor web está expuesto en internet, pero se requiere de un usuario para el acceso a la funcionalidad vulnerable. No es una vulnerabilidad conocida, el auditor la localizó en tiempo de auditoría.</w:t>
       </w:r>
     </w:p>
     <w:p>
@@ -4575,7 +7495,7 @@
       </w:pPr>
     </w:p>
     <w:sectPr>
-      <w:footerReference w:type="default" r:id="rId9"/>
+      <w:footerReference w:type="default" r:id="rId11"/>
       <w:pgSz w:w="11906" w:h="16838"/>
       <w:pgMar w:top="1417" w:right="1701" w:bottom="1417" w:left="1701" w:header="708" w:footer="708" w:gutter="0"/>
       <w:cols w:space="708"/>
@@ -5067,6 +7987,119 @@
     </w:lvl>
   </w:abstractNum>
   <w:abstractNum w:abstractNumId="2" w15:restartNumberingAfterBreak="0">
+    <w:nsid w:val="0C1B07FC"/>
+    <w:multiLevelType w:val="hybridMultilevel"/>
+    <w:tmpl w:val="DDF00562"/>
+    <w:lvl w:ilvl="0" w:tplc="0C0A0001">
+      <w:start w:val="1"/>
+      <w:numFmt w:val="bullet"/>
+      <w:lvlText w:val=""/>
+      <w:lvlJc w:val="left"/>
+      <w:pPr>
+        <w:ind w:left="1440" w:hanging="360"/>
+      </w:pPr>
+      <w:rPr>
+        <w:rFonts w:ascii="Symbol" w:hAnsi="Symbol" w:hint="default"/>
+      </w:rPr>
+    </w:lvl>
+    <w:lvl w:ilvl="1" w:tplc="0C0A0003" w:tentative="1">
+      <w:start w:val="1"/>
+      <w:numFmt w:val="bullet"/>
+      <w:lvlText w:val="o"/>
+      <w:lvlJc w:val="left"/>
+      <w:pPr>
+        <w:ind w:left="2160" w:hanging="360"/>
+      </w:pPr>
+      <w:rPr>
+        <w:rFonts w:ascii="Courier New" w:hAnsi="Courier New" w:cs="Courier New" w:hint="default"/>
+      </w:rPr>
+    </w:lvl>
+    <w:lvl w:ilvl="2" w:tplc="0C0A0005" w:tentative="1">
+      <w:start w:val="1"/>
+      <w:numFmt w:val="bullet"/>
+      <w:lvlText w:val=""/>
+      <w:lvlJc w:val="left"/>
+      <w:pPr>
+        <w:ind w:left="2880" w:hanging="360"/>
+      </w:pPr>
+      <w:rPr>
+        <w:rFonts w:ascii="Wingdings" w:hAnsi="Wingdings" w:hint="default"/>
+      </w:rPr>
+    </w:lvl>
+    <w:lvl w:ilvl="3" w:tplc="0C0A0001" w:tentative="1">
+      <w:start w:val="1"/>
+      <w:numFmt w:val="bullet"/>
+      <w:lvlText w:val=""/>
+      <w:lvlJc w:val="left"/>
+      <w:pPr>
+        <w:ind w:left="3600" w:hanging="360"/>
+      </w:pPr>
+      <w:rPr>
+        <w:rFonts w:ascii="Symbol" w:hAnsi="Symbol" w:hint="default"/>
+      </w:rPr>
+    </w:lvl>
+    <w:lvl w:ilvl="4" w:tplc="0C0A0003" w:tentative="1">
+      <w:start w:val="1"/>
+      <w:numFmt w:val="bullet"/>
+      <w:lvlText w:val="o"/>
+      <w:lvlJc w:val="left"/>
+      <w:pPr>
+        <w:ind w:left="4320" w:hanging="360"/>
+      </w:pPr>
+      <w:rPr>
+        <w:rFonts w:ascii="Courier New" w:hAnsi="Courier New" w:cs="Courier New" w:hint="default"/>
+      </w:rPr>
+    </w:lvl>
+    <w:lvl w:ilvl="5" w:tplc="0C0A0005" w:tentative="1">
+      <w:start w:val="1"/>
+      <w:numFmt w:val="bullet"/>
+      <w:lvlText w:val=""/>
+      <w:lvlJc w:val="left"/>
+      <w:pPr>
+        <w:ind w:left="5040" w:hanging="360"/>
+      </w:pPr>
+      <w:rPr>
+        <w:rFonts w:ascii="Wingdings" w:hAnsi="Wingdings" w:hint="default"/>
+      </w:rPr>
+    </w:lvl>
+    <w:lvl w:ilvl="6" w:tplc="0C0A0001" w:tentative="1">
+      <w:start w:val="1"/>
+      <w:numFmt w:val="bullet"/>
+      <w:lvlText w:val=""/>
+      <w:lvlJc w:val="left"/>
+      <w:pPr>
+        <w:ind w:left="5760" w:hanging="360"/>
+      </w:pPr>
+      <w:rPr>
+        <w:rFonts w:ascii="Symbol" w:hAnsi="Symbol" w:hint="default"/>
+      </w:rPr>
+    </w:lvl>
+    <w:lvl w:ilvl="7" w:tplc="0C0A0003" w:tentative="1">
+      <w:start w:val="1"/>
+      <w:numFmt w:val="bullet"/>
+      <w:lvlText w:val="o"/>
+      <w:lvlJc w:val="left"/>
+      <w:pPr>
+        <w:ind w:left="6480" w:hanging="360"/>
+      </w:pPr>
+      <w:rPr>
+        <w:rFonts w:ascii="Courier New" w:hAnsi="Courier New" w:cs="Courier New" w:hint="default"/>
+      </w:rPr>
+    </w:lvl>
+    <w:lvl w:ilvl="8" w:tplc="0C0A0005" w:tentative="1">
+      <w:start w:val="1"/>
+      <w:numFmt w:val="bullet"/>
+      <w:lvlText w:val=""/>
+      <w:lvlJc w:val="left"/>
+      <w:pPr>
+        <w:ind w:left="7200" w:hanging="360"/>
+      </w:pPr>
+      <w:rPr>
+        <w:rFonts w:ascii="Wingdings" w:hAnsi="Wingdings" w:hint="default"/>
+      </w:rPr>
+    </w:lvl>
+  </w:abstractNum>
+  <w:abstractNum w:abstractNumId="3" w15:restartNumberingAfterBreak="0">
     <w:nsid w:val="0F277176"/>
     <w:multiLevelType w:val="multilevel"/>
     <w:tmpl w:val="8932DE10"/>
@@ -5215,7 +8248,7 @@
       </w:rPr>
     </w:lvl>
   </w:abstractNum>
-  <w:abstractNum w:abstractNumId="3" w15:restartNumberingAfterBreak="0">
+  <w:abstractNum w:abstractNumId="4" w15:restartNumberingAfterBreak="0">
     <w:nsid w:val="10040FCF"/>
     <w:multiLevelType w:val="multilevel"/>
     <w:tmpl w:val="8932DE10"/>
@@ -5364,7 +8397,7 @@
       </w:rPr>
     </w:lvl>
   </w:abstractNum>
-  <w:abstractNum w:abstractNumId="4" w15:restartNumberingAfterBreak="0">
+  <w:abstractNum w:abstractNumId="5" w15:restartNumberingAfterBreak="0">
     <w:nsid w:val="3CAF4C45"/>
     <w:multiLevelType w:val="multilevel"/>
     <w:tmpl w:val="8932DE10"/>
@@ -5513,7 +8546,7 @@
       </w:rPr>
     </w:lvl>
   </w:abstractNum>
-  <w:abstractNum w:abstractNumId="5" w15:restartNumberingAfterBreak="0">
+  <w:abstractNum w:abstractNumId="6" w15:restartNumberingAfterBreak="0">
     <w:nsid w:val="58A02F2B"/>
     <w:multiLevelType w:val="multilevel"/>
     <w:tmpl w:val="8932DE10"/>
@@ -5669,16 +8702,19 @@
     <w:abstractNumId w:val="1"/>
   </w:num>
   <w:num w:numId="3">
+    <w:abstractNumId w:val="5"/>
+  </w:num>
+  <w:num w:numId="4">
+    <w:abstractNumId w:val="6"/>
+  </w:num>
+  <w:num w:numId="5">
+    <w:abstractNumId w:val="3"/>
+  </w:num>
+  <w:num w:numId="6">
     <w:abstractNumId w:val="4"/>
   </w:num>
-  <w:num w:numId="4">
-    <w:abstractNumId w:val="5"/>
-  </w:num>
-  <w:num w:numId="5">
+  <w:num w:numId="7">
     <w:abstractNumId w:val="2"/>
-  </w:num>
-  <w:num w:numId="6">
-    <w:abstractNumId w:val="3"/>
   </w:num>
 </w:numbering>
 </file>
@@ -6393,6 +9429,18 @@
       <w:u w:val="single"/>
     </w:rPr>
   </w:style>
+  <w:style w:type="character" w:styleId="Mencinsinresolver">
+    <w:name w:val="Unresolved Mention"/>
+    <w:basedOn w:val="Fuentedeprrafopredeter"/>
+    <w:uiPriority w:val="99"/>
+    <w:semiHidden/>
+    <w:unhideWhenUsed/>
+    <w:rsid w:val="00854F4E"/>
+    <w:rPr>
+      <w:color w:val="605E5C"/>
+      <w:shd w:val="clear" w:color="auto" w:fill="E1DFDD"/>
+    </w:rPr>
+  </w:style>
 </w:styles>
 </file>
 

--- a/Hacking ético/1-Hacking ético conceptos y herramientas para la detección de vulnerabilidades/tarea01.docx
+++ b/Hacking ético/1-Hacking ético conceptos y herramientas para la detección de vulnerabilidades/tarea01.docx
@@ -2230,31 +2230,7 @@
                 <w:szCs w:val="20"/>
                 <w:lang w:eastAsia="es-ES"/>
               </w:rPr>
-              <w:t xml:space="preserve">Enfoque (manual, automática, </w:t>
-            </w:r>
-            <w:proofErr w:type="spellStart"/>
-            <w:r>
-              <w:rPr>
-                <w:rFonts w:ascii="Arial" w:eastAsia="Times New Roman" w:hAnsi="Arial" w:cs="Arial"/>
-                <w:b/>
-                <w:bCs/>
-                <w:sz w:val="20"/>
-                <w:szCs w:val="20"/>
-                <w:lang w:eastAsia="es-ES"/>
-              </w:rPr>
-              <w:t>etc</w:t>
-            </w:r>
-            <w:proofErr w:type="spellEnd"/>
-            <w:r>
-              <w:rPr>
-                <w:rFonts w:ascii="Arial" w:eastAsia="Times New Roman" w:hAnsi="Arial" w:cs="Arial"/>
-                <w:b/>
-                <w:bCs/>
-                <w:sz w:val="20"/>
-                <w:szCs w:val="20"/>
-                <w:lang w:eastAsia="es-ES"/>
-              </w:rPr>
-              <w:t>)</w:t>
+              <w:t>Enfoque (manual, automática, etc)</w:t>
             </w:r>
           </w:p>
         </w:tc>
@@ -4086,7 +4062,6 @@
                       <w:lang w:eastAsia="es-ES"/>
                     </w:rPr>
                   </w:pPr>
-                  <w:proofErr w:type="spellStart"/>
                   <w:r>
                     <w:rPr>
                       <w:rFonts w:ascii="Arial" w:eastAsia="Times New Roman" w:hAnsi="Arial" w:cs="Arial"/>
@@ -4098,7 +4073,6 @@
                     </w:rPr>
                     <w:t>Reporting</w:t>
                   </w:r>
-                  <w:proofErr w:type="spellEnd"/>
                 </w:p>
               </w:tc>
               <w:tc>
@@ -4603,7 +4577,6 @@
                       <w:lang w:eastAsia="es-ES"/>
                     </w:rPr>
                   </w:pPr>
-                  <w:proofErr w:type="spellStart"/>
                   <w:r>
                     <w:rPr>
                       <w:rFonts w:ascii="Arial" w:eastAsia="Times New Roman" w:hAnsi="Arial" w:cs="Arial"/>
@@ -4615,7 +4588,6 @@
                     </w:rPr>
                     <w:t>Reporting</w:t>
                   </w:r>
-                  <w:proofErr w:type="spellEnd"/>
                 </w:p>
               </w:tc>
               <w:tc>
@@ -5157,7 +5129,6 @@
                       <w:lang w:eastAsia="es-ES"/>
                     </w:rPr>
                   </w:pPr>
-                  <w:proofErr w:type="spellStart"/>
                   <w:r>
                     <w:rPr>
                       <w:rFonts w:ascii="Arial" w:eastAsia="Times New Roman" w:hAnsi="Arial" w:cs="Arial"/>
@@ -5169,7 +5140,6 @@
                     </w:rPr>
                     <w:t>Reporting</w:t>
                   </w:r>
-                  <w:proofErr w:type="spellEnd"/>
                 </w:p>
               </w:tc>
               <w:tc>
@@ -5340,16 +5310,7 @@
                       <w:szCs w:val="20"/>
                       <w:lang w:eastAsia="es-ES"/>
                     </w:rPr>
-                    <w:t xml:space="preserve">Reuniones </w:t>
-                  </w:r>
-                  <w:r>
-                    <w:rPr>
-                      <w:rFonts w:ascii="Arial" w:eastAsia="Times New Roman" w:hAnsi="Arial" w:cs="Arial"/>
-                      <w:sz w:val="20"/>
-                      <w:szCs w:val="20"/>
-                      <w:lang w:eastAsia="es-ES"/>
-                    </w:rPr>
-                    <w:t>cada 2 semanas</w:t>
+                    <w:t>Reuniones cada 2 semanas</w:t>
                   </w:r>
                 </w:p>
               </w:tc>
@@ -5727,7 +5688,6 @@
                       <w:lang w:eastAsia="es-ES"/>
                     </w:rPr>
                   </w:pPr>
-                  <w:proofErr w:type="spellStart"/>
                   <w:r>
                     <w:rPr>
                       <w:rFonts w:ascii="Arial" w:eastAsia="Times New Roman" w:hAnsi="Arial" w:cs="Arial"/>
@@ -5739,7 +5699,6 @@
                     </w:rPr>
                     <w:t>Reporting</w:t>
                   </w:r>
-                  <w:proofErr w:type="spellEnd"/>
                 </w:p>
               </w:tc>
               <w:tc>
@@ -5825,16 +5784,7 @@
                       <w:szCs w:val="20"/>
                       <w:lang w:eastAsia="es-ES"/>
                     </w:rPr>
-                    <w:t>2</w:t>
-                  </w:r>
-                  <w:r>
-                    <w:rPr>
-                      <w:rFonts w:ascii="Arial" w:eastAsia="Times New Roman" w:hAnsi="Arial" w:cs="Arial"/>
-                      <w:sz w:val="20"/>
-                      <w:szCs w:val="20"/>
-                      <w:lang w:eastAsia="es-ES"/>
-                    </w:rPr>
-                    <w:t xml:space="preserve"> semana</w:t>
+                    <w:t>2 semana</w:t>
                   </w:r>
                 </w:p>
               </w:tc>
@@ -5919,16 +5869,7 @@
                       <w:szCs w:val="20"/>
                       <w:lang w:eastAsia="es-ES"/>
                     </w:rPr>
-                    <w:t xml:space="preserve">Reuniones </w:t>
-                  </w:r>
-                  <w:r>
-                    <w:rPr>
-                      <w:rFonts w:ascii="Arial" w:eastAsia="Times New Roman" w:hAnsi="Arial" w:cs="Arial"/>
-                      <w:sz w:val="20"/>
-                      <w:szCs w:val="20"/>
-                      <w:lang w:eastAsia="es-ES"/>
-                    </w:rPr>
-                    <w:t>semanales</w:t>
+                    <w:t>Reuniones semanales</w:t>
                   </w:r>
                 </w:p>
               </w:tc>
@@ -6527,17 +6468,7 @@
           <w:szCs w:val="24"/>
           <w:lang w:eastAsia="es-ES"/>
         </w:rPr>
-        <w:t xml:space="preserve"> </w:t>
-      </w:r>
-      <w:r>
-        <w:rPr>
-          <w:rFonts w:ascii="Arial" w:eastAsia="Times New Roman" w:hAnsi="Arial" w:cs="Arial"/>
-          <w:color w:val="000000"/>
-          <w:sz w:val="24"/>
-          <w:szCs w:val="24"/>
-          <w:lang w:eastAsia="es-ES"/>
-        </w:rPr>
-        <w:t>Identificar aplicaciones, definir casos de uso…</w:t>
+        <w:t xml:space="preserve"> Identificar aplicaciones, definir casos de uso…</w:t>
       </w:r>
     </w:p>
     <w:p>
@@ -6601,17 +6532,7 @@
           <w:szCs w:val="24"/>
           <w:lang w:eastAsia="es-ES"/>
         </w:rPr>
-        <w:t xml:space="preserve"> </w:t>
-      </w:r>
-      <w:r>
-        <w:rPr>
-          <w:rFonts w:ascii="Arial" w:eastAsia="Times New Roman" w:hAnsi="Arial" w:cs="Arial"/>
-          <w:color w:val="000000"/>
-          <w:sz w:val="24"/>
-          <w:szCs w:val="24"/>
-          <w:lang w:eastAsia="es-ES"/>
-        </w:rPr>
-        <w:t>Pruebas de autenticación, análisis de configuraciones de email, pruebas automáticas y manuales…</w:t>
+        <w:t xml:space="preserve"> Pruebas de autenticación, análisis de configuraciones de email, pruebas automáticas y manuales…</w:t>
       </w:r>
     </w:p>
     <w:p>
@@ -6675,27 +6596,7 @@
           <w:szCs w:val="24"/>
           <w:lang w:eastAsia="es-ES"/>
         </w:rPr>
-        <w:t xml:space="preserve"> Documentar</w:t>
-      </w:r>
-      <w:r>
-        <w:rPr>
-          <w:rFonts w:ascii="Arial" w:eastAsia="Times New Roman" w:hAnsi="Arial" w:cs="Arial"/>
-          <w:color w:val="000000"/>
-          <w:sz w:val="24"/>
-          <w:szCs w:val="24"/>
-          <w:lang w:eastAsia="es-ES"/>
-        </w:rPr>
-        <w:t xml:space="preserve"> y</w:t>
-      </w:r>
-      <w:r>
-        <w:rPr>
-          <w:rFonts w:ascii="Arial" w:eastAsia="Times New Roman" w:hAnsi="Arial" w:cs="Arial"/>
-          <w:color w:val="000000"/>
-          <w:sz w:val="24"/>
-          <w:szCs w:val="24"/>
-          <w:lang w:eastAsia="es-ES"/>
-        </w:rPr>
-        <w:t xml:space="preserve"> elaborar recomendaciones.</w:t>
+        <w:t xml:space="preserve"> Documentar y elaborar recomendaciones.</w:t>
       </w:r>
     </w:p>
     <w:p>
@@ -6754,19 +6655,7 @@
           <w:szCs w:val="24"/>
           <w:lang w:eastAsia="es-ES"/>
         </w:rPr>
-        <w:t xml:space="preserve">Semana </w:t>
-      </w:r>
-      <w:r>
-        <w:rPr>
-          <w:rFonts w:ascii="Arial" w:eastAsia="Times New Roman" w:hAnsi="Arial" w:cs="Arial"/>
-          <w:b/>
-          <w:bCs/>
-          <w:color w:val="000000"/>
-          <w:sz w:val="24"/>
-          <w:szCs w:val="24"/>
-          <w:lang w:eastAsia="es-ES"/>
-        </w:rPr>
-        <w:t>5 y 6</w:t>
+        <w:t>Semana 5 y 6</w:t>
       </w:r>
       <w:r>
         <w:rPr>
@@ -6995,7 +6884,7 @@
           <w:szCs w:val="24"/>
           <w:lang w:eastAsia="es-ES"/>
         </w:rPr>
-        <w:t xml:space="preserve">Semana </w:t>
+        <w:t>Semana 11</w:t>
       </w:r>
       <w:r>
         <w:rPr>
@@ -7007,39 +6896,17 @@
           <w:szCs w:val="24"/>
           <w:lang w:eastAsia="es-ES"/>
         </w:rPr>
-        <w:t>11</w:t>
-      </w:r>
-      <w:r>
-        <w:rPr>
-          <w:rFonts w:ascii="Arial" w:eastAsia="Times New Roman" w:hAnsi="Arial" w:cs="Arial"/>
-          <w:b/>
-          <w:bCs/>
+        <w:t>:</w:t>
+      </w:r>
+      <w:r>
+        <w:rPr>
+          <w:rFonts w:ascii="Arial" w:eastAsia="Times New Roman" w:hAnsi="Arial" w:cs="Arial"/>
           <w:color w:val="000000"/>
           <w:sz w:val="24"/>
           <w:szCs w:val="24"/>
           <w:lang w:eastAsia="es-ES"/>
         </w:rPr>
-        <w:t>:</w:t>
-      </w:r>
-      <w:r>
-        <w:rPr>
-          <w:rFonts w:ascii="Arial" w:eastAsia="Times New Roman" w:hAnsi="Arial" w:cs="Arial"/>
-          <w:color w:val="000000"/>
-          <w:sz w:val="24"/>
-          <w:szCs w:val="24"/>
-          <w:lang w:eastAsia="es-ES"/>
-        </w:rPr>
-        <w:t xml:space="preserve"> </w:t>
-      </w:r>
-      <w:r>
-        <w:rPr>
-          <w:rFonts w:ascii="Arial" w:eastAsia="Times New Roman" w:hAnsi="Arial" w:cs="Arial"/>
-          <w:color w:val="000000"/>
-          <w:sz w:val="24"/>
-          <w:szCs w:val="24"/>
-          <w:lang w:eastAsia="es-ES"/>
-        </w:rPr>
-        <w:t>Conclusión, consolidar todos los datos obtenidos.</w:t>
+        <w:t xml:space="preserve"> Conclusión, consolidar todos los datos obtenidos.</w:t>
       </w:r>
     </w:p>
     <w:p>
@@ -7103,17 +6970,7 @@
           <w:szCs w:val="24"/>
           <w:lang w:eastAsia="es-ES"/>
         </w:rPr>
-        <w:t xml:space="preserve"> </w:t>
-      </w:r>
-      <w:r>
-        <w:rPr>
-          <w:rFonts w:ascii="Arial" w:eastAsia="Times New Roman" w:hAnsi="Arial" w:cs="Arial"/>
-          <w:color w:val="000000"/>
-          <w:sz w:val="24"/>
-          <w:szCs w:val="24"/>
-          <w:lang w:eastAsia="es-ES"/>
-        </w:rPr>
-        <w:t>Reporte final, y documentación a presentar.</w:t>
+        <w:t xml:space="preserve"> Reporte final, y documentación a presentar.</w:t>
       </w:r>
     </w:p>
     <w:p>
@@ -7338,51 +7195,7 @@
           <w:szCs w:val="24"/>
           <w:lang w:eastAsia="es-ES"/>
         </w:rPr>
-        <w:t xml:space="preserve"> suplantando la identidad de los usuarios. El servidor de correo se encuentra expuesto en internet. La vulnerabilidad presenta tanto un </w:t>
-      </w:r>
-      <w:proofErr w:type="spellStart"/>
-      <w:r>
-        <w:rPr>
-          <w:rFonts w:ascii="Arial" w:eastAsia="Times New Roman" w:hAnsi="Arial" w:cs="Arial"/>
-          <w:color w:val="000000"/>
-          <w:sz w:val="24"/>
-          <w:szCs w:val="24"/>
-          <w:lang w:eastAsia="es-ES"/>
-        </w:rPr>
-        <w:t>exploit</w:t>
-      </w:r>
-      <w:proofErr w:type="spellEnd"/>
-      <w:r>
-        <w:rPr>
-          <w:rFonts w:ascii="Arial" w:eastAsia="Times New Roman" w:hAnsi="Arial" w:cs="Arial"/>
-          <w:color w:val="000000"/>
-          <w:sz w:val="24"/>
-          <w:szCs w:val="24"/>
-          <w:lang w:eastAsia="es-ES"/>
-        </w:rPr>
-        <w:t xml:space="preserve"> público accesible desde </w:t>
-      </w:r>
-      <w:proofErr w:type="spellStart"/>
-      <w:r>
-        <w:rPr>
-          <w:rFonts w:ascii="Arial" w:eastAsia="Times New Roman" w:hAnsi="Arial" w:cs="Arial"/>
-          <w:color w:val="000000"/>
-          <w:sz w:val="24"/>
-          <w:szCs w:val="24"/>
-          <w:lang w:eastAsia="es-ES"/>
-        </w:rPr>
-        <w:t>exploit-db</w:t>
-      </w:r>
-      <w:proofErr w:type="spellEnd"/>
-      <w:r>
-        <w:rPr>
-          <w:rFonts w:ascii="Arial" w:eastAsia="Times New Roman" w:hAnsi="Arial" w:cs="Arial"/>
-          <w:color w:val="000000"/>
-          <w:sz w:val="24"/>
-          <w:szCs w:val="24"/>
-          <w:lang w:eastAsia="es-ES"/>
-        </w:rPr>
-        <w:t xml:space="preserve"> como un parche propuesto por el fabricante. </w:t>
+        <w:t xml:space="preserve"> suplantando la identidad de los usuarios. El servidor de correo se encuentra expuesto en internet. La vulnerabilidad presenta tanto un exploit público accesible desde exploit-db como un parche propuesto por el fabricante. </w:t>
       </w:r>
     </w:p>
     <w:p>
@@ -7438,51 +7251,7 @@
           <w:szCs w:val="24"/>
           <w:lang w:eastAsia="es-ES"/>
         </w:rPr>
-        <w:t xml:space="preserve">Una vulnerabilidad de ejecución remota de código en un servidor FTP en la red interna de la organización. El servicio FTP se estaba ejecutando con privilegios del sistema (puede realizar cualquier acción en el sistema). Además, el acceso al servidor permite acceder a una subred de administración que no se encuentra accesible desde la red LAN de usuarios. Existe un parche público para corregir la vulnerabilidad. No hay </w:t>
-      </w:r>
-      <w:proofErr w:type="spellStart"/>
-      <w:r>
-        <w:rPr>
-          <w:rFonts w:ascii="Arial" w:eastAsia="Times New Roman" w:hAnsi="Arial" w:cs="Arial"/>
-          <w:color w:val="000000"/>
-          <w:sz w:val="24"/>
-          <w:szCs w:val="24"/>
-          <w:lang w:eastAsia="es-ES"/>
-        </w:rPr>
-        <w:t>exploit</w:t>
-      </w:r>
-      <w:proofErr w:type="spellEnd"/>
-      <w:r>
-        <w:rPr>
-          <w:rFonts w:ascii="Arial" w:eastAsia="Times New Roman" w:hAnsi="Arial" w:cs="Arial"/>
-          <w:color w:val="000000"/>
-          <w:sz w:val="24"/>
-          <w:szCs w:val="24"/>
-          <w:lang w:eastAsia="es-ES"/>
-        </w:rPr>
-        <w:t xml:space="preserve"> público, pero sí una prueba de concepto que el auditor ha tenido que modificar </w:t>
-      </w:r>
-      <w:proofErr w:type="spellStart"/>
-      <w:r>
-        <w:rPr>
-          <w:rFonts w:ascii="Arial" w:eastAsia="Times New Roman" w:hAnsi="Arial" w:cs="Arial"/>
-          <w:color w:val="000000"/>
-          <w:sz w:val="24"/>
-          <w:szCs w:val="24"/>
-          <w:lang w:eastAsia="es-ES"/>
-        </w:rPr>
-        <w:t>par</w:t>
-      </w:r>
-      <w:proofErr w:type="spellEnd"/>
-      <w:r>
-        <w:rPr>
-          <w:rFonts w:ascii="Arial" w:eastAsia="Times New Roman" w:hAnsi="Arial" w:cs="Arial"/>
-          <w:color w:val="000000"/>
-          <w:sz w:val="24"/>
-          <w:szCs w:val="24"/>
-          <w:lang w:eastAsia="es-ES"/>
-        </w:rPr>
-        <w:t xml:space="preserve"> poder explotar de manera correcta la vulnerabilidad.</w:t>
+        <w:t>Una vulnerabilidad de ejecución remota de código en un servidor FTP en la red interna de la organización. El servicio FTP se estaba ejecutando con privilegios del sistema (puede realizar cualquier acción en el sistema). Además, el acceso al servidor permite acceder a una subred de administración que no se encuentra accesible desde la red LAN de usuarios. Existe un parche público para corregir la vulnerabilidad. No hay exploit público, pero sí una prueba de concepto que el auditor ha tenido que modificar par poder explotar de manera correcta la vulnerabilidad.</w:t>
       </w:r>
     </w:p>
     <w:p>
@@ -7494,8 +7263,499 @@
         </w:rPr>
       </w:pPr>
     </w:p>
+    <w:p>
+      <w:pPr>
+        <w:rPr>
+          <w:rFonts w:ascii="Arial" w:hAnsi="Arial" w:cs="Arial"/>
+          <w:sz w:val="24"/>
+          <w:szCs w:val="24"/>
+        </w:rPr>
+      </w:pPr>
+      <w:r>
+        <w:rPr>
+          <w:rFonts w:ascii="Arial" w:hAnsi="Arial" w:cs="Arial"/>
+          <w:sz w:val="24"/>
+          <w:szCs w:val="24"/>
+        </w:rPr>
+        <w:t>Las métricas base son:</w:t>
+      </w:r>
+    </w:p>
+    <w:p>
+      <w:pPr>
+        <w:pStyle w:val="Prrafodelista"/>
+        <w:numPr>
+          <w:ilvl w:val="0"/>
+          <w:numId w:val="8"/>
+        </w:numPr>
+        <w:rPr>
+          <w:rFonts w:ascii="Arial" w:hAnsi="Arial" w:cs="Arial"/>
+          <w:sz w:val="24"/>
+          <w:szCs w:val="24"/>
+        </w:rPr>
+      </w:pPr>
+      <w:r>
+        <w:rPr>
+          <w:rFonts w:ascii="Arial" w:hAnsi="Arial" w:cs="Arial"/>
+          <w:sz w:val="24"/>
+          <w:szCs w:val="24"/>
+        </w:rPr>
+        <w:t>Attack Vector (AV) / Vector de ataque</w:t>
+      </w:r>
+    </w:p>
+    <w:p>
+      <w:pPr>
+        <w:pStyle w:val="Prrafodelista"/>
+        <w:numPr>
+          <w:ilvl w:val="0"/>
+          <w:numId w:val="8"/>
+        </w:numPr>
+        <w:rPr>
+          <w:rFonts w:ascii="Arial" w:hAnsi="Arial" w:cs="Arial"/>
+          <w:sz w:val="24"/>
+          <w:szCs w:val="24"/>
+        </w:rPr>
+      </w:pPr>
+      <w:r>
+        <w:rPr>
+          <w:rFonts w:ascii="Arial" w:hAnsi="Arial" w:cs="Arial"/>
+          <w:sz w:val="24"/>
+          <w:szCs w:val="24"/>
+        </w:rPr>
+        <w:t>Attack Complexity (AC) / Complejidad de ataque</w:t>
+      </w:r>
+    </w:p>
+    <w:p>
+      <w:pPr>
+        <w:pStyle w:val="Prrafodelista"/>
+        <w:numPr>
+          <w:ilvl w:val="0"/>
+          <w:numId w:val="8"/>
+        </w:numPr>
+        <w:rPr>
+          <w:rFonts w:ascii="Arial" w:hAnsi="Arial" w:cs="Arial"/>
+          <w:sz w:val="24"/>
+          <w:szCs w:val="24"/>
+        </w:rPr>
+      </w:pPr>
+      <w:r>
+        <w:rPr>
+          <w:rFonts w:ascii="Arial" w:hAnsi="Arial" w:cs="Arial"/>
+          <w:sz w:val="24"/>
+          <w:szCs w:val="24"/>
+        </w:rPr>
+        <w:t>Privileges Required (PR) / Privilegios requeridos</w:t>
+      </w:r>
+    </w:p>
+    <w:p>
+      <w:pPr>
+        <w:pStyle w:val="Prrafodelista"/>
+        <w:numPr>
+          <w:ilvl w:val="0"/>
+          <w:numId w:val="8"/>
+        </w:numPr>
+        <w:rPr>
+          <w:rFonts w:ascii="Arial" w:hAnsi="Arial" w:cs="Arial"/>
+          <w:sz w:val="24"/>
+          <w:szCs w:val="24"/>
+        </w:rPr>
+      </w:pPr>
+      <w:r>
+        <w:rPr>
+          <w:rFonts w:ascii="Arial" w:hAnsi="Arial" w:cs="Arial"/>
+          <w:sz w:val="24"/>
+          <w:szCs w:val="24"/>
+        </w:rPr>
+        <w:t>User Interaction (UI) / Interacción del usuario</w:t>
+      </w:r>
+    </w:p>
+    <w:p>
+      <w:pPr>
+        <w:pStyle w:val="Prrafodelista"/>
+        <w:numPr>
+          <w:ilvl w:val="0"/>
+          <w:numId w:val="8"/>
+        </w:numPr>
+        <w:rPr>
+          <w:rFonts w:ascii="Arial" w:hAnsi="Arial" w:cs="Arial"/>
+          <w:sz w:val="24"/>
+          <w:szCs w:val="24"/>
+        </w:rPr>
+      </w:pPr>
+      <w:r>
+        <w:rPr>
+          <w:rFonts w:ascii="Arial" w:hAnsi="Arial" w:cs="Arial"/>
+          <w:sz w:val="24"/>
+          <w:szCs w:val="24"/>
+        </w:rPr>
+        <w:t>Scope (S) / Alcance</w:t>
+      </w:r>
+    </w:p>
+    <w:p>
+      <w:pPr>
+        <w:pStyle w:val="Prrafodelista"/>
+        <w:numPr>
+          <w:ilvl w:val="0"/>
+          <w:numId w:val="8"/>
+        </w:numPr>
+        <w:rPr>
+          <w:rFonts w:ascii="Arial" w:hAnsi="Arial" w:cs="Arial"/>
+          <w:sz w:val="24"/>
+          <w:szCs w:val="24"/>
+        </w:rPr>
+      </w:pPr>
+      <w:r>
+        <w:rPr>
+          <w:rFonts w:ascii="Arial" w:hAnsi="Arial" w:cs="Arial"/>
+          <w:sz w:val="24"/>
+          <w:szCs w:val="24"/>
+        </w:rPr>
+        <w:t>Confidentiality (C) / Confidencialidad</w:t>
+      </w:r>
+    </w:p>
+    <w:p>
+      <w:pPr>
+        <w:pStyle w:val="Prrafodelista"/>
+        <w:numPr>
+          <w:ilvl w:val="0"/>
+          <w:numId w:val="8"/>
+        </w:numPr>
+        <w:rPr>
+          <w:rFonts w:ascii="Arial" w:hAnsi="Arial" w:cs="Arial"/>
+          <w:sz w:val="24"/>
+          <w:szCs w:val="24"/>
+        </w:rPr>
+      </w:pPr>
+      <w:r>
+        <w:rPr>
+          <w:rFonts w:ascii="Arial" w:hAnsi="Arial" w:cs="Arial"/>
+          <w:sz w:val="24"/>
+          <w:szCs w:val="24"/>
+        </w:rPr>
+        <w:t>Integrity (I) / Integridad</w:t>
+      </w:r>
+    </w:p>
+    <w:p>
+      <w:pPr>
+        <w:pStyle w:val="Prrafodelista"/>
+        <w:numPr>
+          <w:ilvl w:val="0"/>
+          <w:numId w:val="8"/>
+        </w:numPr>
+        <w:rPr>
+          <w:rFonts w:ascii="Arial" w:hAnsi="Arial" w:cs="Arial"/>
+          <w:sz w:val="24"/>
+          <w:szCs w:val="24"/>
+        </w:rPr>
+      </w:pPr>
+      <w:r>
+        <w:rPr>
+          <w:rFonts w:ascii="Arial" w:hAnsi="Arial" w:cs="Arial"/>
+          <w:sz w:val="24"/>
+          <w:szCs w:val="24"/>
+        </w:rPr>
+        <w:t>Availability (A) / Disponibilidad</w:t>
+      </w:r>
+    </w:p>
+    <w:p>
+      <w:pPr>
+        <w:rPr>
+          <w:rFonts w:ascii="Arial" w:hAnsi="Arial" w:cs="Arial"/>
+          <w:sz w:val="24"/>
+          <w:szCs w:val="24"/>
+        </w:rPr>
+      </w:pPr>
+      <w:r>
+        <w:rPr>
+          <w:rFonts w:ascii="Arial" w:hAnsi="Arial" w:cs="Arial"/>
+          <w:sz w:val="24"/>
+          <w:szCs w:val="24"/>
+        </w:rPr>
+        <w:lastRenderedPageBreak/>
+        <w:t>Las métricas temporales son:</w:t>
+      </w:r>
+    </w:p>
+    <w:p>
+      <w:pPr>
+        <w:pStyle w:val="Prrafodelista"/>
+        <w:numPr>
+          <w:ilvl w:val="0"/>
+          <w:numId w:val="9"/>
+        </w:numPr>
+        <w:rPr>
+          <w:rFonts w:ascii="Arial" w:hAnsi="Arial" w:cs="Arial"/>
+          <w:sz w:val="24"/>
+          <w:szCs w:val="24"/>
+        </w:rPr>
+      </w:pPr>
+      <w:r>
+        <w:rPr>
+          <w:rFonts w:ascii="Arial" w:hAnsi="Arial" w:cs="Arial"/>
+          <w:sz w:val="24"/>
+          <w:szCs w:val="24"/>
+        </w:rPr>
+        <w:t>Exploit Code Maturity (E) / Madurez del código de explotación</w:t>
+      </w:r>
+    </w:p>
+    <w:p>
+      <w:pPr>
+        <w:pStyle w:val="Prrafodelista"/>
+        <w:numPr>
+          <w:ilvl w:val="0"/>
+          <w:numId w:val="9"/>
+        </w:numPr>
+        <w:rPr>
+          <w:rFonts w:ascii="Arial" w:hAnsi="Arial" w:cs="Arial"/>
+          <w:sz w:val="24"/>
+          <w:szCs w:val="24"/>
+        </w:rPr>
+      </w:pPr>
+      <w:r>
+        <w:rPr>
+          <w:rFonts w:ascii="Arial" w:hAnsi="Arial" w:cs="Arial"/>
+          <w:sz w:val="24"/>
+          <w:szCs w:val="24"/>
+        </w:rPr>
+        <w:t xml:space="preserve">Remediation Level (RL) / Nivel de remediación </w:t>
+      </w:r>
+    </w:p>
+    <w:p>
+      <w:pPr>
+        <w:pStyle w:val="Prrafodelista"/>
+        <w:numPr>
+          <w:ilvl w:val="0"/>
+          <w:numId w:val="9"/>
+        </w:numPr>
+        <w:rPr>
+          <w:rFonts w:ascii="Arial" w:hAnsi="Arial" w:cs="Arial"/>
+          <w:sz w:val="24"/>
+          <w:szCs w:val="24"/>
+        </w:rPr>
+      </w:pPr>
+      <w:r>
+        <w:rPr>
+          <w:rFonts w:ascii="Arial" w:hAnsi="Arial" w:cs="Arial"/>
+          <w:sz w:val="24"/>
+          <w:szCs w:val="24"/>
+        </w:rPr>
+        <w:t>Report Confidence (RC) / Confianza en el informe</w:t>
+      </w:r>
+    </w:p>
+    <w:p>
+      <w:pPr>
+        <w:rPr>
+          <w:rFonts w:ascii="Arial" w:hAnsi="Arial" w:cs="Arial"/>
+          <w:sz w:val="24"/>
+          <w:szCs w:val="24"/>
+        </w:rPr>
+      </w:pPr>
+    </w:p>
+    <w:p>
+      <w:pPr>
+        <w:pStyle w:val="Ttulo4"/>
+      </w:pPr>
+      <w:r>
+        <w:t>V</w:t>
+      </w:r>
+      <w:r>
+        <w:t>ulnerabilidad en el sistema de correo</w:t>
+      </w:r>
+    </w:p>
+    <w:p>
+      <w:pPr>
+        <w:pStyle w:val="Prrafodelista"/>
+        <w:numPr>
+          <w:ilvl w:val="0"/>
+          <w:numId w:val="10"/>
+        </w:numPr>
+      </w:pPr>
+      <w:r>
+        <w:t>Métricas base:</w:t>
+      </w:r>
+    </w:p>
+    <w:p>
+      <w:pPr>
+        <w:pStyle w:val="Ttulo4"/>
+      </w:pPr>
+      <w:r>
+        <w:drawing>
+          <wp:inline distT="0" distB="0" distL="0" distR="0" wp14:anchorId="6F0F8D99" wp14:editId="0E260DF9">
+            <wp:extent cx="5400040" cy="2835910"/>
+            <wp:effectExtent l="0" t="0" r="0" b="2540"/>
+            <wp:docPr id="5" name="Imagen 5"/>
+            <wp:cNvGraphicFramePr>
+              <a:graphicFrameLocks xmlns:a="http://schemas.openxmlformats.org/drawingml/2006/main" noChangeAspect="1"/>
+            </wp:cNvGraphicFramePr>
+            <a:graphic xmlns:a="http://schemas.openxmlformats.org/drawingml/2006/main">
+              <a:graphicData uri="http://schemas.openxmlformats.org/drawingml/2006/picture">
+                <pic:pic xmlns:pic="http://schemas.openxmlformats.org/drawingml/2006/picture">
+                  <pic:nvPicPr>
+                    <pic:cNvPr id="1" name=""/>
+                    <pic:cNvPicPr/>
+                  </pic:nvPicPr>
+                  <pic:blipFill>
+                    <a:blip r:embed="rId11"/>
+                    <a:stretch>
+                      <a:fillRect/>
+                    </a:stretch>
+                  </pic:blipFill>
+                  <pic:spPr>
+                    <a:xfrm>
+                      <a:off x="0" y="0"/>
+                      <a:ext cx="5400040" cy="2835910"/>
+                    </a:xfrm>
+                    <a:prstGeom prst="rect">
+                      <a:avLst/>
+                    </a:prstGeom>
+                  </pic:spPr>
+                </pic:pic>
+              </a:graphicData>
+            </a:graphic>
+          </wp:inline>
+        </w:drawing>
+      </w:r>
+    </w:p>
+    <w:p>
+      <w:pPr>
+        <w:pStyle w:val="Prrafodelista"/>
+        <w:numPr>
+          <w:ilvl w:val="0"/>
+          <w:numId w:val="8"/>
+        </w:numPr>
+        <w:rPr>
+          <w:rFonts w:ascii="Arial" w:hAnsi="Arial" w:cs="Arial"/>
+          <w:sz w:val="24"/>
+          <w:szCs w:val="24"/>
+        </w:rPr>
+      </w:pPr>
+      <w:r>
+        <w:rPr>
+          <w:rFonts w:ascii="Arial" w:hAnsi="Arial" w:cs="Arial"/>
+          <w:sz w:val="24"/>
+          <w:szCs w:val="24"/>
+        </w:rPr>
+        <w:t>Attack Vector (AV) / Vector de ataque</w:t>
+      </w:r>
+      <w:r>
+        <w:rPr>
+          <w:rFonts w:ascii="Arial" w:hAnsi="Arial" w:cs="Arial"/>
+          <w:sz w:val="24"/>
+          <w:szCs w:val="24"/>
+        </w:rPr>
+        <w:t xml:space="preserve">: </w:t>
+      </w:r>
+    </w:p>
+    <w:p>
+      <w:pPr>
+        <w:pStyle w:val="Prrafodelista"/>
+        <w:numPr>
+          <w:ilvl w:val="1"/>
+          <w:numId w:val="8"/>
+        </w:numPr>
+        <w:rPr>
+          <w:rFonts w:ascii="Arial" w:hAnsi="Arial" w:cs="Arial"/>
+          <w:sz w:val="24"/>
+          <w:szCs w:val="24"/>
+        </w:rPr>
+      </w:pPr>
+      <w:r>
+        <w:rPr>
+          <w:rFonts w:ascii="Arial" w:hAnsi="Arial" w:cs="Arial"/>
+          <w:sz w:val="24"/>
+          <w:szCs w:val="24"/>
+        </w:rPr>
+        <w:t>Valor: Network</w:t>
+      </w:r>
+    </w:p>
+    <w:p>
+      <w:pPr>
+        <w:pStyle w:val="Prrafodelista"/>
+        <w:numPr>
+          <w:ilvl w:val="1"/>
+          <w:numId w:val="8"/>
+        </w:numPr>
+        <w:rPr>
+          <w:rFonts w:ascii="Arial" w:hAnsi="Arial" w:cs="Arial"/>
+          <w:sz w:val="24"/>
+          <w:szCs w:val="24"/>
+        </w:rPr>
+      </w:pPr>
+      <w:r>
+        <w:rPr>
+          <w:rFonts w:ascii="Arial" w:hAnsi="Arial" w:cs="Arial"/>
+          <w:sz w:val="24"/>
+          <w:szCs w:val="24"/>
+        </w:rPr>
+        <w:t>Justificación: El servidor es accesible desde internet, y la vulnerabilidad se puede explotar desde una red interna o externa.</w:t>
+      </w:r>
+    </w:p>
+    <w:p>
+      <w:pPr>
+        <w:pStyle w:val="Prrafodelista"/>
+        <w:numPr>
+          <w:ilvl w:val="0"/>
+          <w:numId w:val="8"/>
+        </w:numPr>
+        <w:rPr>
+          <w:rFonts w:ascii="Arial" w:hAnsi="Arial" w:cs="Arial"/>
+          <w:sz w:val="24"/>
+          <w:szCs w:val="24"/>
+        </w:rPr>
+      </w:pPr>
+      <w:r>
+        <w:rPr>
+          <w:rFonts w:ascii="Arial" w:hAnsi="Arial" w:cs="Arial"/>
+          <w:sz w:val="24"/>
+          <w:szCs w:val="24"/>
+        </w:rPr>
+        <w:t>Attack Complexity (AC) / Complejidad de ataque</w:t>
+      </w:r>
+    </w:p>
+    <w:p>
+      <w:pPr>
+        <w:pStyle w:val="Prrafodelista"/>
+        <w:numPr>
+          <w:ilvl w:val="1"/>
+          <w:numId w:val="8"/>
+        </w:numPr>
+        <w:rPr>
+          <w:rFonts w:ascii="Arial" w:hAnsi="Arial" w:cs="Arial"/>
+          <w:sz w:val="24"/>
+          <w:szCs w:val="24"/>
+        </w:rPr>
+      </w:pPr>
+      <w:r>
+        <w:rPr>
+          <w:rFonts w:ascii="Arial" w:hAnsi="Arial" w:cs="Arial"/>
+          <w:sz w:val="24"/>
+          <w:szCs w:val="24"/>
+        </w:rPr>
+        <w:t>Valor:</w:t>
+      </w:r>
+    </w:p>
+    <w:p>
+      <w:pPr>
+        <w:pStyle w:val="Prrafodelista"/>
+        <w:numPr>
+          <w:ilvl w:val="1"/>
+          <w:numId w:val="8"/>
+        </w:numPr>
+        <w:rPr>
+          <w:rFonts w:ascii="Arial" w:hAnsi="Arial" w:cs="Arial"/>
+          <w:sz w:val="24"/>
+          <w:szCs w:val="24"/>
+        </w:rPr>
+      </w:pPr>
+      <w:r>
+        <w:rPr>
+          <w:rFonts w:ascii="Arial" w:hAnsi="Arial" w:cs="Arial"/>
+          <w:sz w:val="24"/>
+          <w:szCs w:val="24"/>
+        </w:rPr>
+        <w:t>Justificación</w:t>
+      </w:r>
+    </w:p>
     <w:sectPr>
-      <w:footerReference w:type="default" r:id="rId11"/>
+      <w:footerReference w:type="default" r:id="rId12"/>
       <w:pgSz w:w="11906" w:h="16838"/>
       <w:pgMar w:top="1417" w:right="1701" w:bottom="1417" w:left="1701" w:header="708" w:footer="708" w:gutter="0"/>
       <w:cols w:space="708"/>
@@ -8398,6 +8658,119 @@
     </w:lvl>
   </w:abstractNum>
   <w:abstractNum w:abstractNumId="5" w15:restartNumberingAfterBreak="0">
+    <w:nsid w:val="18D137BD"/>
+    <w:multiLevelType w:val="hybridMultilevel"/>
+    <w:tmpl w:val="2B1E684C"/>
+    <w:lvl w:ilvl="0" w:tplc="0C0A0001">
+      <w:start w:val="1"/>
+      <w:numFmt w:val="bullet"/>
+      <w:lvlText w:val=""/>
+      <w:lvlJc w:val="left"/>
+      <w:pPr>
+        <w:ind w:left="720" w:hanging="360"/>
+      </w:pPr>
+      <w:rPr>
+        <w:rFonts w:ascii="Symbol" w:hAnsi="Symbol" w:hint="default"/>
+      </w:rPr>
+    </w:lvl>
+    <w:lvl w:ilvl="1" w:tplc="0C0A0003">
+      <w:start w:val="1"/>
+      <w:numFmt w:val="bullet"/>
+      <w:lvlText w:val="o"/>
+      <w:lvlJc w:val="left"/>
+      <w:pPr>
+        <w:ind w:left="1440" w:hanging="360"/>
+      </w:pPr>
+      <w:rPr>
+        <w:rFonts w:ascii="Courier New" w:hAnsi="Courier New" w:cs="Courier New" w:hint="default"/>
+      </w:rPr>
+    </w:lvl>
+    <w:lvl w:ilvl="2" w:tplc="0C0A0005" w:tentative="1">
+      <w:start w:val="1"/>
+      <w:numFmt w:val="bullet"/>
+      <w:lvlText w:val=""/>
+      <w:lvlJc w:val="left"/>
+      <w:pPr>
+        <w:ind w:left="2160" w:hanging="360"/>
+      </w:pPr>
+      <w:rPr>
+        <w:rFonts w:ascii="Wingdings" w:hAnsi="Wingdings" w:hint="default"/>
+      </w:rPr>
+    </w:lvl>
+    <w:lvl w:ilvl="3" w:tplc="0C0A0001" w:tentative="1">
+      <w:start w:val="1"/>
+      <w:numFmt w:val="bullet"/>
+      <w:lvlText w:val=""/>
+      <w:lvlJc w:val="left"/>
+      <w:pPr>
+        <w:ind w:left="2880" w:hanging="360"/>
+      </w:pPr>
+      <w:rPr>
+        <w:rFonts w:ascii="Symbol" w:hAnsi="Symbol" w:hint="default"/>
+      </w:rPr>
+    </w:lvl>
+    <w:lvl w:ilvl="4" w:tplc="0C0A0003" w:tentative="1">
+      <w:start w:val="1"/>
+      <w:numFmt w:val="bullet"/>
+      <w:lvlText w:val="o"/>
+      <w:lvlJc w:val="left"/>
+      <w:pPr>
+        <w:ind w:left="3600" w:hanging="360"/>
+      </w:pPr>
+      <w:rPr>
+        <w:rFonts w:ascii="Courier New" w:hAnsi="Courier New" w:cs="Courier New" w:hint="default"/>
+      </w:rPr>
+    </w:lvl>
+    <w:lvl w:ilvl="5" w:tplc="0C0A0005" w:tentative="1">
+      <w:start w:val="1"/>
+      <w:numFmt w:val="bullet"/>
+      <w:lvlText w:val=""/>
+      <w:lvlJc w:val="left"/>
+      <w:pPr>
+        <w:ind w:left="4320" w:hanging="360"/>
+      </w:pPr>
+      <w:rPr>
+        <w:rFonts w:ascii="Wingdings" w:hAnsi="Wingdings" w:hint="default"/>
+      </w:rPr>
+    </w:lvl>
+    <w:lvl w:ilvl="6" w:tplc="0C0A0001" w:tentative="1">
+      <w:start w:val="1"/>
+      <w:numFmt w:val="bullet"/>
+      <w:lvlText w:val=""/>
+      <w:lvlJc w:val="left"/>
+      <w:pPr>
+        <w:ind w:left="5040" w:hanging="360"/>
+      </w:pPr>
+      <w:rPr>
+        <w:rFonts w:ascii="Symbol" w:hAnsi="Symbol" w:hint="default"/>
+      </w:rPr>
+    </w:lvl>
+    <w:lvl w:ilvl="7" w:tplc="0C0A0003" w:tentative="1">
+      <w:start w:val="1"/>
+      <w:numFmt w:val="bullet"/>
+      <w:lvlText w:val="o"/>
+      <w:lvlJc w:val="left"/>
+      <w:pPr>
+        <w:ind w:left="5760" w:hanging="360"/>
+      </w:pPr>
+      <w:rPr>
+        <w:rFonts w:ascii="Courier New" w:hAnsi="Courier New" w:cs="Courier New" w:hint="default"/>
+      </w:rPr>
+    </w:lvl>
+    <w:lvl w:ilvl="8" w:tplc="0C0A0005" w:tentative="1">
+      <w:start w:val="1"/>
+      <w:numFmt w:val="bullet"/>
+      <w:lvlText w:val=""/>
+      <w:lvlJc w:val="left"/>
+      <w:pPr>
+        <w:ind w:left="6480" w:hanging="360"/>
+      </w:pPr>
+      <w:rPr>
+        <w:rFonts w:ascii="Wingdings" w:hAnsi="Wingdings" w:hint="default"/>
+      </w:rPr>
+    </w:lvl>
+  </w:abstractNum>
+  <w:abstractNum w:abstractNumId="6" w15:restartNumberingAfterBreak="0">
     <w:nsid w:val="3CAF4C45"/>
     <w:multiLevelType w:val="multilevel"/>
     <w:tmpl w:val="8932DE10"/>
@@ -8546,7 +8919,7 @@
       </w:rPr>
     </w:lvl>
   </w:abstractNum>
-  <w:abstractNum w:abstractNumId="6" w15:restartNumberingAfterBreak="0">
+  <w:abstractNum w:abstractNumId="7" w15:restartNumberingAfterBreak="0">
     <w:nsid w:val="58A02F2B"/>
     <w:multiLevelType w:val="multilevel"/>
     <w:tmpl w:val="8932DE10"/>
@@ -8692,6 +9065,232 @@
       <w:rPr>
         <w:rFonts w:ascii="Wingdings" w:hAnsi="Wingdings" w:hint="default"/>
         <w:sz w:val="20"/>
+      </w:rPr>
+    </w:lvl>
+  </w:abstractNum>
+  <w:abstractNum w:abstractNumId="8" w15:restartNumberingAfterBreak="0">
+    <w:nsid w:val="5B0C2DE8"/>
+    <w:multiLevelType w:val="hybridMultilevel"/>
+    <w:tmpl w:val="C82853DC"/>
+    <w:lvl w:ilvl="0" w:tplc="0C0A0001">
+      <w:start w:val="1"/>
+      <w:numFmt w:val="bullet"/>
+      <w:lvlText w:val=""/>
+      <w:lvlJc w:val="left"/>
+      <w:pPr>
+        <w:ind w:left="720" w:hanging="360"/>
+      </w:pPr>
+      <w:rPr>
+        <w:rFonts w:ascii="Symbol" w:hAnsi="Symbol" w:hint="default"/>
+      </w:rPr>
+    </w:lvl>
+    <w:lvl w:ilvl="1" w:tplc="0C0A0003" w:tentative="1">
+      <w:start w:val="1"/>
+      <w:numFmt w:val="bullet"/>
+      <w:lvlText w:val="o"/>
+      <w:lvlJc w:val="left"/>
+      <w:pPr>
+        <w:ind w:left="1440" w:hanging="360"/>
+      </w:pPr>
+      <w:rPr>
+        <w:rFonts w:ascii="Courier New" w:hAnsi="Courier New" w:cs="Courier New" w:hint="default"/>
+      </w:rPr>
+    </w:lvl>
+    <w:lvl w:ilvl="2" w:tplc="0C0A0005" w:tentative="1">
+      <w:start w:val="1"/>
+      <w:numFmt w:val="bullet"/>
+      <w:lvlText w:val=""/>
+      <w:lvlJc w:val="left"/>
+      <w:pPr>
+        <w:ind w:left="2160" w:hanging="360"/>
+      </w:pPr>
+      <w:rPr>
+        <w:rFonts w:ascii="Wingdings" w:hAnsi="Wingdings" w:hint="default"/>
+      </w:rPr>
+    </w:lvl>
+    <w:lvl w:ilvl="3" w:tplc="0C0A0001" w:tentative="1">
+      <w:start w:val="1"/>
+      <w:numFmt w:val="bullet"/>
+      <w:lvlText w:val=""/>
+      <w:lvlJc w:val="left"/>
+      <w:pPr>
+        <w:ind w:left="2880" w:hanging="360"/>
+      </w:pPr>
+      <w:rPr>
+        <w:rFonts w:ascii="Symbol" w:hAnsi="Symbol" w:hint="default"/>
+      </w:rPr>
+    </w:lvl>
+    <w:lvl w:ilvl="4" w:tplc="0C0A0003" w:tentative="1">
+      <w:start w:val="1"/>
+      <w:numFmt w:val="bullet"/>
+      <w:lvlText w:val="o"/>
+      <w:lvlJc w:val="left"/>
+      <w:pPr>
+        <w:ind w:left="3600" w:hanging="360"/>
+      </w:pPr>
+      <w:rPr>
+        <w:rFonts w:ascii="Courier New" w:hAnsi="Courier New" w:cs="Courier New" w:hint="default"/>
+      </w:rPr>
+    </w:lvl>
+    <w:lvl w:ilvl="5" w:tplc="0C0A0005" w:tentative="1">
+      <w:start w:val="1"/>
+      <w:numFmt w:val="bullet"/>
+      <w:lvlText w:val=""/>
+      <w:lvlJc w:val="left"/>
+      <w:pPr>
+        <w:ind w:left="4320" w:hanging="360"/>
+      </w:pPr>
+      <w:rPr>
+        <w:rFonts w:ascii="Wingdings" w:hAnsi="Wingdings" w:hint="default"/>
+      </w:rPr>
+    </w:lvl>
+    <w:lvl w:ilvl="6" w:tplc="0C0A0001" w:tentative="1">
+      <w:start w:val="1"/>
+      <w:numFmt w:val="bullet"/>
+      <w:lvlText w:val=""/>
+      <w:lvlJc w:val="left"/>
+      <w:pPr>
+        <w:ind w:left="5040" w:hanging="360"/>
+      </w:pPr>
+      <w:rPr>
+        <w:rFonts w:ascii="Symbol" w:hAnsi="Symbol" w:hint="default"/>
+      </w:rPr>
+    </w:lvl>
+    <w:lvl w:ilvl="7" w:tplc="0C0A0003" w:tentative="1">
+      <w:start w:val="1"/>
+      <w:numFmt w:val="bullet"/>
+      <w:lvlText w:val="o"/>
+      <w:lvlJc w:val="left"/>
+      <w:pPr>
+        <w:ind w:left="5760" w:hanging="360"/>
+      </w:pPr>
+      <w:rPr>
+        <w:rFonts w:ascii="Courier New" w:hAnsi="Courier New" w:cs="Courier New" w:hint="default"/>
+      </w:rPr>
+    </w:lvl>
+    <w:lvl w:ilvl="8" w:tplc="0C0A0005" w:tentative="1">
+      <w:start w:val="1"/>
+      <w:numFmt w:val="bullet"/>
+      <w:lvlText w:val=""/>
+      <w:lvlJc w:val="left"/>
+      <w:pPr>
+        <w:ind w:left="6480" w:hanging="360"/>
+      </w:pPr>
+      <w:rPr>
+        <w:rFonts w:ascii="Wingdings" w:hAnsi="Wingdings" w:hint="default"/>
+      </w:rPr>
+    </w:lvl>
+  </w:abstractNum>
+  <w:abstractNum w:abstractNumId="9" w15:restartNumberingAfterBreak="0">
+    <w:nsid w:val="7A7A5F1E"/>
+    <w:multiLevelType w:val="hybridMultilevel"/>
+    <w:tmpl w:val="981E1F5A"/>
+    <w:lvl w:ilvl="0" w:tplc="0C0A0001">
+      <w:start w:val="1"/>
+      <w:numFmt w:val="bullet"/>
+      <w:lvlText w:val=""/>
+      <w:lvlJc w:val="left"/>
+      <w:pPr>
+        <w:ind w:left="720" w:hanging="360"/>
+      </w:pPr>
+      <w:rPr>
+        <w:rFonts w:ascii="Symbol" w:hAnsi="Symbol" w:hint="default"/>
+      </w:rPr>
+    </w:lvl>
+    <w:lvl w:ilvl="1" w:tplc="0C0A0003" w:tentative="1">
+      <w:start w:val="1"/>
+      <w:numFmt w:val="bullet"/>
+      <w:lvlText w:val="o"/>
+      <w:lvlJc w:val="left"/>
+      <w:pPr>
+        <w:ind w:left="1440" w:hanging="360"/>
+      </w:pPr>
+      <w:rPr>
+        <w:rFonts w:ascii="Courier New" w:hAnsi="Courier New" w:cs="Courier New" w:hint="default"/>
+      </w:rPr>
+    </w:lvl>
+    <w:lvl w:ilvl="2" w:tplc="0C0A0005" w:tentative="1">
+      <w:start w:val="1"/>
+      <w:numFmt w:val="bullet"/>
+      <w:lvlText w:val=""/>
+      <w:lvlJc w:val="left"/>
+      <w:pPr>
+        <w:ind w:left="2160" w:hanging="360"/>
+      </w:pPr>
+      <w:rPr>
+        <w:rFonts w:ascii="Wingdings" w:hAnsi="Wingdings" w:hint="default"/>
+      </w:rPr>
+    </w:lvl>
+    <w:lvl w:ilvl="3" w:tplc="0C0A0001" w:tentative="1">
+      <w:start w:val="1"/>
+      <w:numFmt w:val="bullet"/>
+      <w:lvlText w:val=""/>
+      <w:lvlJc w:val="left"/>
+      <w:pPr>
+        <w:ind w:left="2880" w:hanging="360"/>
+      </w:pPr>
+      <w:rPr>
+        <w:rFonts w:ascii="Symbol" w:hAnsi="Symbol" w:hint="default"/>
+      </w:rPr>
+    </w:lvl>
+    <w:lvl w:ilvl="4" w:tplc="0C0A0003" w:tentative="1">
+      <w:start w:val="1"/>
+      <w:numFmt w:val="bullet"/>
+      <w:lvlText w:val="o"/>
+      <w:lvlJc w:val="left"/>
+      <w:pPr>
+        <w:ind w:left="3600" w:hanging="360"/>
+      </w:pPr>
+      <w:rPr>
+        <w:rFonts w:ascii="Courier New" w:hAnsi="Courier New" w:cs="Courier New" w:hint="default"/>
+      </w:rPr>
+    </w:lvl>
+    <w:lvl w:ilvl="5" w:tplc="0C0A0005" w:tentative="1">
+      <w:start w:val="1"/>
+      <w:numFmt w:val="bullet"/>
+      <w:lvlText w:val=""/>
+      <w:lvlJc w:val="left"/>
+      <w:pPr>
+        <w:ind w:left="4320" w:hanging="360"/>
+      </w:pPr>
+      <w:rPr>
+        <w:rFonts w:ascii="Wingdings" w:hAnsi="Wingdings" w:hint="default"/>
+      </w:rPr>
+    </w:lvl>
+    <w:lvl w:ilvl="6" w:tplc="0C0A0001" w:tentative="1">
+      <w:start w:val="1"/>
+      <w:numFmt w:val="bullet"/>
+      <w:lvlText w:val=""/>
+      <w:lvlJc w:val="left"/>
+      <w:pPr>
+        <w:ind w:left="5040" w:hanging="360"/>
+      </w:pPr>
+      <w:rPr>
+        <w:rFonts w:ascii="Symbol" w:hAnsi="Symbol" w:hint="default"/>
+      </w:rPr>
+    </w:lvl>
+    <w:lvl w:ilvl="7" w:tplc="0C0A0003" w:tentative="1">
+      <w:start w:val="1"/>
+      <w:numFmt w:val="bullet"/>
+      <w:lvlText w:val="o"/>
+      <w:lvlJc w:val="left"/>
+      <w:pPr>
+        <w:ind w:left="5760" w:hanging="360"/>
+      </w:pPr>
+      <w:rPr>
+        <w:rFonts w:ascii="Courier New" w:hAnsi="Courier New" w:cs="Courier New" w:hint="default"/>
+      </w:rPr>
+    </w:lvl>
+    <w:lvl w:ilvl="8" w:tplc="0C0A0005" w:tentative="1">
+      <w:start w:val="1"/>
+      <w:numFmt w:val="bullet"/>
+      <w:lvlText w:val=""/>
+      <w:lvlJc w:val="left"/>
+      <w:pPr>
+        <w:ind w:left="6480" w:hanging="360"/>
+      </w:pPr>
+      <w:rPr>
+        <w:rFonts w:ascii="Wingdings" w:hAnsi="Wingdings" w:hint="default"/>
       </w:rPr>
     </w:lvl>
   </w:abstractNum>
@@ -8702,10 +9301,10 @@
     <w:abstractNumId w:val="1"/>
   </w:num>
   <w:num w:numId="3">
-    <w:abstractNumId w:val="5"/>
+    <w:abstractNumId w:val="6"/>
   </w:num>
   <w:num w:numId="4">
-    <w:abstractNumId w:val="6"/>
+    <w:abstractNumId w:val="7"/>
   </w:num>
   <w:num w:numId="5">
     <w:abstractNumId w:val="3"/>
@@ -8715,6 +9314,15 @@
   </w:num>
   <w:num w:numId="7">
     <w:abstractNumId w:val="2"/>
+  </w:num>
+  <w:num w:numId="8">
+    <w:abstractNumId w:val="5"/>
+  </w:num>
+  <w:num w:numId="9">
+    <w:abstractNumId w:val="8"/>
+  </w:num>
+  <w:num w:numId="10">
+    <w:abstractNumId w:val="9"/>
   </w:num>
 </w:numbering>
 </file>
